--- a/data/Pediatrics/Malabsorbtion corrected.docx
+++ b/data/Pediatrics/Malabsorbtion corrected.docx
@@ -25,26 +25,6 @@
     </w:p>
     <w:p>
       <w:pPr>
-        <w:spacing w:after="0" w:line="240" w:lineRule="auto"/>
-        <w:rPr>
-          <w:rFonts w:ascii="Times New Roman" w:hAnsi="Times New Roman" w:cs="Times New Roman"/>
-          <w:b/>
-          <w:sz w:val="24"/>
-          <w:szCs w:val="24"/>
-        </w:rPr>
-      </w:pPr>
-      <w:r>
-        <w:rPr>
-          <w:rFonts w:ascii="Times New Roman" w:hAnsi="Times New Roman" w:cs="Times New Roman"/>
-          <w:b/>
-          <w:sz w:val="24"/>
-          <w:szCs w:val="24"/>
-        </w:rPr>
-        <w:t xml:space="preserve">Simple choice  </w:t>
-      </w:r>
-    </w:p>
-    <w:p>
-      <w:pPr>
         <w:pStyle w:val="Paragraphedeliste"/>
         <w:numPr>
           <w:ilvl w:val="0"/>
@@ -63,7 +43,15 @@
           <w:sz w:val="24"/>
           <w:szCs w:val="24"/>
         </w:rPr>
-        <w:t xml:space="preserve"> Cystic fibrosis is: </w:t>
+        <w:t xml:space="preserve">CS. </w:t>
+      </w:r>
+      <w:r>
+        <w:rPr>
+          <w:rFonts w:ascii="Times New Roman" w:hAnsi="Times New Roman" w:cs="Times New Roman"/>
+          <w:sz w:val="24"/>
+          <w:szCs w:val="24"/>
+        </w:rPr>
+        <w:t xml:space="preserve">Cystic fibrosis is: </w:t>
       </w:r>
     </w:p>
     <w:p>
@@ -86,6 +74,14 @@
           <w:sz w:val="24"/>
           <w:szCs w:val="24"/>
         </w:rPr>
+        <w:t xml:space="preserve">[x] </w:t>
+      </w:r>
+      <w:r>
+        <w:rPr>
+          <w:rFonts w:ascii="Times New Roman" w:hAnsi="Times New Roman" w:cs="Times New Roman"/>
+          <w:sz w:val="24"/>
+          <w:szCs w:val="24"/>
+        </w:rPr>
         <w:t xml:space="preserve">Generalized </w:t>
       </w:r>
       <w:proofErr w:type="spellStart"/>
@@ -113,6 +109,24 @@
           <w:szCs w:val="24"/>
         </w:rPr>
       </w:pPr>
+      <w:proofErr w:type="gramStart"/>
+      <w:r>
+        <w:rPr>
+          <w:rFonts w:ascii="Times New Roman" w:hAnsi="Times New Roman" w:cs="Times New Roman"/>
+          <w:sz w:val="24"/>
+          <w:szCs w:val="24"/>
+        </w:rPr>
+        <w:t>[ ]</w:t>
+      </w:r>
+      <w:proofErr w:type="gramEnd"/>
+      <w:r>
+        <w:rPr>
+          <w:rFonts w:ascii="Times New Roman" w:hAnsi="Times New Roman" w:cs="Times New Roman"/>
+          <w:sz w:val="24"/>
+          <w:szCs w:val="24"/>
+        </w:rPr>
+        <w:t xml:space="preserve"> </w:t>
+      </w:r>
       <w:r>
         <w:rPr>
           <w:rFonts w:ascii="Times New Roman" w:hAnsi="Times New Roman" w:cs="Times New Roman"/>
@@ -136,6 +150,24 @@
           <w:szCs w:val="24"/>
         </w:rPr>
       </w:pPr>
+      <w:proofErr w:type="gramStart"/>
+      <w:r>
+        <w:rPr>
+          <w:rFonts w:ascii="Times New Roman" w:hAnsi="Times New Roman" w:cs="Times New Roman"/>
+          <w:sz w:val="24"/>
+          <w:szCs w:val="24"/>
+        </w:rPr>
+        <w:t>[ ]</w:t>
+      </w:r>
+      <w:proofErr w:type="gramEnd"/>
+      <w:r>
+        <w:rPr>
+          <w:rFonts w:ascii="Times New Roman" w:hAnsi="Times New Roman" w:cs="Times New Roman"/>
+          <w:sz w:val="24"/>
+          <w:szCs w:val="24"/>
+        </w:rPr>
+        <w:t xml:space="preserve"> </w:t>
+      </w:r>
       <w:r>
         <w:rPr>
           <w:rFonts w:ascii="Times New Roman" w:hAnsi="Times New Roman" w:cs="Times New Roman"/>
@@ -159,6 +191,24 @@
           <w:szCs w:val="24"/>
         </w:rPr>
       </w:pPr>
+      <w:proofErr w:type="gramStart"/>
+      <w:r>
+        <w:rPr>
+          <w:rFonts w:ascii="Times New Roman" w:hAnsi="Times New Roman" w:cs="Times New Roman"/>
+          <w:sz w:val="24"/>
+          <w:szCs w:val="24"/>
+        </w:rPr>
+        <w:t>[ ]</w:t>
+      </w:r>
+      <w:proofErr w:type="gramEnd"/>
+      <w:r>
+        <w:rPr>
+          <w:rFonts w:ascii="Times New Roman" w:hAnsi="Times New Roman" w:cs="Times New Roman"/>
+          <w:sz w:val="24"/>
+          <w:szCs w:val="24"/>
+        </w:rPr>
+        <w:t xml:space="preserve"> </w:t>
+      </w:r>
       <w:r>
         <w:rPr>
           <w:rFonts w:ascii="Times New Roman" w:hAnsi="Times New Roman" w:cs="Times New Roman"/>
@@ -182,6 +232,24 @@
           <w:szCs w:val="24"/>
         </w:rPr>
       </w:pPr>
+      <w:proofErr w:type="gramStart"/>
+      <w:r>
+        <w:rPr>
+          <w:rFonts w:ascii="Times New Roman" w:hAnsi="Times New Roman" w:cs="Times New Roman"/>
+          <w:sz w:val="24"/>
+          <w:szCs w:val="24"/>
+        </w:rPr>
+        <w:t>[ ]</w:t>
+      </w:r>
+      <w:proofErr w:type="gramEnd"/>
+      <w:r>
+        <w:rPr>
+          <w:rFonts w:ascii="Times New Roman" w:hAnsi="Times New Roman" w:cs="Times New Roman"/>
+          <w:sz w:val="24"/>
+          <w:szCs w:val="24"/>
+        </w:rPr>
+        <w:t xml:space="preserve"> </w:t>
+      </w:r>
       <w:r>
         <w:rPr>
           <w:rFonts w:ascii="Times New Roman" w:hAnsi="Times New Roman" w:cs="Times New Roman"/>
@@ -221,7 +289,23 @@
           <w:sz w:val="24"/>
           <w:szCs w:val="24"/>
         </w:rPr>
-        <w:t xml:space="preserve"> Which of the statements is characteristic </w:t>
+        <w:t xml:space="preserve"> </w:t>
+      </w:r>
+      <w:r>
+        <w:rPr>
+          <w:rFonts w:ascii="Times New Roman" w:hAnsi="Times New Roman" w:cs="Times New Roman"/>
+          <w:sz w:val="24"/>
+          <w:szCs w:val="24"/>
+        </w:rPr>
+        <w:t xml:space="preserve">CS. </w:t>
+      </w:r>
+      <w:r>
+        <w:rPr>
+          <w:rFonts w:ascii="Times New Roman" w:hAnsi="Times New Roman" w:cs="Times New Roman"/>
+          <w:sz w:val="24"/>
+          <w:szCs w:val="24"/>
+        </w:rPr>
+        <w:t xml:space="preserve">Which of the statements is characteristic </w:t>
       </w:r>
       <w:proofErr w:type="gramStart"/>
       <w:r>
@@ -256,6 +340,24 @@
           <w:szCs w:val="24"/>
         </w:rPr>
       </w:pPr>
+      <w:proofErr w:type="gramStart"/>
+      <w:r>
+        <w:rPr>
+          <w:rFonts w:ascii="Times New Roman" w:hAnsi="Times New Roman" w:cs="Times New Roman"/>
+          <w:sz w:val="24"/>
+          <w:szCs w:val="24"/>
+        </w:rPr>
+        <w:t>[ ]</w:t>
+      </w:r>
+      <w:proofErr w:type="gramEnd"/>
+      <w:r>
+        <w:rPr>
+          <w:rFonts w:ascii="Times New Roman" w:hAnsi="Times New Roman" w:cs="Times New Roman"/>
+          <w:sz w:val="24"/>
+          <w:szCs w:val="24"/>
+        </w:rPr>
+        <w:t xml:space="preserve"> </w:t>
+      </w:r>
       <w:r>
         <w:rPr>
           <w:rFonts w:ascii="Times New Roman" w:hAnsi="Times New Roman" w:cs="Times New Roman"/>
@@ -279,6 +381,24 @@
           <w:szCs w:val="24"/>
         </w:rPr>
       </w:pPr>
+      <w:proofErr w:type="gramStart"/>
+      <w:r>
+        <w:rPr>
+          <w:rFonts w:ascii="Times New Roman" w:hAnsi="Times New Roman" w:cs="Times New Roman"/>
+          <w:sz w:val="24"/>
+          <w:szCs w:val="24"/>
+        </w:rPr>
+        <w:t>[ ]</w:t>
+      </w:r>
+      <w:proofErr w:type="gramEnd"/>
+      <w:r>
+        <w:rPr>
+          <w:rFonts w:ascii="Times New Roman" w:hAnsi="Times New Roman" w:cs="Times New Roman"/>
+          <w:sz w:val="24"/>
+          <w:szCs w:val="24"/>
+        </w:rPr>
+        <w:t xml:space="preserve"> </w:t>
+      </w:r>
       <w:r>
         <w:rPr>
           <w:rFonts w:ascii="Times New Roman" w:hAnsi="Times New Roman" w:cs="Times New Roman"/>
@@ -308,6 +428,14 @@
           <w:sz w:val="24"/>
           <w:szCs w:val="24"/>
         </w:rPr>
+        <w:t xml:space="preserve">[x] </w:t>
+      </w:r>
+      <w:r>
+        <w:rPr>
+          <w:rFonts w:ascii="Times New Roman" w:hAnsi="Times New Roman" w:cs="Times New Roman"/>
+          <w:sz w:val="24"/>
+          <w:szCs w:val="24"/>
+        </w:rPr>
         <w:t>It requires exclusion of food products containing gluten</w:t>
       </w:r>
     </w:p>
@@ -325,6 +453,24 @@
           <w:szCs w:val="24"/>
         </w:rPr>
       </w:pPr>
+      <w:proofErr w:type="gramStart"/>
+      <w:r>
+        <w:rPr>
+          <w:rFonts w:ascii="Times New Roman" w:hAnsi="Times New Roman" w:cs="Times New Roman"/>
+          <w:sz w:val="24"/>
+          <w:szCs w:val="24"/>
+        </w:rPr>
+        <w:t>[ ]</w:t>
+      </w:r>
+      <w:proofErr w:type="gramEnd"/>
+      <w:r>
+        <w:rPr>
+          <w:rFonts w:ascii="Times New Roman" w:hAnsi="Times New Roman" w:cs="Times New Roman"/>
+          <w:sz w:val="24"/>
+          <w:szCs w:val="24"/>
+        </w:rPr>
+        <w:t xml:space="preserve"> </w:t>
+      </w:r>
       <w:r>
         <w:rPr>
           <w:rFonts w:ascii="Times New Roman" w:hAnsi="Times New Roman" w:cs="Times New Roman"/>
@@ -348,6 +494,24 @@
           <w:szCs w:val="24"/>
         </w:rPr>
       </w:pPr>
+      <w:proofErr w:type="gramStart"/>
+      <w:r>
+        <w:rPr>
+          <w:rFonts w:ascii="Times New Roman" w:hAnsi="Times New Roman" w:cs="Times New Roman"/>
+          <w:sz w:val="24"/>
+          <w:szCs w:val="24"/>
+        </w:rPr>
+        <w:t>[ ]</w:t>
+      </w:r>
+      <w:proofErr w:type="gramEnd"/>
+      <w:r>
+        <w:rPr>
+          <w:rFonts w:ascii="Times New Roman" w:hAnsi="Times New Roman" w:cs="Times New Roman"/>
+          <w:sz w:val="24"/>
+          <w:szCs w:val="24"/>
+        </w:rPr>
+        <w:t xml:space="preserve"> </w:t>
+      </w:r>
       <w:r>
         <w:rPr>
           <w:rFonts w:ascii="Times New Roman" w:hAnsi="Times New Roman" w:cs="Times New Roman"/>
@@ -387,6 +551,14 @@
           <w:sz w:val="24"/>
           <w:szCs w:val="24"/>
         </w:rPr>
+        <w:t xml:space="preserve">CS. </w:t>
+      </w:r>
+      <w:r>
+        <w:rPr>
+          <w:rFonts w:ascii="Times New Roman" w:hAnsi="Times New Roman" w:cs="Times New Roman"/>
+          <w:sz w:val="24"/>
+          <w:szCs w:val="24"/>
+        </w:rPr>
         <w:t>Secondary lactase deficiency is characterized by:</w:t>
       </w:r>
     </w:p>
@@ -404,6 +576,24 @@
           <w:szCs w:val="24"/>
         </w:rPr>
       </w:pPr>
+      <w:proofErr w:type="gramStart"/>
+      <w:r>
+        <w:rPr>
+          <w:rFonts w:ascii="Times New Roman" w:hAnsi="Times New Roman" w:cs="Times New Roman"/>
+          <w:sz w:val="24"/>
+          <w:szCs w:val="24"/>
+        </w:rPr>
+        <w:t>[ ]</w:t>
+      </w:r>
+      <w:proofErr w:type="gramEnd"/>
+      <w:r>
+        <w:rPr>
+          <w:rFonts w:ascii="Times New Roman" w:hAnsi="Times New Roman" w:cs="Times New Roman"/>
+          <w:sz w:val="24"/>
+          <w:szCs w:val="24"/>
+        </w:rPr>
+        <w:t xml:space="preserve"> </w:t>
+      </w:r>
       <w:r>
         <w:rPr>
           <w:rFonts w:ascii="Times New Roman" w:hAnsi="Times New Roman" w:cs="Times New Roman"/>
@@ -427,6 +617,24 @@
           <w:szCs w:val="24"/>
         </w:rPr>
       </w:pPr>
+      <w:proofErr w:type="gramStart"/>
+      <w:r>
+        <w:rPr>
+          <w:rFonts w:ascii="Times New Roman" w:hAnsi="Times New Roman" w:cs="Times New Roman"/>
+          <w:sz w:val="24"/>
+          <w:szCs w:val="24"/>
+        </w:rPr>
+        <w:t>[ ]</w:t>
+      </w:r>
+      <w:proofErr w:type="gramEnd"/>
+      <w:r>
+        <w:rPr>
+          <w:rFonts w:ascii="Times New Roman" w:hAnsi="Times New Roman" w:cs="Times New Roman"/>
+          <w:sz w:val="24"/>
+          <w:szCs w:val="24"/>
+        </w:rPr>
+        <w:t xml:space="preserve"> </w:t>
+      </w:r>
       <w:r>
         <w:rPr>
           <w:rFonts w:ascii="Times New Roman" w:hAnsi="Times New Roman" w:cs="Times New Roman"/>
@@ -450,6 +658,24 @@
           <w:szCs w:val="24"/>
         </w:rPr>
       </w:pPr>
+      <w:proofErr w:type="gramStart"/>
+      <w:r>
+        <w:rPr>
+          <w:rFonts w:ascii="Times New Roman" w:hAnsi="Times New Roman" w:cs="Times New Roman"/>
+          <w:sz w:val="24"/>
+          <w:szCs w:val="24"/>
+        </w:rPr>
+        <w:t>[ ]</w:t>
+      </w:r>
+      <w:proofErr w:type="gramEnd"/>
+      <w:r>
+        <w:rPr>
+          <w:rFonts w:ascii="Times New Roman" w:hAnsi="Times New Roman" w:cs="Times New Roman"/>
+          <w:sz w:val="24"/>
+          <w:szCs w:val="24"/>
+        </w:rPr>
+        <w:t xml:space="preserve"> </w:t>
+      </w:r>
       <w:r>
         <w:rPr>
           <w:rFonts w:ascii="Times New Roman" w:hAnsi="Times New Roman" w:cs="Times New Roman"/>
@@ -479,6 +705,14 @@
           <w:sz w:val="24"/>
           <w:szCs w:val="24"/>
         </w:rPr>
+        <w:t xml:space="preserve">[x] </w:t>
+      </w:r>
+      <w:r>
+        <w:rPr>
+          <w:rFonts w:ascii="Times New Roman" w:hAnsi="Times New Roman" w:cs="Times New Roman"/>
+          <w:sz w:val="24"/>
+          <w:szCs w:val="24"/>
+        </w:rPr>
         <w:t>It commonly occurs after acute gastrointestinal tract infections</w:t>
       </w:r>
     </w:p>
@@ -496,6 +730,24 @@
           <w:szCs w:val="24"/>
         </w:rPr>
       </w:pPr>
+      <w:proofErr w:type="gramStart"/>
+      <w:r>
+        <w:rPr>
+          <w:rFonts w:ascii="Times New Roman" w:hAnsi="Times New Roman" w:cs="Times New Roman"/>
+          <w:sz w:val="24"/>
+          <w:szCs w:val="24"/>
+        </w:rPr>
+        <w:t>[ ]</w:t>
+      </w:r>
+      <w:proofErr w:type="gramEnd"/>
+      <w:r>
+        <w:rPr>
+          <w:rFonts w:ascii="Times New Roman" w:hAnsi="Times New Roman" w:cs="Times New Roman"/>
+          <w:sz w:val="24"/>
+          <w:szCs w:val="24"/>
+        </w:rPr>
+        <w:t xml:space="preserve"> </w:t>
+      </w:r>
       <w:r>
         <w:rPr>
           <w:rFonts w:ascii="Times New Roman" w:hAnsi="Times New Roman" w:cs="Times New Roman"/>
@@ -535,7 +787,23 @@
           <w:sz w:val="24"/>
           <w:szCs w:val="24"/>
         </w:rPr>
-        <w:t xml:space="preserve"> Allergy to cow milk protein is characterized by:</w:t>
+        <w:t xml:space="preserve"> </w:t>
+      </w:r>
+      <w:r>
+        <w:rPr>
+          <w:rFonts w:ascii="Times New Roman" w:hAnsi="Times New Roman" w:cs="Times New Roman"/>
+          <w:sz w:val="24"/>
+          <w:szCs w:val="24"/>
+        </w:rPr>
+        <w:t xml:space="preserve">CS. </w:t>
+      </w:r>
+      <w:r>
+        <w:rPr>
+          <w:rFonts w:ascii="Times New Roman" w:hAnsi="Times New Roman" w:cs="Times New Roman"/>
+          <w:sz w:val="24"/>
+          <w:szCs w:val="24"/>
+        </w:rPr>
+        <w:t>Allergy to cow milk protein is characterized by:</w:t>
       </w:r>
     </w:p>
     <w:p>
@@ -552,6 +820,24 @@
           <w:szCs w:val="24"/>
         </w:rPr>
       </w:pPr>
+      <w:proofErr w:type="gramStart"/>
+      <w:r>
+        <w:rPr>
+          <w:rFonts w:ascii="Times New Roman" w:hAnsi="Times New Roman" w:cs="Times New Roman"/>
+          <w:sz w:val="24"/>
+          <w:szCs w:val="24"/>
+        </w:rPr>
+        <w:t>[ ]</w:t>
+      </w:r>
+      <w:proofErr w:type="gramEnd"/>
+      <w:r>
+        <w:rPr>
+          <w:rFonts w:ascii="Times New Roman" w:hAnsi="Times New Roman" w:cs="Times New Roman"/>
+          <w:sz w:val="24"/>
+          <w:szCs w:val="24"/>
+        </w:rPr>
+        <w:t xml:space="preserve"> </w:t>
+      </w:r>
       <w:r>
         <w:rPr>
           <w:rFonts w:ascii="Times New Roman" w:hAnsi="Times New Roman" w:cs="Times New Roman"/>
@@ -575,6 +861,24 @@
           <w:szCs w:val="24"/>
         </w:rPr>
       </w:pPr>
+      <w:proofErr w:type="gramStart"/>
+      <w:r>
+        <w:rPr>
+          <w:rFonts w:ascii="Times New Roman" w:hAnsi="Times New Roman" w:cs="Times New Roman"/>
+          <w:sz w:val="24"/>
+          <w:szCs w:val="24"/>
+        </w:rPr>
+        <w:t>[ ]</w:t>
+      </w:r>
+      <w:proofErr w:type="gramEnd"/>
+      <w:r>
+        <w:rPr>
+          <w:rFonts w:ascii="Times New Roman" w:hAnsi="Times New Roman" w:cs="Times New Roman"/>
+          <w:sz w:val="24"/>
+          <w:szCs w:val="24"/>
+        </w:rPr>
+        <w:t xml:space="preserve"> </w:t>
+      </w:r>
       <w:r>
         <w:rPr>
           <w:rFonts w:ascii="Times New Roman" w:hAnsi="Times New Roman" w:cs="Times New Roman"/>
@@ -606,6 +910,15 @@
           <w:szCs w:val="24"/>
           <w:highlight w:val="red"/>
         </w:rPr>
+        <w:t xml:space="preserve">[x] </w:t>
+      </w:r>
+      <w:r>
+        <w:rPr>
+          <w:rFonts w:ascii="Times New Roman" w:hAnsi="Times New Roman" w:cs="Times New Roman"/>
+          <w:sz w:val="24"/>
+          <w:szCs w:val="24"/>
+          <w:highlight w:val="red"/>
+        </w:rPr>
         <w:t>Allergy to</w:t>
       </w:r>
       <w:r>
@@ -614,7 +927,6 @@
           <w:sz w:val="24"/>
           <w:szCs w:val="24"/>
           <w:highlight w:val="red"/>
-          <w:lang w:val="ru-RU"/>
         </w:rPr>
         <w:t xml:space="preserve"> </w:t>
       </w:r>
@@ -642,6 +954,24 @@
           <w:szCs w:val="24"/>
         </w:rPr>
       </w:pPr>
+      <w:proofErr w:type="gramStart"/>
+      <w:r>
+        <w:rPr>
+          <w:rFonts w:ascii="Times New Roman" w:hAnsi="Times New Roman" w:cs="Times New Roman"/>
+          <w:sz w:val="24"/>
+          <w:szCs w:val="24"/>
+        </w:rPr>
+        <w:t>[ ]</w:t>
+      </w:r>
+      <w:proofErr w:type="gramEnd"/>
+      <w:r>
+        <w:rPr>
+          <w:rFonts w:ascii="Times New Roman" w:hAnsi="Times New Roman" w:cs="Times New Roman"/>
+          <w:sz w:val="24"/>
+          <w:szCs w:val="24"/>
+        </w:rPr>
+        <w:t xml:space="preserve"> </w:t>
+      </w:r>
       <w:r>
         <w:rPr>
           <w:rFonts w:ascii="Times New Roman" w:hAnsi="Times New Roman" w:cs="Times New Roman"/>
@@ -665,6 +995,24 @@
           <w:szCs w:val="24"/>
         </w:rPr>
       </w:pPr>
+      <w:proofErr w:type="gramStart"/>
+      <w:r>
+        <w:rPr>
+          <w:rFonts w:ascii="Times New Roman" w:hAnsi="Times New Roman" w:cs="Times New Roman"/>
+          <w:sz w:val="24"/>
+          <w:szCs w:val="24"/>
+        </w:rPr>
+        <w:t>[ ]</w:t>
+      </w:r>
+      <w:proofErr w:type="gramEnd"/>
+      <w:r>
+        <w:rPr>
+          <w:rFonts w:ascii="Times New Roman" w:hAnsi="Times New Roman" w:cs="Times New Roman"/>
+          <w:sz w:val="24"/>
+          <w:szCs w:val="24"/>
+        </w:rPr>
+        <w:t xml:space="preserve"> </w:t>
+      </w:r>
       <w:r>
         <w:rPr>
           <w:rFonts w:ascii="Times New Roman" w:hAnsi="Times New Roman" w:cs="Times New Roman"/>
@@ -716,6 +1064,14 @@
           <w:sz w:val="24"/>
           <w:szCs w:val="24"/>
         </w:rPr>
+        <w:t xml:space="preserve">CS. </w:t>
+      </w:r>
+      <w:r>
+        <w:rPr>
+          <w:rFonts w:ascii="Times New Roman" w:hAnsi="Times New Roman" w:cs="Times New Roman"/>
+          <w:sz w:val="24"/>
+          <w:szCs w:val="24"/>
+        </w:rPr>
         <w:t>Cow’s milk allergy in infants is:</w:t>
       </w:r>
     </w:p>
@@ -733,6 +1089,24 @@
           <w:szCs w:val="24"/>
         </w:rPr>
       </w:pPr>
+      <w:proofErr w:type="gramStart"/>
+      <w:r>
+        <w:rPr>
+          <w:rFonts w:ascii="Times New Roman" w:hAnsi="Times New Roman" w:cs="Times New Roman"/>
+          <w:sz w:val="24"/>
+          <w:szCs w:val="24"/>
+        </w:rPr>
+        <w:t>[ ]</w:t>
+      </w:r>
+      <w:proofErr w:type="gramEnd"/>
+      <w:r>
+        <w:rPr>
+          <w:rFonts w:ascii="Times New Roman" w:hAnsi="Times New Roman" w:cs="Times New Roman"/>
+          <w:sz w:val="24"/>
+          <w:szCs w:val="24"/>
+        </w:rPr>
+        <w:t xml:space="preserve"> </w:t>
+      </w:r>
       <w:r>
         <w:rPr>
           <w:rFonts w:ascii="Times New Roman" w:hAnsi="Times New Roman" w:cs="Times New Roman"/>
@@ -756,14 +1130,6 @@
           <w:szCs w:val="24"/>
         </w:rPr>
       </w:pPr>
-      <w:r>
-        <w:rPr>
-          <w:rFonts w:ascii="Times New Roman" w:hAnsi="Times New Roman" w:cs="Times New Roman"/>
-          <w:sz w:val="24"/>
-          <w:szCs w:val="24"/>
-        </w:rPr>
-        <w:t xml:space="preserve">Complication of </w:t>
-      </w:r>
       <w:proofErr w:type="gramStart"/>
       <w:r>
         <w:rPr>
@@ -771,7 +1137,7 @@
           <w:sz w:val="24"/>
           <w:szCs w:val="24"/>
         </w:rPr>
-        <w:t>the cardiovascular</w:t>
+        <w:t>[ ]</w:t>
       </w:r>
       <w:proofErr w:type="gramEnd"/>
       <w:r>
@@ -780,7 +1146,15 @@
           <w:sz w:val="24"/>
           <w:szCs w:val="24"/>
         </w:rPr>
-        <w:t xml:space="preserve"> system diseases</w:t>
+        <w:t xml:space="preserve"> </w:t>
+      </w:r>
+      <w:r>
+        <w:rPr>
+          <w:rFonts w:ascii="Times New Roman" w:hAnsi="Times New Roman" w:cs="Times New Roman"/>
+          <w:sz w:val="24"/>
+          <w:szCs w:val="24"/>
+        </w:rPr>
+        <w:t>Complication of the cardiovascular system diseases</w:t>
       </w:r>
     </w:p>
     <w:p>
@@ -797,6 +1171,24 @@
           <w:szCs w:val="24"/>
         </w:rPr>
       </w:pPr>
+      <w:proofErr w:type="gramStart"/>
+      <w:r>
+        <w:rPr>
+          <w:rFonts w:ascii="Times New Roman" w:hAnsi="Times New Roman" w:cs="Times New Roman"/>
+          <w:sz w:val="24"/>
+          <w:szCs w:val="24"/>
+        </w:rPr>
+        <w:t>[ ]</w:t>
+      </w:r>
+      <w:proofErr w:type="gramEnd"/>
+      <w:r>
+        <w:rPr>
+          <w:rFonts w:ascii="Times New Roman" w:hAnsi="Times New Roman" w:cs="Times New Roman"/>
+          <w:sz w:val="24"/>
+          <w:szCs w:val="24"/>
+        </w:rPr>
+        <w:t xml:space="preserve"> </w:t>
+      </w:r>
       <w:r>
         <w:rPr>
           <w:rFonts w:ascii="Times New Roman" w:hAnsi="Times New Roman" w:cs="Times New Roman"/>
@@ -826,7 +1218,7 @@
           <w:sz w:val="24"/>
           <w:szCs w:val="24"/>
         </w:rPr>
-        <w:t xml:space="preserve">The first allergic disease in </w:t>
+        <w:t xml:space="preserve">[x] </w:t>
       </w:r>
       <w:proofErr w:type="gramStart"/>
       <w:r>
@@ -835,6 +1227,24 @@
           <w:sz w:val="24"/>
           <w:szCs w:val="24"/>
         </w:rPr>
+        <w:t>The</w:t>
+      </w:r>
+      <w:proofErr w:type="gramEnd"/>
+      <w:r>
+        <w:rPr>
+          <w:rFonts w:ascii="Times New Roman" w:hAnsi="Times New Roman" w:cs="Times New Roman"/>
+          <w:sz w:val="24"/>
+          <w:szCs w:val="24"/>
+        </w:rPr>
+        <w:t xml:space="preserve"> first allergic disease in </w:t>
+      </w:r>
+      <w:proofErr w:type="gramStart"/>
+      <w:r>
+        <w:rPr>
+          <w:rFonts w:ascii="Times New Roman" w:hAnsi="Times New Roman" w:cs="Times New Roman"/>
+          <w:sz w:val="24"/>
+          <w:szCs w:val="24"/>
+        </w:rPr>
         <w:t>the ”atopic</w:t>
       </w:r>
       <w:proofErr w:type="gramEnd"/>
@@ -861,6 +1271,24 @@
           <w:szCs w:val="24"/>
         </w:rPr>
       </w:pPr>
+      <w:proofErr w:type="gramStart"/>
+      <w:r>
+        <w:rPr>
+          <w:rFonts w:ascii="Times New Roman" w:hAnsi="Times New Roman" w:cs="Times New Roman"/>
+          <w:sz w:val="24"/>
+          <w:szCs w:val="24"/>
+        </w:rPr>
+        <w:t>[ ]</w:t>
+      </w:r>
+      <w:proofErr w:type="gramEnd"/>
+      <w:r>
+        <w:rPr>
+          <w:rFonts w:ascii="Times New Roman" w:hAnsi="Times New Roman" w:cs="Times New Roman"/>
+          <w:sz w:val="24"/>
+          <w:szCs w:val="24"/>
+        </w:rPr>
+        <w:t xml:space="preserve"> </w:t>
+      </w:r>
       <w:r>
         <w:rPr>
           <w:rFonts w:ascii="Times New Roman" w:hAnsi="Times New Roman" w:cs="Times New Roman"/>
@@ -900,6 +1328,14 @@
           <w:sz w:val="24"/>
           <w:szCs w:val="24"/>
         </w:rPr>
+        <w:t xml:space="preserve">CS. </w:t>
+      </w:r>
+      <w:r>
+        <w:rPr>
+          <w:rFonts w:ascii="Times New Roman" w:hAnsi="Times New Roman" w:cs="Times New Roman"/>
+          <w:sz w:val="24"/>
+          <w:szCs w:val="24"/>
+        </w:rPr>
         <w:t xml:space="preserve">Choose </w:t>
       </w:r>
       <w:proofErr w:type="gramStart"/>
@@ -941,6 +1377,14 @@
           <w:sz w:val="24"/>
           <w:szCs w:val="24"/>
         </w:rPr>
+        <w:t xml:space="preserve">[x] </w:t>
+      </w:r>
+      <w:r>
+        <w:rPr>
+          <w:rFonts w:ascii="Times New Roman" w:hAnsi="Times New Roman" w:cs="Times New Roman"/>
+          <w:sz w:val="24"/>
+          <w:szCs w:val="24"/>
+        </w:rPr>
         <w:t xml:space="preserve">Vomiting </w:t>
       </w:r>
     </w:p>
@@ -958,6 +1402,24 @@
           <w:szCs w:val="24"/>
         </w:rPr>
       </w:pPr>
+      <w:proofErr w:type="gramStart"/>
+      <w:r>
+        <w:rPr>
+          <w:rFonts w:ascii="Times New Roman" w:hAnsi="Times New Roman" w:cs="Times New Roman"/>
+          <w:sz w:val="24"/>
+          <w:szCs w:val="24"/>
+        </w:rPr>
+        <w:t>[ ]</w:t>
+      </w:r>
+      <w:proofErr w:type="gramEnd"/>
+      <w:r>
+        <w:rPr>
+          <w:rFonts w:ascii="Times New Roman" w:hAnsi="Times New Roman" w:cs="Times New Roman"/>
+          <w:sz w:val="24"/>
+          <w:szCs w:val="24"/>
+        </w:rPr>
+        <w:t xml:space="preserve"> </w:t>
+      </w:r>
       <w:r>
         <w:rPr>
           <w:rFonts w:ascii="Times New Roman" w:hAnsi="Times New Roman" w:cs="Times New Roman"/>
@@ -981,6 +1443,24 @@
           <w:szCs w:val="24"/>
         </w:rPr>
       </w:pPr>
+      <w:proofErr w:type="gramStart"/>
+      <w:r>
+        <w:rPr>
+          <w:rFonts w:ascii="Times New Roman" w:hAnsi="Times New Roman" w:cs="Times New Roman"/>
+          <w:sz w:val="24"/>
+          <w:szCs w:val="24"/>
+        </w:rPr>
+        <w:t>[ ]</w:t>
+      </w:r>
+      <w:proofErr w:type="gramEnd"/>
+      <w:r>
+        <w:rPr>
+          <w:rFonts w:ascii="Times New Roman" w:hAnsi="Times New Roman" w:cs="Times New Roman"/>
+          <w:sz w:val="24"/>
+          <w:szCs w:val="24"/>
+        </w:rPr>
+        <w:t xml:space="preserve"> </w:t>
+      </w:r>
       <w:r>
         <w:rPr>
           <w:rFonts w:ascii="Times New Roman" w:hAnsi="Times New Roman" w:cs="Times New Roman"/>
@@ -1004,6 +1484,24 @@
           <w:szCs w:val="24"/>
         </w:rPr>
       </w:pPr>
+      <w:proofErr w:type="gramStart"/>
+      <w:r>
+        <w:rPr>
+          <w:rFonts w:ascii="Times New Roman" w:hAnsi="Times New Roman" w:cs="Times New Roman"/>
+          <w:sz w:val="24"/>
+          <w:szCs w:val="24"/>
+        </w:rPr>
+        <w:t>[ ]</w:t>
+      </w:r>
+      <w:proofErr w:type="gramEnd"/>
+      <w:r>
+        <w:rPr>
+          <w:rFonts w:ascii="Times New Roman" w:hAnsi="Times New Roman" w:cs="Times New Roman"/>
+          <w:sz w:val="24"/>
+          <w:szCs w:val="24"/>
+        </w:rPr>
+        <w:t xml:space="preserve"> </w:t>
+      </w:r>
       <w:r>
         <w:rPr>
           <w:rFonts w:ascii="Times New Roman" w:hAnsi="Times New Roman" w:cs="Times New Roman"/>
@@ -1027,6 +1525,24 @@
           <w:szCs w:val="24"/>
         </w:rPr>
       </w:pPr>
+      <w:proofErr w:type="gramStart"/>
+      <w:r>
+        <w:rPr>
+          <w:rFonts w:ascii="Times New Roman" w:hAnsi="Times New Roman" w:cs="Times New Roman"/>
+          <w:sz w:val="24"/>
+          <w:szCs w:val="24"/>
+        </w:rPr>
+        <w:t>[ ]</w:t>
+      </w:r>
+      <w:proofErr w:type="gramEnd"/>
+      <w:r>
+        <w:rPr>
+          <w:rFonts w:ascii="Times New Roman" w:hAnsi="Times New Roman" w:cs="Times New Roman"/>
+          <w:sz w:val="24"/>
+          <w:szCs w:val="24"/>
+        </w:rPr>
+        <w:t xml:space="preserve"> </w:t>
+      </w:r>
       <w:r>
         <w:rPr>
           <w:rFonts w:ascii="Times New Roman" w:hAnsi="Times New Roman" w:cs="Times New Roman"/>
@@ -1060,6 +1576,14 @@
           <w:szCs w:val="24"/>
         </w:rPr>
       </w:pPr>
+      <w:r>
+        <w:rPr>
+          <w:rFonts w:ascii="Times New Roman" w:hAnsi="Times New Roman" w:cs="Times New Roman"/>
+          <w:sz w:val="24"/>
+          <w:szCs w:val="24"/>
+        </w:rPr>
+        <w:t xml:space="preserve">CS. </w:t>
+      </w:r>
       <w:proofErr w:type="gramStart"/>
       <w:r>
         <w:rPr>
@@ -1093,6 +1617,24 @@
           <w:szCs w:val="24"/>
         </w:rPr>
       </w:pPr>
+      <w:proofErr w:type="gramStart"/>
+      <w:r>
+        <w:rPr>
+          <w:rFonts w:ascii="Times New Roman" w:hAnsi="Times New Roman" w:cs="Times New Roman"/>
+          <w:sz w:val="24"/>
+          <w:szCs w:val="24"/>
+        </w:rPr>
+        <w:t>[ ]</w:t>
+      </w:r>
+      <w:proofErr w:type="gramEnd"/>
+      <w:r>
+        <w:rPr>
+          <w:rFonts w:ascii="Times New Roman" w:hAnsi="Times New Roman" w:cs="Times New Roman"/>
+          <w:sz w:val="24"/>
+          <w:szCs w:val="24"/>
+        </w:rPr>
+        <w:t xml:space="preserve"> </w:t>
+      </w:r>
       <w:r>
         <w:rPr>
           <w:rFonts w:ascii="Times New Roman" w:hAnsi="Times New Roman" w:cs="Times New Roman"/>
@@ -1116,6 +1658,24 @@
           <w:szCs w:val="24"/>
         </w:rPr>
       </w:pPr>
+      <w:proofErr w:type="gramStart"/>
+      <w:r>
+        <w:rPr>
+          <w:rFonts w:ascii="Times New Roman" w:hAnsi="Times New Roman" w:cs="Times New Roman"/>
+          <w:sz w:val="24"/>
+          <w:szCs w:val="24"/>
+        </w:rPr>
+        <w:t>[ ]</w:t>
+      </w:r>
+      <w:proofErr w:type="gramEnd"/>
+      <w:r>
+        <w:rPr>
+          <w:rFonts w:ascii="Times New Roman" w:hAnsi="Times New Roman" w:cs="Times New Roman"/>
+          <w:sz w:val="24"/>
+          <w:szCs w:val="24"/>
+        </w:rPr>
+        <w:t xml:space="preserve"> </w:t>
+      </w:r>
       <w:r>
         <w:rPr>
           <w:rFonts w:ascii="Times New Roman" w:hAnsi="Times New Roman" w:cs="Times New Roman"/>
@@ -1145,6 +1705,14 @@
           <w:sz w:val="24"/>
           <w:szCs w:val="24"/>
         </w:rPr>
+        <w:t xml:space="preserve">[x] </w:t>
+      </w:r>
+      <w:r>
+        <w:rPr>
+          <w:rFonts w:ascii="Times New Roman" w:hAnsi="Times New Roman" w:cs="Times New Roman"/>
+          <w:sz w:val="24"/>
+          <w:szCs w:val="24"/>
+        </w:rPr>
         <w:t>allergic enteropathy</w:t>
       </w:r>
     </w:p>
@@ -1162,6 +1730,24 @@
           <w:szCs w:val="24"/>
         </w:rPr>
       </w:pPr>
+      <w:proofErr w:type="gramStart"/>
+      <w:r>
+        <w:rPr>
+          <w:rFonts w:ascii="Times New Roman" w:hAnsi="Times New Roman" w:cs="Times New Roman"/>
+          <w:sz w:val="24"/>
+          <w:szCs w:val="24"/>
+        </w:rPr>
+        <w:t>[ ]</w:t>
+      </w:r>
+      <w:proofErr w:type="gramEnd"/>
+      <w:r>
+        <w:rPr>
+          <w:rFonts w:ascii="Times New Roman" w:hAnsi="Times New Roman" w:cs="Times New Roman"/>
+          <w:sz w:val="24"/>
+          <w:szCs w:val="24"/>
+        </w:rPr>
+        <w:t xml:space="preserve"> </w:t>
+      </w:r>
       <w:r>
         <w:rPr>
           <w:rFonts w:ascii="Times New Roman" w:hAnsi="Times New Roman" w:cs="Times New Roman"/>
@@ -1185,6 +1771,24 @@
           <w:szCs w:val="24"/>
         </w:rPr>
       </w:pPr>
+      <w:proofErr w:type="gramStart"/>
+      <w:r>
+        <w:rPr>
+          <w:rFonts w:ascii="Times New Roman" w:hAnsi="Times New Roman" w:cs="Times New Roman"/>
+          <w:sz w:val="24"/>
+          <w:szCs w:val="24"/>
+        </w:rPr>
+        <w:t>[ ]</w:t>
+      </w:r>
+      <w:proofErr w:type="gramEnd"/>
+      <w:r>
+        <w:rPr>
+          <w:rFonts w:ascii="Times New Roman" w:hAnsi="Times New Roman" w:cs="Times New Roman"/>
+          <w:sz w:val="24"/>
+          <w:szCs w:val="24"/>
+        </w:rPr>
+        <w:t xml:space="preserve"> </w:t>
+      </w:r>
       <w:r>
         <w:rPr>
           <w:rFonts w:ascii="Times New Roman" w:hAnsi="Times New Roman" w:cs="Times New Roman"/>
@@ -1225,6 +1829,14 @@
           <w:sz w:val="24"/>
           <w:szCs w:val="24"/>
         </w:rPr>
+        <w:t xml:space="preserve">CS. </w:t>
+      </w:r>
+      <w:r>
+        <w:rPr>
+          <w:rFonts w:ascii="Times New Roman" w:hAnsi="Times New Roman" w:cs="Times New Roman"/>
+          <w:sz w:val="24"/>
+          <w:szCs w:val="24"/>
+        </w:rPr>
         <w:t>What causes cystic fibrosis?</w:t>
       </w:r>
     </w:p>
@@ -1242,6 +1854,24 @@
           <w:szCs w:val="24"/>
         </w:rPr>
       </w:pPr>
+      <w:proofErr w:type="gramStart"/>
+      <w:r>
+        <w:rPr>
+          <w:rFonts w:ascii="Times New Roman" w:hAnsi="Times New Roman" w:cs="Times New Roman"/>
+          <w:sz w:val="24"/>
+          <w:szCs w:val="24"/>
+        </w:rPr>
+        <w:t>[ ]</w:t>
+      </w:r>
+      <w:proofErr w:type="gramEnd"/>
+      <w:r>
+        <w:rPr>
+          <w:rFonts w:ascii="Times New Roman" w:hAnsi="Times New Roman" w:cs="Times New Roman"/>
+          <w:sz w:val="24"/>
+          <w:szCs w:val="24"/>
+        </w:rPr>
+        <w:t xml:space="preserve"> </w:t>
+      </w:r>
       <w:r>
         <w:rPr>
           <w:rFonts w:ascii="Times New Roman" w:hAnsi="Times New Roman" w:cs="Times New Roman"/>
@@ -1271,6 +1901,14 @@
           <w:sz w:val="24"/>
           <w:szCs w:val="24"/>
         </w:rPr>
+        <w:t xml:space="preserve">[x] </w:t>
+      </w:r>
+      <w:r>
+        <w:rPr>
+          <w:rFonts w:ascii="Times New Roman" w:hAnsi="Times New Roman" w:cs="Times New Roman"/>
+          <w:sz w:val="24"/>
+          <w:szCs w:val="24"/>
+        </w:rPr>
         <w:t>Monogenic disorder</w:t>
       </w:r>
     </w:p>
@@ -1288,6 +1926,7 @@
           <w:szCs w:val="24"/>
         </w:rPr>
       </w:pPr>
+      <w:proofErr w:type="gramStart"/>
       <w:r>
         <w:rPr>
           <w:rFonts w:ascii="Times New Roman" w:hAnsi="Times New Roman" w:cs="Times New Roman"/>
@@ -1295,6 +1934,23 @@
           <w:szCs w:val="24"/>
         </w:rPr>
         <w:lastRenderedPageBreak/>
+        <w:t>[ ]</w:t>
+      </w:r>
+      <w:proofErr w:type="gramEnd"/>
+      <w:r>
+        <w:rPr>
+          <w:rFonts w:ascii="Times New Roman" w:hAnsi="Times New Roman" w:cs="Times New Roman"/>
+          <w:sz w:val="24"/>
+          <w:szCs w:val="24"/>
+        </w:rPr>
+        <w:t xml:space="preserve"> </w:t>
+      </w:r>
+      <w:r>
+        <w:rPr>
+          <w:rFonts w:ascii="Times New Roman" w:hAnsi="Times New Roman" w:cs="Times New Roman"/>
+          <w:sz w:val="24"/>
+          <w:szCs w:val="24"/>
+        </w:rPr>
         <w:t>Acquired disease</w:t>
       </w:r>
     </w:p>
@@ -1319,6 +1975,24 @@
           <w:sz w:val="24"/>
           <w:szCs w:val="24"/>
         </w:rPr>
+        <w:t>[ ]</w:t>
+      </w:r>
+      <w:proofErr w:type="gramEnd"/>
+      <w:r>
+        <w:rPr>
+          <w:rFonts w:ascii="Times New Roman" w:hAnsi="Times New Roman" w:cs="Times New Roman"/>
+          <w:sz w:val="24"/>
+          <w:szCs w:val="24"/>
+        </w:rPr>
+        <w:t xml:space="preserve"> </w:t>
+      </w:r>
+      <w:proofErr w:type="gramStart"/>
+      <w:r>
+        <w:rPr>
+          <w:rFonts w:ascii="Times New Roman" w:hAnsi="Times New Roman" w:cs="Times New Roman"/>
+          <w:sz w:val="24"/>
+          <w:szCs w:val="24"/>
+        </w:rPr>
         <w:t>Chromosomal  aberration</w:t>
       </w:r>
       <w:proofErr w:type="gramEnd"/>
@@ -1345,6 +2019,24 @@
           <w:szCs w:val="24"/>
         </w:rPr>
       </w:pPr>
+      <w:proofErr w:type="gramStart"/>
+      <w:r>
+        <w:rPr>
+          <w:rFonts w:ascii="Times New Roman" w:hAnsi="Times New Roman" w:cs="Times New Roman"/>
+          <w:sz w:val="24"/>
+          <w:szCs w:val="24"/>
+        </w:rPr>
+        <w:t>[ ]</w:t>
+      </w:r>
+      <w:proofErr w:type="gramEnd"/>
+      <w:r>
+        <w:rPr>
+          <w:rFonts w:ascii="Times New Roman" w:hAnsi="Times New Roman" w:cs="Times New Roman"/>
+          <w:sz w:val="24"/>
+          <w:szCs w:val="24"/>
+        </w:rPr>
+        <w:t xml:space="preserve"> </w:t>
+      </w:r>
       <w:r>
         <w:rPr>
           <w:rFonts w:ascii="Times New Roman" w:hAnsi="Times New Roman" w:cs="Times New Roman"/>
@@ -1384,7 +2076,23 @@
           <w:sz w:val="24"/>
           <w:szCs w:val="24"/>
         </w:rPr>
-        <w:t xml:space="preserve"> Which group of cells is affected in cystic fibrosis:</w:t>
+        <w:t xml:space="preserve"> </w:t>
+      </w:r>
+      <w:r>
+        <w:rPr>
+          <w:rFonts w:ascii="Times New Roman" w:hAnsi="Times New Roman" w:cs="Times New Roman"/>
+          <w:sz w:val="24"/>
+          <w:szCs w:val="24"/>
+        </w:rPr>
+        <w:t xml:space="preserve">CS. </w:t>
+      </w:r>
+      <w:r>
+        <w:rPr>
+          <w:rFonts w:ascii="Times New Roman" w:hAnsi="Times New Roman" w:cs="Times New Roman"/>
+          <w:sz w:val="24"/>
+          <w:szCs w:val="24"/>
+        </w:rPr>
+        <w:t>Which group of cells is affected in cystic fibrosis:</w:t>
       </w:r>
     </w:p>
     <w:p>
@@ -1401,6 +2109,24 @@
           <w:szCs w:val="24"/>
         </w:rPr>
       </w:pPr>
+      <w:proofErr w:type="gramStart"/>
+      <w:r>
+        <w:rPr>
+          <w:rFonts w:ascii="Times New Roman" w:hAnsi="Times New Roman" w:cs="Times New Roman"/>
+          <w:sz w:val="24"/>
+          <w:szCs w:val="24"/>
+        </w:rPr>
+        <w:t>[ ]</w:t>
+      </w:r>
+      <w:proofErr w:type="gramEnd"/>
+      <w:r>
+        <w:rPr>
+          <w:rFonts w:ascii="Times New Roman" w:hAnsi="Times New Roman" w:cs="Times New Roman"/>
+          <w:sz w:val="24"/>
+          <w:szCs w:val="24"/>
+        </w:rPr>
+        <w:t xml:space="preserve"> </w:t>
+      </w:r>
       <w:r>
         <w:rPr>
           <w:rFonts w:ascii="Times New Roman" w:hAnsi="Times New Roman" w:cs="Times New Roman"/>
@@ -1424,6 +2150,24 @@
           <w:szCs w:val="24"/>
         </w:rPr>
       </w:pPr>
+      <w:proofErr w:type="gramStart"/>
+      <w:r>
+        <w:rPr>
+          <w:rFonts w:ascii="Times New Roman" w:hAnsi="Times New Roman" w:cs="Times New Roman"/>
+          <w:sz w:val="24"/>
+          <w:szCs w:val="24"/>
+        </w:rPr>
+        <w:t>[ ]</w:t>
+      </w:r>
+      <w:proofErr w:type="gramEnd"/>
+      <w:r>
+        <w:rPr>
+          <w:rFonts w:ascii="Times New Roman" w:hAnsi="Times New Roman" w:cs="Times New Roman"/>
+          <w:sz w:val="24"/>
+          <w:szCs w:val="24"/>
+        </w:rPr>
+        <w:t xml:space="preserve"> </w:t>
+      </w:r>
       <w:r>
         <w:rPr>
           <w:rFonts w:ascii="Times New Roman" w:hAnsi="Times New Roman" w:cs="Times New Roman"/>
@@ -1447,6 +2191,24 @@
           <w:szCs w:val="24"/>
         </w:rPr>
       </w:pPr>
+      <w:proofErr w:type="gramStart"/>
+      <w:r>
+        <w:rPr>
+          <w:rFonts w:ascii="Times New Roman" w:hAnsi="Times New Roman" w:cs="Times New Roman"/>
+          <w:sz w:val="24"/>
+          <w:szCs w:val="24"/>
+        </w:rPr>
+        <w:t>[ ]</w:t>
+      </w:r>
+      <w:proofErr w:type="gramEnd"/>
+      <w:r>
+        <w:rPr>
+          <w:rFonts w:ascii="Times New Roman" w:hAnsi="Times New Roman" w:cs="Times New Roman"/>
+          <w:sz w:val="24"/>
+          <w:szCs w:val="24"/>
+        </w:rPr>
+        <w:t xml:space="preserve"> </w:t>
+      </w:r>
       <w:r>
         <w:rPr>
           <w:rFonts w:ascii="Times New Roman" w:hAnsi="Times New Roman" w:cs="Times New Roman"/>
@@ -1476,6 +2238,14 @@
           <w:sz w:val="24"/>
           <w:szCs w:val="24"/>
         </w:rPr>
+        <w:t xml:space="preserve">[x] </w:t>
+      </w:r>
+      <w:r>
+        <w:rPr>
+          <w:rFonts w:ascii="Times New Roman" w:hAnsi="Times New Roman" w:cs="Times New Roman"/>
+          <w:sz w:val="24"/>
+          <w:szCs w:val="24"/>
+        </w:rPr>
         <w:t>Exocrine glands</w:t>
       </w:r>
     </w:p>
@@ -1493,6 +2263,24 @@
           <w:szCs w:val="24"/>
         </w:rPr>
       </w:pPr>
+      <w:proofErr w:type="gramStart"/>
+      <w:r>
+        <w:rPr>
+          <w:rFonts w:ascii="Times New Roman" w:hAnsi="Times New Roman" w:cs="Times New Roman"/>
+          <w:sz w:val="24"/>
+          <w:szCs w:val="24"/>
+        </w:rPr>
+        <w:t>[ ]</w:t>
+      </w:r>
+      <w:proofErr w:type="gramEnd"/>
+      <w:r>
+        <w:rPr>
+          <w:rFonts w:ascii="Times New Roman" w:hAnsi="Times New Roman" w:cs="Times New Roman"/>
+          <w:sz w:val="24"/>
+          <w:szCs w:val="24"/>
+        </w:rPr>
+        <w:t xml:space="preserve"> </w:t>
+      </w:r>
       <w:r>
         <w:rPr>
           <w:rFonts w:ascii="Times New Roman" w:hAnsi="Times New Roman" w:cs="Times New Roman"/>
@@ -1532,7 +2320,23 @@
           <w:sz w:val="24"/>
           <w:szCs w:val="24"/>
         </w:rPr>
-        <w:t xml:space="preserve"> The neonatal onset of cystic fibrosis is represented by:</w:t>
+        <w:t xml:space="preserve"> </w:t>
+      </w:r>
+      <w:r>
+        <w:rPr>
+          <w:rFonts w:ascii="Times New Roman" w:hAnsi="Times New Roman" w:cs="Times New Roman"/>
+          <w:sz w:val="24"/>
+          <w:szCs w:val="24"/>
+        </w:rPr>
+        <w:t xml:space="preserve">CS. </w:t>
+      </w:r>
+      <w:r>
+        <w:rPr>
+          <w:rFonts w:ascii="Times New Roman" w:hAnsi="Times New Roman" w:cs="Times New Roman"/>
+          <w:sz w:val="24"/>
+          <w:szCs w:val="24"/>
+        </w:rPr>
+        <w:t>The neonatal onset of cystic fibrosis is represented by:</w:t>
       </w:r>
     </w:p>
     <w:p>
@@ -1549,6 +2353,24 @@
           <w:szCs w:val="24"/>
         </w:rPr>
       </w:pPr>
+      <w:proofErr w:type="gramStart"/>
+      <w:r>
+        <w:rPr>
+          <w:rFonts w:ascii="Times New Roman" w:hAnsi="Times New Roman" w:cs="Times New Roman"/>
+          <w:sz w:val="24"/>
+          <w:szCs w:val="24"/>
+        </w:rPr>
+        <w:t>[ ]</w:t>
+      </w:r>
+      <w:proofErr w:type="gramEnd"/>
+      <w:r>
+        <w:rPr>
+          <w:rFonts w:ascii="Times New Roman" w:hAnsi="Times New Roman" w:cs="Times New Roman"/>
+          <w:sz w:val="24"/>
+          <w:szCs w:val="24"/>
+        </w:rPr>
+        <w:t xml:space="preserve"> </w:t>
+      </w:r>
       <w:r>
         <w:rPr>
           <w:rFonts w:ascii="Times New Roman" w:hAnsi="Times New Roman" w:cs="Times New Roman"/>
@@ -1572,6 +2394,24 @@
           <w:szCs w:val="24"/>
         </w:rPr>
       </w:pPr>
+      <w:proofErr w:type="gramStart"/>
+      <w:r>
+        <w:rPr>
+          <w:rFonts w:ascii="Times New Roman" w:hAnsi="Times New Roman" w:cs="Times New Roman"/>
+          <w:sz w:val="24"/>
+          <w:szCs w:val="24"/>
+        </w:rPr>
+        <w:t>[ ]</w:t>
+      </w:r>
+      <w:proofErr w:type="gramEnd"/>
+      <w:r>
+        <w:rPr>
+          <w:rFonts w:ascii="Times New Roman" w:hAnsi="Times New Roman" w:cs="Times New Roman"/>
+          <w:sz w:val="24"/>
+          <w:szCs w:val="24"/>
+        </w:rPr>
+        <w:t xml:space="preserve"> </w:t>
+      </w:r>
       <w:r>
         <w:rPr>
           <w:rFonts w:ascii="Times New Roman" w:hAnsi="Times New Roman" w:cs="Times New Roman"/>
@@ -1601,6 +2441,14 @@
           <w:sz w:val="24"/>
           <w:szCs w:val="24"/>
         </w:rPr>
+        <w:t xml:space="preserve">[x] </w:t>
+      </w:r>
+      <w:r>
+        <w:rPr>
+          <w:rFonts w:ascii="Times New Roman" w:hAnsi="Times New Roman" w:cs="Times New Roman"/>
+          <w:sz w:val="24"/>
+          <w:szCs w:val="24"/>
+        </w:rPr>
         <w:t>Meconium ileus</w:t>
       </w:r>
     </w:p>
@@ -1618,6 +2466,24 @@
           <w:szCs w:val="24"/>
         </w:rPr>
       </w:pPr>
+      <w:proofErr w:type="gramStart"/>
+      <w:r>
+        <w:rPr>
+          <w:rFonts w:ascii="Times New Roman" w:hAnsi="Times New Roman" w:cs="Times New Roman"/>
+          <w:sz w:val="24"/>
+          <w:szCs w:val="24"/>
+        </w:rPr>
+        <w:t>[ ]</w:t>
+      </w:r>
+      <w:proofErr w:type="gramEnd"/>
+      <w:r>
+        <w:rPr>
+          <w:rFonts w:ascii="Times New Roman" w:hAnsi="Times New Roman" w:cs="Times New Roman"/>
+          <w:sz w:val="24"/>
+          <w:szCs w:val="24"/>
+        </w:rPr>
+        <w:t xml:space="preserve"> </w:t>
+      </w:r>
       <w:r>
         <w:rPr>
           <w:rFonts w:ascii="Times New Roman" w:hAnsi="Times New Roman" w:cs="Times New Roman"/>
@@ -1641,6 +2507,24 @@
           <w:szCs w:val="24"/>
         </w:rPr>
       </w:pPr>
+      <w:proofErr w:type="gramStart"/>
+      <w:r>
+        <w:rPr>
+          <w:rFonts w:ascii="Times New Roman" w:hAnsi="Times New Roman" w:cs="Times New Roman"/>
+          <w:sz w:val="24"/>
+          <w:szCs w:val="24"/>
+        </w:rPr>
+        <w:t>[ ]</w:t>
+      </w:r>
+      <w:proofErr w:type="gramEnd"/>
+      <w:r>
+        <w:rPr>
+          <w:rFonts w:ascii="Times New Roman" w:hAnsi="Times New Roman" w:cs="Times New Roman"/>
+          <w:sz w:val="24"/>
+          <w:szCs w:val="24"/>
+        </w:rPr>
+        <w:t xml:space="preserve"> </w:t>
+      </w:r>
       <w:r>
         <w:rPr>
           <w:rFonts w:ascii="Times New Roman" w:hAnsi="Times New Roman" w:cs="Times New Roman"/>
@@ -1681,6 +2565,14 @@
           <w:sz w:val="24"/>
           <w:szCs w:val="24"/>
         </w:rPr>
+        <w:t xml:space="preserve">CS. </w:t>
+      </w:r>
+      <w:r>
+        <w:rPr>
+          <w:rFonts w:ascii="Times New Roman" w:hAnsi="Times New Roman" w:cs="Times New Roman"/>
+          <w:sz w:val="24"/>
+          <w:szCs w:val="24"/>
+        </w:rPr>
         <w:t>Specify the pathophysiology of digestive affection in cystic fibrosis:</w:t>
       </w:r>
     </w:p>
@@ -1698,6 +2590,24 @@
           <w:szCs w:val="24"/>
         </w:rPr>
       </w:pPr>
+      <w:proofErr w:type="gramStart"/>
+      <w:r>
+        <w:rPr>
+          <w:rFonts w:ascii="Times New Roman" w:hAnsi="Times New Roman" w:cs="Times New Roman"/>
+          <w:sz w:val="24"/>
+          <w:szCs w:val="24"/>
+        </w:rPr>
+        <w:t>[ ]</w:t>
+      </w:r>
+      <w:proofErr w:type="gramEnd"/>
+      <w:r>
+        <w:rPr>
+          <w:rFonts w:ascii="Times New Roman" w:hAnsi="Times New Roman" w:cs="Times New Roman"/>
+          <w:sz w:val="24"/>
+          <w:szCs w:val="24"/>
+        </w:rPr>
+        <w:t xml:space="preserve"> </w:t>
+      </w:r>
       <w:r>
         <w:rPr>
           <w:rFonts w:ascii="Times New Roman" w:hAnsi="Times New Roman" w:cs="Times New Roman"/>
@@ -1727,6 +2637,14 @@
           <w:sz w:val="24"/>
           <w:szCs w:val="24"/>
         </w:rPr>
+        <w:t xml:space="preserve">[x] </w:t>
+      </w:r>
+      <w:r>
+        <w:rPr>
+          <w:rFonts w:ascii="Times New Roman" w:hAnsi="Times New Roman" w:cs="Times New Roman"/>
+          <w:sz w:val="24"/>
+          <w:szCs w:val="24"/>
+        </w:rPr>
         <w:t xml:space="preserve">Maldigestion </w:t>
       </w:r>
     </w:p>
@@ -1744,6 +2662,24 @@
           <w:szCs w:val="24"/>
         </w:rPr>
       </w:pPr>
+      <w:proofErr w:type="gramStart"/>
+      <w:r>
+        <w:rPr>
+          <w:rFonts w:ascii="Times New Roman" w:hAnsi="Times New Roman" w:cs="Times New Roman"/>
+          <w:sz w:val="24"/>
+          <w:szCs w:val="24"/>
+        </w:rPr>
+        <w:t>[ ]</w:t>
+      </w:r>
+      <w:proofErr w:type="gramEnd"/>
+      <w:r>
+        <w:rPr>
+          <w:rFonts w:ascii="Times New Roman" w:hAnsi="Times New Roman" w:cs="Times New Roman"/>
+          <w:sz w:val="24"/>
+          <w:szCs w:val="24"/>
+        </w:rPr>
+        <w:t xml:space="preserve"> </w:t>
+      </w:r>
       <w:r>
         <w:rPr>
           <w:rFonts w:ascii="Times New Roman" w:hAnsi="Times New Roman" w:cs="Times New Roman"/>
@@ -1767,6 +2703,24 @@
           <w:szCs w:val="24"/>
         </w:rPr>
       </w:pPr>
+      <w:proofErr w:type="gramStart"/>
+      <w:r>
+        <w:rPr>
+          <w:rFonts w:ascii="Times New Roman" w:hAnsi="Times New Roman" w:cs="Times New Roman"/>
+          <w:sz w:val="24"/>
+          <w:szCs w:val="24"/>
+        </w:rPr>
+        <w:t>[ ]</w:t>
+      </w:r>
+      <w:proofErr w:type="gramEnd"/>
+      <w:r>
+        <w:rPr>
+          <w:rFonts w:ascii="Times New Roman" w:hAnsi="Times New Roman" w:cs="Times New Roman"/>
+          <w:sz w:val="24"/>
+          <w:szCs w:val="24"/>
+        </w:rPr>
+        <w:t xml:space="preserve"> </w:t>
+      </w:r>
       <w:r>
         <w:rPr>
           <w:rFonts w:ascii="Times New Roman" w:hAnsi="Times New Roman" w:cs="Times New Roman"/>
@@ -1790,6 +2744,24 @@
           <w:szCs w:val="24"/>
         </w:rPr>
       </w:pPr>
+      <w:proofErr w:type="gramStart"/>
+      <w:r>
+        <w:rPr>
+          <w:rFonts w:ascii="Times New Roman" w:hAnsi="Times New Roman" w:cs="Times New Roman"/>
+          <w:sz w:val="24"/>
+          <w:szCs w:val="24"/>
+        </w:rPr>
+        <w:t>[ ]</w:t>
+      </w:r>
+      <w:proofErr w:type="gramEnd"/>
+      <w:r>
+        <w:rPr>
+          <w:rFonts w:ascii="Times New Roman" w:hAnsi="Times New Roman" w:cs="Times New Roman"/>
+          <w:sz w:val="24"/>
+          <w:szCs w:val="24"/>
+        </w:rPr>
+        <w:t xml:space="preserve"> </w:t>
+      </w:r>
       <w:r>
         <w:rPr>
           <w:rFonts w:ascii="Times New Roman" w:hAnsi="Times New Roman" w:cs="Times New Roman"/>
@@ -1830,6 +2802,14 @@
           <w:sz w:val="24"/>
           <w:szCs w:val="24"/>
         </w:rPr>
+        <w:t xml:space="preserve">CS. </w:t>
+      </w:r>
+      <w:r>
+        <w:rPr>
+          <w:rFonts w:ascii="Times New Roman" w:hAnsi="Times New Roman" w:cs="Times New Roman"/>
+          <w:sz w:val="24"/>
+          <w:szCs w:val="24"/>
+        </w:rPr>
         <w:t>Select the gold standard for the diagnosis of cystic fibrosis:</w:t>
       </w:r>
     </w:p>
@@ -1847,6 +2827,24 @@
           <w:szCs w:val="24"/>
         </w:rPr>
       </w:pPr>
+      <w:proofErr w:type="gramStart"/>
+      <w:r>
+        <w:rPr>
+          <w:rFonts w:ascii="Times New Roman" w:hAnsi="Times New Roman" w:cs="Times New Roman"/>
+          <w:sz w:val="24"/>
+          <w:szCs w:val="24"/>
+        </w:rPr>
+        <w:t>[ ]</w:t>
+      </w:r>
+      <w:proofErr w:type="gramEnd"/>
+      <w:r>
+        <w:rPr>
+          <w:rFonts w:ascii="Times New Roman" w:hAnsi="Times New Roman" w:cs="Times New Roman"/>
+          <w:sz w:val="24"/>
+          <w:szCs w:val="24"/>
+        </w:rPr>
+        <w:t xml:space="preserve"> </w:t>
+      </w:r>
       <w:r>
         <w:rPr>
           <w:rFonts w:ascii="Times New Roman" w:hAnsi="Times New Roman" w:cs="Times New Roman"/>
@@ -1870,6 +2868,24 @@
           <w:szCs w:val="24"/>
         </w:rPr>
       </w:pPr>
+      <w:proofErr w:type="gramStart"/>
+      <w:r>
+        <w:rPr>
+          <w:rFonts w:ascii="Times New Roman" w:hAnsi="Times New Roman" w:cs="Times New Roman"/>
+          <w:sz w:val="24"/>
+          <w:szCs w:val="24"/>
+        </w:rPr>
+        <w:t>[ ]</w:t>
+      </w:r>
+      <w:proofErr w:type="gramEnd"/>
+      <w:r>
+        <w:rPr>
+          <w:rFonts w:ascii="Times New Roman" w:hAnsi="Times New Roman" w:cs="Times New Roman"/>
+          <w:sz w:val="24"/>
+          <w:szCs w:val="24"/>
+        </w:rPr>
+        <w:t xml:space="preserve"> </w:t>
+      </w:r>
       <w:proofErr w:type="spellStart"/>
       <w:r>
         <w:rPr>
@@ -1903,6 +2919,24 @@
           <w:szCs w:val="24"/>
         </w:rPr>
       </w:pPr>
+      <w:proofErr w:type="gramStart"/>
+      <w:r>
+        <w:rPr>
+          <w:rFonts w:ascii="Times New Roman" w:hAnsi="Times New Roman" w:cs="Times New Roman"/>
+          <w:sz w:val="24"/>
+          <w:szCs w:val="24"/>
+        </w:rPr>
+        <w:t>[ ]</w:t>
+      </w:r>
+      <w:proofErr w:type="gramEnd"/>
+      <w:r>
+        <w:rPr>
+          <w:rFonts w:ascii="Times New Roman" w:hAnsi="Times New Roman" w:cs="Times New Roman"/>
+          <w:sz w:val="24"/>
+          <w:szCs w:val="24"/>
+        </w:rPr>
+        <w:t xml:space="preserve"> </w:t>
+      </w:r>
       <w:r>
         <w:rPr>
           <w:rFonts w:ascii="Times New Roman" w:hAnsi="Times New Roman" w:cs="Times New Roman"/>
@@ -1926,6 +2960,24 @@
           <w:szCs w:val="24"/>
         </w:rPr>
       </w:pPr>
+      <w:proofErr w:type="gramStart"/>
+      <w:r>
+        <w:rPr>
+          <w:rFonts w:ascii="Times New Roman" w:hAnsi="Times New Roman" w:cs="Times New Roman"/>
+          <w:sz w:val="24"/>
+          <w:szCs w:val="24"/>
+        </w:rPr>
+        <w:t>[ ]</w:t>
+      </w:r>
+      <w:proofErr w:type="gramEnd"/>
+      <w:r>
+        <w:rPr>
+          <w:rFonts w:ascii="Times New Roman" w:hAnsi="Times New Roman" w:cs="Times New Roman"/>
+          <w:sz w:val="24"/>
+          <w:szCs w:val="24"/>
+        </w:rPr>
+        <w:t xml:space="preserve"> </w:t>
+      </w:r>
       <w:r>
         <w:rPr>
           <w:rFonts w:ascii="Times New Roman" w:hAnsi="Times New Roman" w:cs="Times New Roman"/>
@@ -1955,6 +3007,14 @@
           <w:sz w:val="24"/>
           <w:szCs w:val="24"/>
         </w:rPr>
+        <w:t xml:space="preserve">[x] </w:t>
+      </w:r>
+      <w:r>
+        <w:rPr>
+          <w:rFonts w:ascii="Times New Roman" w:hAnsi="Times New Roman" w:cs="Times New Roman"/>
+          <w:sz w:val="24"/>
+          <w:szCs w:val="24"/>
+        </w:rPr>
         <w:t>Sweat test</w:t>
       </w:r>
     </w:p>
@@ -1988,7 +3048,23 @@
           <w:sz w:val="24"/>
           <w:szCs w:val="24"/>
         </w:rPr>
-        <w:t xml:space="preserve"> Specific features of diarrhea in cystic fibrosis </w:t>
+        <w:t xml:space="preserve"> </w:t>
+      </w:r>
+      <w:r>
+        <w:rPr>
+          <w:rFonts w:ascii="Times New Roman" w:hAnsi="Times New Roman" w:cs="Times New Roman"/>
+          <w:sz w:val="24"/>
+          <w:szCs w:val="24"/>
+        </w:rPr>
+        <w:t xml:space="preserve">CS. </w:t>
+      </w:r>
+      <w:r>
+        <w:rPr>
+          <w:rFonts w:ascii="Times New Roman" w:hAnsi="Times New Roman" w:cs="Times New Roman"/>
+          <w:sz w:val="24"/>
+          <w:szCs w:val="24"/>
+        </w:rPr>
+        <w:t xml:space="preserve">Specific features of diarrhea in cystic fibrosis </w:t>
       </w:r>
       <w:proofErr w:type="gramStart"/>
       <w:r>
@@ -2023,6 +3099,24 @@
           <w:szCs w:val="24"/>
         </w:rPr>
       </w:pPr>
+      <w:proofErr w:type="gramStart"/>
+      <w:r>
+        <w:rPr>
+          <w:rFonts w:ascii="Times New Roman" w:hAnsi="Times New Roman" w:cs="Times New Roman"/>
+          <w:sz w:val="24"/>
+          <w:szCs w:val="24"/>
+        </w:rPr>
+        <w:t>[ ]</w:t>
+      </w:r>
+      <w:proofErr w:type="gramEnd"/>
+      <w:r>
+        <w:rPr>
+          <w:rFonts w:ascii="Times New Roman" w:hAnsi="Times New Roman" w:cs="Times New Roman"/>
+          <w:sz w:val="24"/>
+          <w:szCs w:val="24"/>
+        </w:rPr>
+        <w:t xml:space="preserve"> </w:t>
+      </w:r>
       <w:r>
         <w:rPr>
           <w:rFonts w:ascii="Times New Roman" w:hAnsi="Times New Roman" w:cs="Times New Roman"/>
@@ -2052,6 +3146,14 @@
           <w:sz w:val="24"/>
           <w:szCs w:val="24"/>
         </w:rPr>
+        <w:t xml:space="preserve">[x] </w:t>
+      </w:r>
+      <w:r>
+        <w:rPr>
+          <w:rFonts w:ascii="Times New Roman" w:hAnsi="Times New Roman" w:cs="Times New Roman"/>
+          <w:sz w:val="24"/>
+          <w:szCs w:val="24"/>
+        </w:rPr>
         <w:t xml:space="preserve">Bulky, fetid, </w:t>
       </w:r>
       <w:proofErr w:type="spellStart"/>
@@ -2087,6 +3189,24 @@
           <w:szCs w:val="24"/>
         </w:rPr>
       </w:pPr>
+      <w:proofErr w:type="gramStart"/>
+      <w:r>
+        <w:rPr>
+          <w:rFonts w:ascii="Times New Roman" w:hAnsi="Times New Roman" w:cs="Times New Roman"/>
+          <w:sz w:val="24"/>
+          <w:szCs w:val="24"/>
+        </w:rPr>
+        <w:t>[ ]</w:t>
+      </w:r>
+      <w:proofErr w:type="gramEnd"/>
+      <w:r>
+        <w:rPr>
+          <w:rFonts w:ascii="Times New Roman" w:hAnsi="Times New Roman" w:cs="Times New Roman"/>
+          <w:sz w:val="24"/>
+          <w:szCs w:val="24"/>
+        </w:rPr>
+        <w:t xml:space="preserve"> </w:t>
+      </w:r>
       <w:r>
         <w:rPr>
           <w:rFonts w:ascii="Times New Roman" w:hAnsi="Times New Roman" w:cs="Times New Roman"/>
@@ -2110,6 +3230,24 @@
           <w:szCs w:val="24"/>
         </w:rPr>
       </w:pPr>
+      <w:proofErr w:type="gramStart"/>
+      <w:r>
+        <w:rPr>
+          <w:rFonts w:ascii="Times New Roman" w:hAnsi="Times New Roman" w:cs="Times New Roman"/>
+          <w:sz w:val="24"/>
+          <w:szCs w:val="24"/>
+        </w:rPr>
+        <w:t>[ ]</w:t>
+      </w:r>
+      <w:proofErr w:type="gramEnd"/>
+      <w:r>
+        <w:rPr>
+          <w:rFonts w:ascii="Times New Roman" w:hAnsi="Times New Roman" w:cs="Times New Roman"/>
+          <w:sz w:val="24"/>
+          <w:szCs w:val="24"/>
+        </w:rPr>
+        <w:t xml:space="preserve"> </w:t>
+      </w:r>
       <w:r>
         <w:rPr>
           <w:rFonts w:ascii="Times New Roman" w:hAnsi="Times New Roman" w:cs="Times New Roman"/>
@@ -2133,6 +3271,24 @@
           <w:szCs w:val="24"/>
         </w:rPr>
       </w:pPr>
+      <w:proofErr w:type="gramStart"/>
+      <w:r>
+        <w:rPr>
+          <w:rFonts w:ascii="Times New Roman" w:hAnsi="Times New Roman" w:cs="Times New Roman"/>
+          <w:sz w:val="24"/>
+          <w:szCs w:val="24"/>
+        </w:rPr>
+        <w:t>[ ]</w:t>
+      </w:r>
+      <w:proofErr w:type="gramEnd"/>
+      <w:r>
+        <w:rPr>
+          <w:rFonts w:ascii="Times New Roman" w:hAnsi="Times New Roman" w:cs="Times New Roman"/>
+          <w:sz w:val="24"/>
+          <w:szCs w:val="24"/>
+        </w:rPr>
+        <w:t xml:space="preserve"> </w:t>
+      </w:r>
       <w:r>
         <w:rPr>
           <w:rFonts w:ascii="Times New Roman" w:hAnsi="Times New Roman" w:cs="Times New Roman"/>
@@ -2172,6 +3328,14 @@
           <w:sz w:val="24"/>
           <w:szCs w:val="24"/>
         </w:rPr>
+        <w:t xml:space="preserve">CS. </w:t>
+      </w:r>
+      <w:r>
+        <w:rPr>
+          <w:rFonts w:ascii="Times New Roman" w:hAnsi="Times New Roman" w:cs="Times New Roman"/>
+          <w:sz w:val="24"/>
+          <w:szCs w:val="24"/>
+        </w:rPr>
         <w:t xml:space="preserve">High levels of chloride </w:t>
       </w:r>
       <w:proofErr w:type="gramStart"/>
@@ -2208,7 +3372,25 @@
           <w:sz w:val="24"/>
           <w:szCs w:val="24"/>
         </w:rPr>
-        <w:t xml:space="preserve"> typical for:</w:t>
+        <w:t xml:space="preserve"> typical </w:t>
+      </w:r>
+      <w:proofErr w:type="gramStart"/>
+      <w:r>
+        <w:rPr>
+          <w:rFonts w:ascii="Times New Roman" w:hAnsi="Times New Roman" w:cs="Times New Roman"/>
+          <w:sz w:val="24"/>
+          <w:szCs w:val="24"/>
+        </w:rPr>
+        <w:t>for</w:t>
+      </w:r>
+      <w:proofErr w:type="gramEnd"/>
+      <w:r>
+        <w:rPr>
+          <w:rFonts w:ascii="Times New Roman" w:hAnsi="Times New Roman" w:cs="Times New Roman"/>
+          <w:sz w:val="24"/>
+          <w:szCs w:val="24"/>
+        </w:rPr>
+        <w:t>:</w:t>
       </w:r>
     </w:p>
     <w:p>
@@ -2225,6 +3407,24 @@
           <w:szCs w:val="24"/>
         </w:rPr>
       </w:pPr>
+      <w:proofErr w:type="gramStart"/>
+      <w:r>
+        <w:rPr>
+          <w:rFonts w:ascii="Times New Roman" w:hAnsi="Times New Roman" w:cs="Times New Roman"/>
+          <w:sz w:val="24"/>
+          <w:szCs w:val="24"/>
+        </w:rPr>
+        <w:t>[ ]</w:t>
+      </w:r>
+      <w:proofErr w:type="gramEnd"/>
+      <w:r>
+        <w:rPr>
+          <w:rFonts w:ascii="Times New Roman" w:hAnsi="Times New Roman" w:cs="Times New Roman"/>
+          <w:sz w:val="24"/>
+          <w:szCs w:val="24"/>
+        </w:rPr>
+        <w:t xml:space="preserve"> </w:t>
+      </w:r>
       <w:r>
         <w:rPr>
           <w:rFonts w:ascii="Times New Roman" w:hAnsi="Times New Roman" w:cs="Times New Roman"/>
@@ -2248,6 +3448,24 @@
           <w:szCs w:val="24"/>
         </w:rPr>
       </w:pPr>
+      <w:proofErr w:type="gramStart"/>
+      <w:r>
+        <w:rPr>
+          <w:rFonts w:ascii="Times New Roman" w:hAnsi="Times New Roman" w:cs="Times New Roman"/>
+          <w:sz w:val="24"/>
+          <w:szCs w:val="24"/>
+        </w:rPr>
+        <w:t>[ ]</w:t>
+      </w:r>
+      <w:proofErr w:type="gramEnd"/>
+      <w:r>
+        <w:rPr>
+          <w:rFonts w:ascii="Times New Roman" w:hAnsi="Times New Roman" w:cs="Times New Roman"/>
+          <w:sz w:val="24"/>
+          <w:szCs w:val="24"/>
+        </w:rPr>
+        <w:t xml:space="preserve"> </w:t>
+      </w:r>
       <w:r>
         <w:rPr>
           <w:rFonts w:ascii="Times New Roman" w:hAnsi="Times New Roman" w:cs="Times New Roman"/>
@@ -2271,6 +3489,24 @@
           <w:szCs w:val="24"/>
         </w:rPr>
       </w:pPr>
+      <w:proofErr w:type="gramStart"/>
+      <w:r>
+        <w:rPr>
+          <w:rFonts w:ascii="Times New Roman" w:hAnsi="Times New Roman" w:cs="Times New Roman"/>
+          <w:sz w:val="24"/>
+          <w:szCs w:val="24"/>
+        </w:rPr>
+        <w:t>[ ]</w:t>
+      </w:r>
+      <w:proofErr w:type="gramEnd"/>
+      <w:r>
+        <w:rPr>
+          <w:rFonts w:ascii="Times New Roman" w:hAnsi="Times New Roman" w:cs="Times New Roman"/>
+          <w:sz w:val="24"/>
+          <w:szCs w:val="24"/>
+        </w:rPr>
+        <w:t xml:space="preserve"> </w:t>
+      </w:r>
       <w:r>
         <w:rPr>
           <w:rFonts w:ascii="Times New Roman" w:hAnsi="Times New Roman" w:cs="Times New Roman"/>
@@ -2294,6 +3530,24 @@
           <w:szCs w:val="24"/>
         </w:rPr>
       </w:pPr>
+      <w:proofErr w:type="gramStart"/>
+      <w:r>
+        <w:rPr>
+          <w:rFonts w:ascii="Times New Roman" w:hAnsi="Times New Roman" w:cs="Times New Roman"/>
+          <w:sz w:val="24"/>
+          <w:szCs w:val="24"/>
+        </w:rPr>
+        <w:t>[ ]</w:t>
+      </w:r>
+      <w:proofErr w:type="gramEnd"/>
+      <w:r>
+        <w:rPr>
+          <w:rFonts w:ascii="Times New Roman" w:hAnsi="Times New Roman" w:cs="Times New Roman"/>
+          <w:sz w:val="24"/>
+          <w:szCs w:val="24"/>
+        </w:rPr>
+        <w:t xml:space="preserve"> </w:t>
+      </w:r>
       <w:r>
         <w:rPr>
           <w:rFonts w:ascii="Times New Roman" w:hAnsi="Times New Roman" w:cs="Times New Roman"/>
@@ -2323,6 +3577,14 @@
           <w:sz w:val="24"/>
           <w:szCs w:val="24"/>
         </w:rPr>
+        <w:t xml:space="preserve">[x] </w:t>
+      </w:r>
+      <w:r>
+        <w:rPr>
+          <w:rFonts w:ascii="Times New Roman" w:hAnsi="Times New Roman" w:cs="Times New Roman"/>
+          <w:sz w:val="24"/>
+          <w:szCs w:val="24"/>
+        </w:rPr>
         <w:t xml:space="preserve">Cystic fibrosis </w:t>
       </w:r>
     </w:p>
@@ -2356,6 +3618,14 @@
           <w:sz w:val="24"/>
           <w:szCs w:val="24"/>
         </w:rPr>
+        <w:t xml:space="preserve">CS. </w:t>
+      </w:r>
+      <w:r>
+        <w:rPr>
+          <w:rFonts w:ascii="Times New Roman" w:hAnsi="Times New Roman" w:cs="Times New Roman"/>
+          <w:sz w:val="24"/>
+          <w:szCs w:val="24"/>
+        </w:rPr>
         <w:t>Celiac disease is the intolerance to one of the following substances:</w:t>
       </w:r>
     </w:p>
@@ -2373,6 +3643,24 @@
           <w:szCs w:val="24"/>
         </w:rPr>
       </w:pPr>
+      <w:proofErr w:type="gramStart"/>
+      <w:r>
+        <w:rPr>
+          <w:rFonts w:ascii="Times New Roman" w:hAnsi="Times New Roman" w:cs="Times New Roman"/>
+          <w:sz w:val="24"/>
+          <w:szCs w:val="24"/>
+        </w:rPr>
+        <w:t>[ ]</w:t>
+      </w:r>
+      <w:proofErr w:type="gramEnd"/>
+      <w:r>
+        <w:rPr>
+          <w:rFonts w:ascii="Times New Roman" w:hAnsi="Times New Roman" w:cs="Times New Roman"/>
+          <w:sz w:val="24"/>
+          <w:szCs w:val="24"/>
+        </w:rPr>
+        <w:t xml:space="preserve"> </w:t>
+      </w:r>
       <w:r>
         <w:rPr>
           <w:rFonts w:ascii="Times New Roman" w:hAnsi="Times New Roman" w:cs="Times New Roman"/>
@@ -2402,6 +3690,14 @@
           <w:sz w:val="24"/>
           <w:szCs w:val="24"/>
         </w:rPr>
+        <w:t xml:space="preserve">[x] </w:t>
+      </w:r>
+      <w:r>
+        <w:rPr>
+          <w:rFonts w:ascii="Times New Roman" w:hAnsi="Times New Roman" w:cs="Times New Roman"/>
+          <w:sz w:val="24"/>
+          <w:szCs w:val="24"/>
+        </w:rPr>
         <w:t xml:space="preserve">Gluten </w:t>
       </w:r>
     </w:p>
@@ -2419,6 +3715,24 @@
           <w:szCs w:val="24"/>
         </w:rPr>
       </w:pPr>
+      <w:proofErr w:type="gramStart"/>
+      <w:r>
+        <w:rPr>
+          <w:rFonts w:ascii="Times New Roman" w:hAnsi="Times New Roman" w:cs="Times New Roman"/>
+          <w:sz w:val="24"/>
+          <w:szCs w:val="24"/>
+        </w:rPr>
+        <w:t>[ ]</w:t>
+      </w:r>
+      <w:proofErr w:type="gramEnd"/>
+      <w:r>
+        <w:rPr>
+          <w:rFonts w:ascii="Times New Roman" w:hAnsi="Times New Roman" w:cs="Times New Roman"/>
+          <w:sz w:val="24"/>
+          <w:szCs w:val="24"/>
+        </w:rPr>
+        <w:t xml:space="preserve"> </w:t>
+      </w:r>
       <w:r>
         <w:rPr>
           <w:rFonts w:ascii="Times New Roman" w:hAnsi="Times New Roman" w:cs="Times New Roman"/>
@@ -2442,6 +3756,24 @@
           <w:szCs w:val="24"/>
         </w:rPr>
       </w:pPr>
+      <w:proofErr w:type="gramStart"/>
+      <w:r>
+        <w:rPr>
+          <w:rFonts w:ascii="Times New Roman" w:hAnsi="Times New Roman" w:cs="Times New Roman"/>
+          <w:sz w:val="24"/>
+          <w:szCs w:val="24"/>
+        </w:rPr>
+        <w:t>[ ]</w:t>
+      </w:r>
+      <w:proofErr w:type="gramEnd"/>
+      <w:r>
+        <w:rPr>
+          <w:rFonts w:ascii="Times New Roman" w:hAnsi="Times New Roman" w:cs="Times New Roman"/>
+          <w:sz w:val="24"/>
+          <w:szCs w:val="24"/>
+        </w:rPr>
+        <w:t xml:space="preserve"> </w:t>
+      </w:r>
       <w:r>
         <w:rPr>
           <w:rFonts w:ascii="Times New Roman" w:hAnsi="Times New Roman" w:cs="Times New Roman"/>
@@ -2472,9 +3804,262 @@
           <w:sz w:val="24"/>
           <w:szCs w:val="24"/>
         </w:rPr>
+        <w:t>[ ]</w:t>
+      </w:r>
+      <w:proofErr w:type="gramEnd"/>
+      <w:r>
+        <w:rPr>
+          <w:rFonts w:ascii="Times New Roman" w:hAnsi="Times New Roman" w:cs="Times New Roman"/>
+          <w:sz w:val="24"/>
+          <w:szCs w:val="24"/>
+        </w:rPr>
+        <w:t xml:space="preserve"> </w:t>
+      </w:r>
+      <w:r>
+        <w:rPr>
+          <w:rFonts w:ascii="Times New Roman" w:hAnsi="Times New Roman" w:cs="Times New Roman"/>
+          <w:sz w:val="24"/>
+          <w:szCs w:val="24"/>
+        </w:rPr>
         <w:t>Carbohydrate</w:t>
       </w:r>
+    </w:p>
+    <w:p>
+      <w:pPr>
+        <w:spacing w:after="0" w:line="240" w:lineRule="auto"/>
+        <w:rPr>
+          <w:rFonts w:ascii="Times New Roman" w:hAnsi="Times New Roman" w:cs="Times New Roman"/>
+          <w:sz w:val="24"/>
+          <w:szCs w:val="24"/>
+        </w:rPr>
+      </w:pPr>
+    </w:p>
+    <w:p>
+      <w:pPr>
+        <w:pStyle w:val="Paragraphedeliste"/>
+        <w:numPr>
+          <w:ilvl w:val="0"/>
+          <w:numId w:val="1"/>
+        </w:numPr>
+        <w:spacing w:after="0" w:line="240" w:lineRule="auto"/>
+        <w:rPr>
+          <w:rFonts w:ascii="Times New Roman" w:hAnsi="Times New Roman" w:cs="Times New Roman"/>
+          <w:sz w:val="24"/>
+          <w:szCs w:val="24"/>
+        </w:rPr>
+      </w:pPr>
+      <w:r>
+        <w:rPr>
+          <w:rFonts w:ascii="Times New Roman" w:hAnsi="Times New Roman" w:cs="Times New Roman"/>
+          <w:sz w:val="24"/>
+          <w:szCs w:val="24"/>
+        </w:rPr>
+        <w:t xml:space="preserve">CS. </w:t>
+      </w:r>
+      <w:r>
+        <w:rPr>
+          <w:rFonts w:ascii="Times New Roman" w:hAnsi="Times New Roman" w:cs="Times New Roman"/>
+          <w:sz w:val="24"/>
+          <w:szCs w:val="24"/>
+        </w:rPr>
+        <w:t>The method of choice for the diagnosis of celiac disease is:</w:t>
+      </w:r>
+    </w:p>
+    <w:p>
+      <w:pPr>
+        <w:pStyle w:val="Paragraphedeliste"/>
+        <w:numPr>
+          <w:ilvl w:val="0"/>
+          <w:numId w:val="17"/>
+        </w:numPr>
+        <w:spacing w:after="0" w:line="240" w:lineRule="auto"/>
+        <w:rPr>
+          <w:rFonts w:ascii="Times New Roman" w:hAnsi="Times New Roman" w:cs="Times New Roman"/>
+          <w:sz w:val="24"/>
+          <w:szCs w:val="24"/>
+        </w:rPr>
+      </w:pPr>
+      <w:r>
+        <w:rPr>
+          <w:rFonts w:ascii="Times New Roman" w:hAnsi="Times New Roman" w:cs="Times New Roman"/>
+          <w:sz w:val="24"/>
+          <w:szCs w:val="24"/>
+        </w:rPr>
+        <w:lastRenderedPageBreak/>
+        <w:t xml:space="preserve">[x] </w:t>
+      </w:r>
+      <w:r>
+        <w:rPr>
+          <w:rFonts w:ascii="Times New Roman" w:hAnsi="Times New Roman" w:cs="Times New Roman"/>
+          <w:sz w:val="24"/>
+          <w:szCs w:val="24"/>
+        </w:rPr>
+        <w:t>Intestinal biopsy</w:t>
+      </w:r>
+    </w:p>
+    <w:p>
+      <w:pPr>
+        <w:pStyle w:val="Paragraphedeliste"/>
+        <w:numPr>
+          <w:ilvl w:val="0"/>
+          <w:numId w:val="17"/>
+        </w:numPr>
+        <w:spacing w:after="0" w:line="240" w:lineRule="auto"/>
+        <w:rPr>
+          <w:rFonts w:ascii="Times New Roman" w:hAnsi="Times New Roman" w:cs="Times New Roman"/>
+          <w:sz w:val="24"/>
+          <w:szCs w:val="24"/>
+        </w:rPr>
+      </w:pPr>
+      <w:proofErr w:type="gramStart"/>
+      <w:r>
+        <w:rPr>
+          <w:rFonts w:ascii="Times New Roman" w:hAnsi="Times New Roman" w:cs="Times New Roman"/>
+          <w:sz w:val="24"/>
+          <w:szCs w:val="24"/>
+        </w:rPr>
+        <w:t>[ ]</w:t>
+      </w:r>
       <w:proofErr w:type="gramEnd"/>
+      <w:r>
+        <w:rPr>
+          <w:rFonts w:ascii="Times New Roman" w:hAnsi="Times New Roman" w:cs="Times New Roman"/>
+          <w:sz w:val="24"/>
+          <w:szCs w:val="24"/>
+        </w:rPr>
+        <w:t xml:space="preserve"> </w:t>
+      </w:r>
+      <w:r>
+        <w:rPr>
+          <w:rFonts w:ascii="Times New Roman" w:hAnsi="Times New Roman" w:cs="Times New Roman"/>
+          <w:sz w:val="24"/>
+          <w:szCs w:val="24"/>
+        </w:rPr>
+        <w:t>Sweat test</w:t>
+      </w:r>
+    </w:p>
+    <w:p>
+      <w:pPr>
+        <w:pStyle w:val="Paragraphedeliste"/>
+        <w:numPr>
+          <w:ilvl w:val="0"/>
+          <w:numId w:val="17"/>
+        </w:numPr>
+        <w:spacing w:after="0" w:line="240" w:lineRule="auto"/>
+        <w:rPr>
+          <w:rFonts w:ascii="Times New Roman" w:hAnsi="Times New Roman" w:cs="Times New Roman"/>
+          <w:sz w:val="24"/>
+          <w:szCs w:val="24"/>
+        </w:rPr>
+      </w:pPr>
+      <w:proofErr w:type="gramStart"/>
+      <w:r>
+        <w:rPr>
+          <w:rFonts w:ascii="Times New Roman" w:hAnsi="Times New Roman" w:cs="Times New Roman"/>
+          <w:sz w:val="24"/>
+          <w:szCs w:val="24"/>
+        </w:rPr>
+        <w:t>[ ]</w:t>
+      </w:r>
+      <w:proofErr w:type="gramEnd"/>
+      <w:r>
+        <w:rPr>
+          <w:rFonts w:ascii="Times New Roman" w:hAnsi="Times New Roman" w:cs="Times New Roman"/>
+          <w:sz w:val="24"/>
+          <w:szCs w:val="24"/>
+        </w:rPr>
+        <w:t xml:space="preserve"> </w:t>
+      </w:r>
+      <w:r>
+        <w:rPr>
+          <w:rFonts w:ascii="Times New Roman" w:hAnsi="Times New Roman" w:cs="Times New Roman"/>
+          <w:sz w:val="24"/>
+          <w:szCs w:val="24"/>
+        </w:rPr>
+        <w:t>Urine culture</w:t>
+      </w:r>
+    </w:p>
+    <w:p>
+      <w:pPr>
+        <w:pStyle w:val="Paragraphedeliste"/>
+        <w:numPr>
+          <w:ilvl w:val="0"/>
+          <w:numId w:val="17"/>
+        </w:numPr>
+        <w:spacing w:after="0" w:line="240" w:lineRule="auto"/>
+        <w:rPr>
+          <w:rFonts w:ascii="Times New Roman" w:hAnsi="Times New Roman" w:cs="Times New Roman"/>
+          <w:sz w:val="24"/>
+          <w:szCs w:val="24"/>
+        </w:rPr>
+      </w:pPr>
+      <w:proofErr w:type="gramStart"/>
+      <w:r>
+        <w:rPr>
+          <w:rFonts w:ascii="Times New Roman" w:hAnsi="Times New Roman" w:cs="Times New Roman"/>
+          <w:sz w:val="24"/>
+          <w:szCs w:val="24"/>
+        </w:rPr>
+        <w:t>[ ]</w:t>
+      </w:r>
+      <w:proofErr w:type="gramEnd"/>
+      <w:r>
+        <w:rPr>
+          <w:rFonts w:ascii="Times New Roman" w:hAnsi="Times New Roman" w:cs="Times New Roman"/>
+          <w:sz w:val="24"/>
+          <w:szCs w:val="24"/>
+        </w:rPr>
+        <w:t xml:space="preserve"> </w:t>
+      </w:r>
+      <w:r>
+        <w:rPr>
+          <w:rFonts w:ascii="Times New Roman" w:hAnsi="Times New Roman" w:cs="Times New Roman"/>
+          <w:sz w:val="24"/>
+          <w:szCs w:val="24"/>
+        </w:rPr>
+        <w:t>Abdominal ultrasound</w:t>
+      </w:r>
+    </w:p>
+    <w:p>
+      <w:pPr>
+        <w:pStyle w:val="Paragraphedeliste"/>
+        <w:numPr>
+          <w:ilvl w:val="0"/>
+          <w:numId w:val="17"/>
+        </w:numPr>
+        <w:spacing w:after="0" w:line="240" w:lineRule="auto"/>
+        <w:rPr>
+          <w:rFonts w:ascii="Times New Roman" w:hAnsi="Times New Roman" w:cs="Times New Roman"/>
+          <w:sz w:val="24"/>
+          <w:szCs w:val="24"/>
+        </w:rPr>
+      </w:pPr>
+      <w:proofErr w:type="gramStart"/>
+      <w:r>
+        <w:rPr>
+          <w:rFonts w:ascii="Times New Roman" w:hAnsi="Times New Roman" w:cs="Times New Roman"/>
+          <w:sz w:val="24"/>
+          <w:szCs w:val="24"/>
+        </w:rPr>
+        <w:t>[ ]</w:t>
+      </w:r>
+      <w:proofErr w:type="gramEnd"/>
+      <w:r>
+        <w:rPr>
+          <w:rFonts w:ascii="Times New Roman" w:hAnsi="Times New Roman" w:cs="Times New Roman"/>
+          <w:sz w:val="24"/>
+          <w:szCs w:val="24"/>
+        </w:rPr>
+        <w:t xml:space="preserve"> </w:t>
+      </w:r>
+      <w:r>
+        <w:rPr>
+          <w:rFonts w:ascii="Times New Roman" w:hAnsi="Times New Roman" w:cs="Times New Roman"/>
+          <w:sz w:val="24"/>
+          <w:szCs w:val="24"/>
+        </w:rPr>
+        <w:t xml:space="preserve">Colonoscopy </w:t>
+      </w:r>
     </w:p>
     <w:p>
       <w:pPr>
@@ -2506,123 +4091,218 @@
           <w:sz w:val="24"/>
           <w:szCs w:val="24"/>
         </w:rPr>
-        <w:t>The method of choice for the diagnosis of celiac disease is:</w:t>
-      </w:r>
-    </w:p>
-    <w:p>
-      <w:pPr>
-        <w:pStyle w:val="Paragraphedeliste"/>
-        <w:numPr>
-          <w:ilvl w:val="0"/>
-          <w:numId w:val="17"/>
-        </w:numPr>
-        <w:spacing w:after="0" w:line="240" w:lineRule="auto"/>
-        <w:rPr>
-          <w:rFonts w:ascii="Times New Roman" w:hAnsi="Times New Roman" w:cs="Times New Roman"/>
-          <w:sz w:val="24"/>
-          <w:szCs w:val="24"/>
-        </w:rPr>
-      </w:pPr>
-      <w:r>
-        <w:rPr>
-          <w:rFonts w:ascii="Times New Roman" w:hAnsi="Times New Roman" w:cs="Times New Roman"/>
-          <w:sz w:val="24"/>
-          <w:szCs w:val="24"/>
-        </w:rPr>
-        <w:t>Intestinal biopsy</w:t>
-      </w:r>
-    </w:p>
-    <w:p>
-      <w:pPr>
-        <w:pStyle w:val="Paragraphedeliste"/>
-        <w:numPr>
-          <w:ilvl w:val="0"/>
-          <w:numId w:val="17"/>
-        </w:numPr>
-        <w:spacing w:after="0" w:line="240" w:lineRule="auto"/>
-        <w:rPr>
-          <w:rFonts w:ascii="Times New Roman" w:hAnsi="Times New Roman" w:cs="Times New Roman"/>
-          <w:sz w:val="24"/>
-          <w:szCs w:val="24"/>
-        </w:rPr>
-      </w:pPr>
-      <w:r>
-        <w:rPr>
-          <w:rFonts w:ascii="Times New Roman" w:hAnsi="Times New Roman" w:cs="Times New Roman"/>
-          <w:sz w:val="24"/>
-          <w:szCs w:val="24"/>
-        </w:rPr>
-        <w:lastRenderedPageBreak/>
-        <w:t>Sweat test</w:t>
-      </w:r>
-    </w:p>
-    <w:p>
-      <w:pPr>
-        <w:pStyle w:val="Paragraphedeliste"/>
-        <w:numPr>
-          <w:ilvl w:val="0"/>
-          <w:numId w:val="17"/>
-        </w:numPr>
-        <w:spacing w:after="0" w:line="240" w:lineRule="auto"/>
-        <w:rPr>
-          <w:rFonts w:ascii="Times New Roman" w:hAnsi="Times New Roman" w:cs="Times New Roman"/>
-          <w:sz w:val="24"/>
-          <w:szCs w:val="24"/>
-        </w:rPr>
-      </w:pPr>
-      <w:r>
-        <w:rPr>
-          <w:rFonts w:ascii="Times New Roman" w:hAnsi="Times New Roman" w:cs="Times New Roman"/>
-          <w:sz w:val="24"/>
-          <w:szCs w:val="24"/>
-        </w:rPr>
-        <w:t>Urine culture</w:t>
-      </w:r>
-    </w:p>
-    <w:p>
-      <w:pPr>
-        <w:pStyle w:val="Paragraphedeliste"/>
-        <w:numPr>
-          <w:ilvl w:val="0"/>
-          <w:numId w:val="17"/>
-        </w:numPr>
-        <w:spacing w:after="0" w:line="240" w:lineRule="auto"/>
-        <w:rPr>
-          <w:rFonts w:ascii="Times New Roman" w:hAnsi="Times New Roman" w:cs="Times New Roman"/>
-          <w:sz w:val="24"/>
-          <w:szCs w:val="24"/>
-        </w:rPr>
-      </w:pPr>
-      <w:r>
-        <w:rPr>
-          <w:rFonts w:ascii="Times New Roman" w:hAnsi="Times New Roman" w:cs="Times New Roman"/>
-          <w:sz w:val="24"/>
-          <w:szCs w:val="24"/>
-        </w:rPr>
-        <w:t>Abdominal ultrasound</w:t>
-      </w:r>
-    </w:p>
-    <w:p>
-      <w:pPr>
-        <w:pStyle w:val="Paragraphedeliste"/>
-        <w:numPr>
-          <w:ilvl w:val="0"/>
-          <w:numId w:val="17"/>
-        </w:numPr>
-        <w:spacing w:after="0" w:line="240" w:lineRule="auto"/>
-        <w:rPr>
-          <w:rFonts w:ascii="Times New Roman" w:hAnsi="Times New Roman" w:cs="Times New Roman"/>
-          <w:sz w:val="24"/>
-          <w:szCs w:val="24"/>
-        </w:rPr>
-      </w:pPr>
-      <w:r>
-        <w:rPr>
-          <w:rFonts w:ascii="Times New Roman" w:hAnsi="Times New Roman" w:cs="Times New Roman"/>
-          <w:sz w:val="24"/>
-          <w:szCs w:val="24"/>
-        </w:rPr>
-        <w:t xml:space="preserve">Colonoscopy </w:t>
+        <w:t xml:space="preserve"> </w:t>
+      </w:r>
+      <w:r>
+        <w:rPr>
+          <w:rFonts w:ascii="Times New Roman" w:hAnsi="Times New Roman" w:cs="Times New Roman"/>
+          <w:sz w:val="24"/>
+          <w:szCs w:val="24"/>
+        </w:rPr>
+        <w:t xml:space="preserve">CS. </w:t>
+      </w:r>
+      <w:r>
+        <w:rPr>
+          <w:rFonts w:ascii="Times New Roman" w:hAnsi="Times New Roman" w:cs="Times New Roman"/>
+          <w:sz w:val="24"/>
+          <w:szCs w:val="24"/>
+        </w:rPr>
+        <w:t>The age of onset of classic celiac disease in children is:</w:t>
+      </w:r>
+    </w:p>
+    <w:p>
+      <w:pPr>
+        <w:pStyle w:val="Paragraphedeliste"/>
+        <w:numPr>
+          <w:ilvl w:val="0"/>
+          <w:numId w:val="18"/>
+        </w:numPr>
+        <w:spacing w:after="0" w:line="240" w:lineRule="auto"/>
+        <w:rPr>
+          <w:rFonts w:ascii="Times New Roman" w:hAnsi="Times New Roman" w:cs="Times New Roman"/>
+          <w:sz w:val="24"/>
+          <w:szCs w:val="24"/>
+        </w:rPr>
+      </w:pPr>
+      <w:proofErr w:type="gramStart"/>
+      <w:r>
+        <w:rPr>
+          <w:rFonts w:ascii="Times New Roman" w:hAnsi="Times New Roman" w:cs="Times New Roman"/>
+          <w:sz w:val="24"/>
+          <w:szCs w:val="24"/>
+        </w:rPr>
+        <w:t>[ ]</w:t>
+      </w:r>
+      <w:proofErr w:type="gramEnd"/>
+      <w:r>
+        <w:rPr>
+          <w:rFonts w:ascii="Times New Roman" w:hAnsi="Times New Roman" w:cs="Times New Roman"/>
+          <w:sz w:val="24"/>
+          <w:szCs w:val="24"/>
+        </w:rPr>
+        <w:t xml:space="preserve"> </w:t>
+      </w:r>
+      <w:r>
+        <w:rPr>
+          <w:rFonts w:ascii="Times New Roman" w:hAnsi="Times New Roman" w:cs="Times New Roman"/>
+          <w:sz w:val="24"/>
+          <w:szCs w:val="24"/>
+        </w:rPr>
+        <w:t>Neonatal period</w:t>
+      </w:r>
+    </w:p>
+    <w:p>
+      <w:pPr>
+        <w:pStyle w:val="Paragraphedeliste"/>
+        <w:numPr>
+          <w:ilvl w:val="0"/>
+          <w:numId w:val="18"/>
+        </w:numPr>
+        <w:spacing w:after="0" w:line="240" w:lineRule="auto"/>
+        <w:rPr>
+          <w:rFonts w:ascii="Times New Roman" w:hAnsi="Times New Roman" w:cs="Times New Roman"/>
+          <w:sz w:val="24"/>
+          <w:szCs w:val="24"/>
+        </w:rPr>
+      </w:pPr>
+      <w:proofErr w:type="gramStart"/>
+      <w:r>
+        <w:rPr>
+          <w:rFonts w:ascii="Times New Roman" w:hAnsi="Times New Roman" w:cs="Times New Roman"/>
+          <w:sz w:val="24"/>
+          <w:szCs w:val="24"/>
+        </w:rPr>
+        <w:t>[ ]</w:t>
+      </w:r>
+      <w:proofErr w:type="gramEnd"/>
+      <w:r>
+        <w:rPr>
+          <w:rFonts w:ascii="Times New Roman" w:hAnsi="Times New Roman" w:cs="Times New Roman"/>
+          <w:sz w:val="24"/>
+          <w:szCs w:val="24"/>
+        </w:rPr>
+        <w:t xml:space="preserve"> </w:t>
+      </w:r>
+      <w:r>
+        <w:rPr>
+          <w:rFonts w:ascii="Times New Roman" w:hAnsi="Times New Roman" w:cs="Times New Roman"/>
+          <w:sz w:val="24"/>
+          <w:szCs w:val="24"/>
+        </w:rPr>
+        <w:t>Up to 6 months</w:t>
+      </w:r>
+    </w:p>
+    <w:p>
+      <w:pPr>
+        <w:pStyle w:val="Paragraphedeliste"/>
+        <w:numPr>
+          <w:ilvl w:val="0"/>
+          <w:numId w:val="18"/>
+        </w:numPr>
+        <w:spacing w:after="0" w:line="240" w:lineRule="auto"/>
+        <w:rPr>
+          <w:rFonts w:ascii="Times New Roman" w:hAnsi="Times New Roman" w:cs="Times New Roman"/>
+          <w:sz w:val="24"/>
+          <w:szCs w:val="24"/>
+        </w:rPr>
+      </w:pPr>
+      <w:r>
+        <w:rPr>
+          <w:rFonts w:ascii="Times New Roman" w:hAnsi="Times New Roman" w:cs="Times New Roman"/>
+          <w:sz w:val="24"/>
+          <w:szCs w:val="24"/>
+        </w:rPr>
+        <w:t xml:space="preserve">[x] </w:t>
+      </w:r>
+      <w:r>
+        <w:rPr>
+          <w:rFonts w:ascii="Times New Roman" w:hAnsi="Times New Roman" w:cs="Times New Roman"/>
+          <w:sz w:val="24"/>
+          <w:szCs w:val="24"/>
+        </w:rPr>
+        <w:t>6-10 months</w:t>
+      </w:r>
+    </w:p>
+    <w:p>
+      <w:pPr>
+        <w:pStyle w:val="Paragraphedeliste"/>
+        <w:numPr>
+          <w:ilvl w:val="0"/>
+          <w:numId w:val="18"/>
+        </w:numPr>
+        <w:spacing w:after="0" w:line="240" w:lineRule="auto"/>
+        <w:rPr>
+          <w:rFonts w:ascii="Times New Roman" w:hAnsi="Times New Roman" w:cs="Times New Roman"/>
+          <w:sz w:val="24"/>
+          <w:szCs w:val="24"/>
+        </w:rPr>
+      </w:pPr>
+      <w:proofErr w:type="gramStart"/>
+      <w:r>
+        <w:rPr>
+          <w:rFonts w:ascii="Times New Roman" w:hAnsi="Times New Roman" w:cs="Times New Roman"/>
+          <w:sz w:val="24"/>
+          <w:szCs w:val="24"/>
+        </w:rPr>
+        <w:t>[ ]</w:t>
+      </w:r>
+      <w:proofErr w:type="gramEnd"/>
+      <w:r>
+        <w:rPr>
+          <w:rFonts w:ascii="Times New Roman" w:hAnsi="Times New Roman" w:cs="Times New Roman"/>
+          <w:sz w:val="24"/>
+          <w:szCs w:val="24"/>
+        </w:rPr>
+        <w:t xml:space="preserve"> </w:t>
+      </w:r>
+      <w:r>
+        <w:rPr>
+          <w:rFonts w:ascii="Times New Roman" w:hAnsi="Times New Roman" w:cs="Times New Roman"/>
+          <w:sz w:val="24"/>
+          <w:szCs w:val="24"/>
+        </w:rPr>
+        <w:t>After 12 months</w:t>
+      </w:r>
+    </w:p>
+    <w:p>
+      <w:pPr>
+        <w:pStyle w:val="Paragraphedeliste"/>
+        <w:numPr>
+          <w:ilvl w:val="0"/>
+          <w:numId w:val="18"/>
+        </w:numPr>
+        <w:spacing w:after="0" w:line="240" w:lineRule="auto"/>
+        <w:rPr>
+          <w:rFonts w:ascii="Times New Roman" w:hAnsi="Times New Roman" w:cs="Times New Roman"/>
+          <w:sz w:val="24"/>
+          <w:szCs w:val="24"/>
+        </w:rPr>
+      </w:pPr>
+      <w:proofErr w:type="gramStart"/>
+      <w:r>
+        <w:rPr>
+          <w:rFonts w:ascii="Times New Roman" w:hAnsi="Times New Roman" w:cs="Times New Roman"/>
+          <w:sz w:val="24"/>
+          <w:szCs w:val="24"/>
+        </w:rPr>
+        <w:t>[ ]</w:t>
+      </w:r>
+      <w:proofErr w:type="gramEnd"/>
+      <w:r>
+        <w:rPr>
+          <w:rFonts w:ascii="Times New Roman" w:hAnsi="Times New Roman" w:cs="Times New Roman"/>
+          <w:sz w:val="24"/>
+          <w:szCs w:val="24"/>
+        </w:rPr>
+        <w:t xml:space="preserve"> </w:t>
+      </w:r>
+      <w:r>
+        <w:rPr>
+          <w:rFonts w:ascii="Times New Roman" w:hAnsi="Times New Roman" w:cs="Times New Roman"/>
+          <w:sz w:val="24"/>
+          <w:szCs w:val="24"/>
+        </w:rPr>
+        <w:t>Puberty</w:t>
       </w:r>
     </w:p>
     <w:p>
@@ -2655,122 +4335,237 @@
           <w:sz w:val="24"/>
           <w:szCs w:val="24"/>
         </w:rPr>
-        <w:t xml:space="preserve"> The age of onset of classic celiac disease in children is:</w:t>
-      </w:r>
-    </w:p>
-    <w:p>
-      <w:pPr>
-        <w:pStyle w:val="Paragraphedeliste"/>
-        <w:numPr>
-          <w:ilvl w:val="0"/>
-          <w:numId w:val="18"/>
-        </w:numPr>
-        <w:spacing w:after="0" w:line="240" w:lineRule="auto"/>
-        <w:rPr>
-          <w:rFonts w:ascii="Times New Roman" w:hAnsi="Times New Roman" w:cs="Times New Roman"/>
-          <w:sz w:val="24"/>
-          <w:szCs w:val="24"/>
-        </w:rPr>
-      </w:pPr>
-      <w:r>
-        <w:rPr>
-          <w:rFonts w:ascii="Times New Roman" w:hAnsi="Times New Roman" w:cs="Times New Roman"/>
-          <w:sz w:val="24"/>
-          <w:szCs w:val="24"/>
-        </w:rPr>
-        <w:t>Neonatal period</w:t>
-      </w:r>
-    </w:p>
-    <w:p>
-      <w:pPr>
-        <w:pStyle w:val="Paragraphedeliste"/>
-        <w:numPr>
-          <w:ilvl w:val="0"/>
-          <w:numId w:val="18"/>
-        </w:numPr>
-        <w:spacing w:after="0" w:line="240" w:lineRule="auto"/>
-        <w:rPr>
-          <w:rFonts w:ascii="Times New Roman" w:hAnsi="Times New Roman" w:cs="Times New Roman"/>
-          <w:sz w:val="24"/>
-          <w:szCs w:val="24"/>
-        </w:rPr>
-      </w:pPr>
-      <w:r>
-        <w:rPr>
-          <w:rFonts w:ascii="Times New Roman" w:hAnsi="Times New Roman" w:cs="Times New Roman"/>
-          <w:sz w:val="24"/>
-          <w:szCs w:val="24"/>
-        </w:rPr>
-        <w:t>Up to 6 months</w:t>
-      </w:r>
-    </w:p>
-    <w:p>
-      <w:pPr>
-        <w:pStyle w:val="Paragraphedeliste"/>
-        <w:numPr>
-          <w:ilvl w:val="0"/>
-          <w:numId w:val="18"/>
-        </w:numPr>
-        <w:spacing w:after="0" w:line="240" w:lineRule="auto"/>
-        <w:rPr>
-          <w:rFonts w:ascii="Times New Roman" w:hAnsi="Times New Roman" w:cs="Times New Roman"/>
-          <w:sz w:val="24"/>
-          <w:szCs w:val="24"/>
-        </w:rPr>
-      </w:pPr>
-      <w:r>
-        <w:rPr>
-          <w:rFonts w:ascii="Times New Roman" w:hAnsi="Times New Roman" w:cs="Times New Roman"/>
-          <w:sz w:val="24"/>
-          <w:szCs w:val="24"/>
-        </w:rPr>
-        <w:t>6-10 months</w:t>
-      </w:r>
-    </w:p>
-    <w:p>
-      <w:pPr>
-        <w:pStyle w:val="Paragraphedeliste"/>
-        <w:numPr>
-          <w:ilvl w:val="0"/>
-          <w:numId w:val="18"/>
-        </w:numPr>
-        <w:spacing w:after="0" w:line="240" w:lineRule="auto"/>
-        <w:rPr>
-          <w:rFonts w:ascii="Times New Roman" w:hAnsi="Times New Roman" w:cs="Times New Roman"/>
-          <w:sz w:val="24"/>
-          <w:szCs w:val="24"/>
-        </w:rPr>
-      </w:pPr>
-      <w:r>
-        <w:rPr>
-          <w:rFonts w:ascii="Times New Roman" w:hAnsi="Times New Roman" w:cs="Times New Roman"/>
-          <w:sz w:val="24"/>
-          <w:szCs w:val="24"/>
-        </w:rPr>
-        <w:t>After 12 months</w:t>
-      </w:r>
-    </w:p>
-    <w:p>
-      <w:pPr>
-        <w:pStyle w:val="Paragraphedeliste"/>
-        <w:numPr>
-          <w:ilvl w:val="0"/>
-          <w:numId w:val="18"/>
-        </w:numPr>
-        <w:spacing w:after="0" w:line="240" w:lineRule="auto"/>
-        <w:rPr>
-          <w:rFonts w:ascii="Times New Roman" w:hAnsi="Times New Roman" w:cs="Times New Roman"/>
-          <w:sz w:val="24"/>
-          <w:szCs w:val="24"/>
-        </w:rPr>
-      </w:pPr>
-      <w:r>
-        <w:rPr>
-          <w:rFonts w:ascii="Times New Roman" w:hAnsi="Times New Roman" w:cs="Times New Roman"/>
-          <w:sz w:val="24"/>
-          <w:szCs w:val="24"/>
-        </w:rPr>
-        <w:t>Puberty</w:t>
+        <w:t xml:space="preserve"> </w:t>
+      </w:r>
+      <w:r>
+        <w:rPr>
+          <w:rFonts w:ascii="Times New Roman" w:hAnsi="Times New Roman" w:cs="Times New Roman"/>
+          <w:sz w:val="24"/>
+          <w:szCs w:val="24"/>
+        </w:rPr>
+        <w:t xml:space="preserve">CS. </w:t>
+      </w:r>
+      <w:r>
+        <w:rPr>
+          <w:rFonts w:ascii="Times New Roman" w:hAnsi="Times New Roman" w:cs="Times New Roman"/>
+          <w:sz w:val="24"/>
+          <w:szCs w:val="24"/>
+        </w:rPr>
+        <w:t xml:space="preserve">Antibodies that are </w:t>
+      </w:r>
+      <w:r>
+        <w:rPr>
+          <w:rFonts w:ascii="Times New Roman" w:hAnsi="Times New Roman" w:cs="Times New Roman"/>
+          <w:sz w:val="24"/>
+          <w:szCs w:val="24"/>
+          <w:u w:val="single"/>
+        </w:rPr>
+        <w:t>not</w:t>
+      </w:r>
+      <w:r>
+        <w:rPr>
+          <w:rFonts w:ascii="Times New Roman" w:hAnsi="Times New Roman" w:cs="Times New Roman"/>
+          <w:sz w:val="24"/>
+          <w:szCs w:val="24"/>
+        </w:rPr>
+        <w:t xml:space="preserve"> useful for the diagnosis of celiac disease are:</w:t>
+      </w:r>
+    </w:p>
+    <w:p>
+      <w:pPr>
+        <w:pStyle w:val="Paragraphedeliste"/>
+        <w:numPr>
+          <w:ilvl w:val="0"/>
+          <w:numId w:val="19"/>
+        </w:numPr>
+        <w:spacing w:after="0" w:line="240" w:lineRule="auto"/>
+        <w:rPr>
+          <w:rFonts w:ascii="Times New Roman" w:hAnsi="Times New Roman" w:cs="Times New Roman"/>
+          <w:sz w:val="24"/>
+          <w:szCs w:val="24"/>
+        </w:rPr>
+      </w:pPr>
+      <w:proofErr w:type="gramStart"/>
+      <w:r>
+        <w:rPr>
+          <w:rFonts w:ascii="Times New Roman" w:hAnsi="Times New Roman" w:cs="Times New Roman"/>
+          <w:sz w:val="24"/>
+          <w:szCs w:val="24"/>
+        </w:rPr>
+        <w:t>[ ]</w:t>
+      </w:r>
+      <w:proofErr w:type="gramEnd"/>
+      <w:r>
+        <w:rPr>
+          <w:rFonts w:ascii="Times New Roman" w:hAnsi="Times New Roman" w:cs="Times New Roman"/>
+          <w:sz w:val="24"/>
+          <w:szCs w:val="24"/>
+        </w:rPr>
+        <w:t xml:space="preserve"> </w:t>
+      </w:r>
+      <w:r>
+        <w:rPr>
+          <w:rFonts w:ascii="Times New Roman" w:hAnsi="Times New Roman" w:cs="Times New Roman"/>
+          <w:sz w:val="24"/>
+          <w:szCs w:val="24"/>
+        </w:rPr>
+        <w:t>Anti-deamidated gliadin peptide</w:t>
+      </w:r>
+    </w:p>
+    <w:p>
+      <w:pPr>
+        <w:pStyle w:val="Paragraphedeliste"/>
+        <w:numPr>
+          <w:ilvl w:val="0"/>
+          <w:numId w:val="19"/>
+        </w:numPr>
+        <w:spacing w:after="0" w:line="240" w:lineRule="auto"/>
+        <w:rPr>
+          <w:rFonts w:ascii="Times New Roman" w:hAnsi="Times New Roman" w:cs="Times New Roman"/>
+          <w:sz w:val="24"/>
+          <w:szCs w:val="24"/>
+        </w:rPr>
+      </w:pPr>
+      <w:proofErr w:type="gramStart"/>
+      <w:r>
+        <w:rPr>
+          <w:rFonts w:ascii="Times New Roman" w:hAnsi="Times New Roman" w:cs="Times New Roman"/>
+          <w:sz w:val="24"/>
+          <w:szCs w:val="24"/>
+        </w:rPr>
+        <w:t>[ ]</w:t>
+      </w:r>
+      <w:proofErr w:type="gramEnd"/>
+      <w:r>
+        <w:rPr>
+          <w:rFonts w:ascii="Times New Roman" w:hAnsi="Times New Roman" w:cs="Times New Roman"/>
+          <w:sz w:val="24"/>
+          <w:szCs w:val="24"/>
+        </w:rPr>
+        <w:t xml:space="preserve"> </w:t>
+      </w:r>
+      <w:r>
+        <w:rPr>
+          <w:rFonts w:ascii="Times New Roman" w:hAnsi="Times New Roman" w:cs="Times New Roman"/>
+          <w:sz w:val="24"/>
+          <w:szCs w:val="24"/>
+        </w:rPr>
+        <w:t>Anti-endomysium</w:t>
+      </w:r>
+    </w:p>
+    <w:p>
+      <w:pPr>
+        <w:pStyle w:val="Paragraphedeliste"/>
+        <w:numPr>
+          <w:ilvl w:val="0"/>
+          <w:numId w:val="19"/>
+        </w:numPr>
+        <w:spacing w:after="0" w:line="240" w:lineRule="auto"/>
+        <w:rPr>
+          <w:rFonts w:ascii="Times New Roman" w:hAnsi="Times New Roman" w:cs="Times New Roman"/>
+          <w:sz w:val="24"/>
+          <w:szCs w:val="24"/>
+        </w:rPr>
+      </w:pPr>
+      <w:r>
+        <w:rPr>
+          <w:rFonts w:ascii="Times New Roman" w:hAnsi="Times New Roman" w:cs="Times New Roman"/>
+          <w:sz w:val="24"/>
+          <w:szCs w:val="24"/>
+        </w:rPr>
+        <w:t xml:space="preserve">[x] </w:t>
+      </w:r>
+      <w:r>
+        <w:rPr>
+          <w:rFonts w:ascii="Times New Roman" w:hAnsi="Times New Roman" w:cs="Times New Roman"/>
+          <w:sz w:val="24"/>
+          <w:szCs w:val="24"/>
+        </w:rPr>
+        <w:t xml:space="preserve">Antinuclear </w:t>
+      </w:r>
+    </w:p>
+    <w:p>
+      <w:pPr>
+        <w:pStyle w:val="Paragraphedeliste"/>
+        <w:numPr>
+          <w:ilvl w:val="0"/>
+          <w:numId w:val="19"/>
+        </w:numPr>
+        <w:spacing w:after="0" w:line="240" w:lineRule="auto"/>
+        <w:rPr>
+          <w:rFonts w:ascii="Times New Roman" w:hAnsi="Times New Roman" w:cs="Times New Roman"/>
+          <w:sz w:val="24"/>
+          <w:szCs w:val="24"/>
+        </w:rPr>
+      </w:pPr>
+      <w:proofErr w:type="gramStart"/>
+      <w:r>
+        <w:rPr>
+          <w:rFonts w:ascii="Times New Roman" w:hAnsi="Times New Roman" w:cs="Times New Roman"/>
+          <w:sz w:val="24"/>
+          <w:szCs w:val="24"/>
+        </w:rPr>
+        <w:t>[ ]</w:t>
+      </w:r>
+      <w:proofErr w:type="gramEnd"/>
+      <w:r>
+        <w:rPr>
+          <w:rFonts w:ascii="Times New Roman" w:hAnsi="Times New Roman" w:cs="Times New Roman"/>
+          <w:sz w:val="24"/>
+          <w:szCs w:val="24"/>
+        </w:rPr>
+        <w:t xml:space="preserve"> </w:t>
+      </w:r>
+      <w:proofErr w:type="spellStart"/>
+      <w:r>
+        <w:rPr>
+          <w:rFonts w:ascii="Times New Roman" w:hAnsi="Times New Roman" w:cs="Times New Roman"/>
+          <w:sz w:val="24"/>
+          <w:szCs w:val="24"/>
+        </w:rPr>
+        <w:t>Antireticulin</w:t>
+      </w:r>
+      <w:proofErr w:type="spellEnd"/>
+    </w:p>
+    <w:p>
+      <w:pPr>
+        <w:pStyle w:val="Paragraphedeliste"/>
+        <w:numPr>
+          <w:ilvl w:val="0"/>
+          <w:numId w:val="19"/>
+        </w:numPr>
+        <w:spacing w:after="0" w:line="240" w:lineRule="auto"/>
+        <w:rPr>
+          <w:rFonts w:ascii="Times New Roman" w:hAnsi="Times New Roman" w:cs="Times New Roman"/>
+          <w:sz w:val="24"/>
+          <w:szCs w:val="24"/>
+        </w:rPr>
+      </w:pPr>
+      <w:proofErr w:type="gramStart"/>
+      <w:r>
+        <w:rPr>
+          <w:rFonts w:ascii="Times New Roman" w:hAnsi="Times New Roman" w:cs="Times New Roman"/>
+          <w:sz w:val="24"/>
+          <w:szCs w:val="24"/>
+        </w:rPr>
+        <w:t>[ ]</w:t>
+      </w:r>
+      <w:proofErr w:type="gramEnd"/>
+      <w:r>
+        <w:rPr>
+          <w:rFonts w:ascii="Times New Roman" w:hAnsi="Times New Roman" w:cs="Times New Roman"/>
+          <w:sz w:val="24"/>
+          <w:szCs w:val="24"/>
+        </w:rPr>
+        <w:t xml:space="preserve"> </w:t>
+      </w:r>
+      <w:r>
+        <w:rPr>
+          <w:rFonts w:ascii="Times New Roman" w:hAnsi="Times New Roman" w:cs="Times New Roman"/>
+          <w:sz w:val="24"/>
+          <w:szCs w:val="24"/>
+        </w:rPr>
+        <w:t>Anti-tissue transglutaminase</w:t>
       </w:r>
     </w:p>
     <w:p>
@@ -2803,141 +4598,236 @@
           <w:sz w:val="24"/>
           <w:szCs w:val="24"/>
         </w:rPr>
-        <w:t xml:space="preserve"> Antibodies that are </w:t>
-      </w:r>
-      <w:r>
-        <w:rPr>
-          <w:rFonts w:ascii="Times New Roman" w:hAnsi="Times New Roman" w:cs="Times New Roman"/>
-          <w:sz w:val="24"/>
-          <w:szCs w:val="24"/>
-          <w:u w:val="single"/>
-        </w:rPr>
-        <w:t>not</w:t>
-      </w:r>
-      <w:r>
-        <w:rPr>
-          <w:rFonts w:ascii="Times New Roman" w:hAnsi="Times New Roman" w:cs="Times New Roman"/>
-          <w:sz w:val="24"/>
-          <w:szCs w:val="24"/>
-        </w:rPr>
-        <w:t xml:space="preserve"> useful for the diagnosis of celiac disease are:</w:t>
-      </w:r>
-    </w:p>
-    <w:p>
-      <w:pPr>
-        <w:pStyle w:val="Paragraphedeliste"/>
-        <w:numPr>
-          <w:ilvl w:val="0"/>
-          <w:numId w:val="19"/>
-        </w:numPr>
-        <w:spacing w:after="0" w:line="240" w:lineRule="auto"/>
-        <w:rPr>
-          <w:rFonts w:ascii="Times New Roman" w:hAnsi="Times New Roman" w:cs="Times New Roman"/>
-          <w:sz w:val="24"/>
-          <w:szCs w:val="24"/>
-        </w:rPr>
-      </w:pPr>
-      <w:r>
-        <w:rPr>
-          <w:rFonts w:ascii="Times New Roman" w:hAnsi="Times New Roman" w:cs="Times New Roman"/>
-          <w:sz w:val="24"/>
-          <w:szCs w:val="24"/>
-        </w:rPr>
-        <w:t>Anti-deamidated gliadin peptide</w:t>
-      </w:r>
-    </w:p>
-    <w:p>
-      <w:pPr>
-        <w:pStyle w:val="Paragraphedeliste"/>
-        <w:numPr>
-          <w:ilvl w:val="0"/>
-          <w:numId w:val="19"/>
-        </w:numPr>
-        <w:spacing w:after="0" w:line="240" w:lineRule="auto"/>
-        <w:rPr>
-          <w:rFonts w:ascii="Times New Roman" w:hAnsi="Times New Roman" w:cs="Times New Roman"/>
-          <w:sz w:val="24"/>
-          <w:szCs w:val="24"/>
-        </w:rPr>
-      </w:pPr>
-      <w:r>
-        <w:rPr>
-          <w:rFonts w:ascii="Times New Roman" w:hAnsi="Times New Roman" w:cs="Times New Roman"/>
-          <w:sz w:val="24"/>
-          <w:szCs w:val="24"/>
-        </w:rPr>
-        <w:t>Anti-endomysium</w:t>
-      </w:r>
-    </w:p>
-    <w:p>
-      <w:pPr>
-        <w:pStyle w:val="Paragraphedeliste"/>
-        <w:numPr>
-          <w:ilvl w:val="0"/>
-          <w:numId w:val="19"/>
-        </w:numPr>
-        <w:spacing w:after="0" w:line="240" w:lineRule="auto"/>
-        <w:rPr>
-          <w:rFonts w:ascii="Times New Roman" w:hAnsi="Times New Roman" w:cs="Times New Roman"/>
-          <w:sz w:val="24"/>
-          <w:szCs w:val="24"/>
-        </w:rPr>
-      </w:pPr>
-      <w:r>
-        <w:rPr>
-          <w:rFonts w:ascii="Times New Roman" w:hAnsi="Times New Roman" w:cs="Times New Roman"/>
-          <w:sz w:val="24"/>
-          <w:szCs w:val="24"/>
-        </w:rPr>
-        <w:t xml:space="preserve">Antinuclear </w:t>
-      </w:r>
-    </w:p>
-    <w:p>
-      <w:pPr>
-        <w:pStyle w:val="Paragraphedeliste"/>
-        <w:numPr>
-          <w:ilvl w:val="0"/>
-          <w:numId w:val="19"/>
-        </w:numPr>
-        <w:spacing w:after="0" w:line="240" w:lineRule="auto"/>
-        <w:rPr>
-          <w:rFonts w:ascii="Times New Roman" w:hAnsi="Times New Roman" w:cs="Times New Roman"/>
-          <w:sz w:val="24"/>
-          <w:szCs w:val="24"/>
-        </w:rPr>
-      </w:pPr>
-      <w:proofErr w:type="spellStart"/>
-      <w:r>
-        <w:rPr>
-          <w:rFonts w:ascii="Times New Roman" w:hAnsi="Times New Roman" w:cs="Times New Roman"/>
-          <w:sz w:val="24"/>
-          <w:szCs w:val="24"/>
-        </w:rPr>
-        <w:t>Antireticulin</w:t>
-      </w:r>
-      <w:proofErr w:type="spellEnd"/>
-    </w:p>
-    <w:p>
-      <w:pPr>
-        <w:pStyle w:val="Paragraphedeliste"/>
-        <w:numPr>
-          <w:ilvl w:val="0"/>
-          <w:numId w:val="19"/>
-        </w:numPr>
-        <w:spacing w:after="0" w:line="240" w:lineRule="auto"/>
-        <w:rPr>
-          <w:rFonts w:ascii="Times New Roman" w:hAnsi="Times New Roman" w:cs="Times New Roman"/>
-          <w:sz w:val="24"/>
-          <w:szCs w:val="24"/>
-        </w:rPr>
-      </w:pPr>
-      <w:r>
-        <w:rPr>
-          <w:rFonts w:ascii="Times New Roman" w:hAnsi="Times New Roman" w:cs="Times New Roman"/>
-          <w:sz w:val="24"/>
-          <w:szCs w:val="24"/>
-        </w:rPr>
-        <w:t>Anti-tissue transglutaminase</w:t>
+        <w:t xml:space="preserve"> </w:t>
+      </w:r>
+      <w:r>
+        <w:rPr>
+          <w:rFonts w:ascii="Times New Roman" w:hAnsi="Times New Roman" w:cs="Times New Roman"/>
+          <w:sz w:val="24"/>
+          <w:szCs w:val="24"/>
+        </w:rPr>
+        <w:t xml:space="preserve">CS. </w:t>
+      </w:r>
+      <w:r>
+        <w:rPr>
+          <w:rFonts w:ascii="Times New Roman" w:hAnsi="Times New Roman" w:cs="Times New Roman"/>
+          <w:sz w:val="24"/>
+          <w:szCs w:val="24"/>
+        </w:rPr>
+        <w:t xml:space="preserve">Which of the listed </w:t>
+      </w:r>
+      <w:proofErr w:type="gramStart"/>
+      <w:r>
+        <w:rPr>
+          <w:rFonts w:ascii="Times New Roman" w:hAnsi="Times New Roman" w:cs="Times New Roman"/>
+          <w:sz w:val="24"/>
+          <w:szCs w:val="24"/>
+        </w:rPr>
+        <w:t>products,</w:t>
+      </w:r>
+      <w:proofErr w:type="gramEnd"/>
+      <w:r>
+        <w:rPr>
+          <w:rFonts w:ascii="Times New Roman" w:hAnsi="Times New Roman" w:cs="Times New Roman"/>
+          <w:sz w:val="24"/>
+          <w:szCs w:val="24"/>
+        </w:rPr>
+        <w:t xml:space="preserve"> is a factor in the development of celiac disease:</w:t>
+      </w:r>
+    </w:p>
+    <w:p>
+      <w:pPr>
+        <w:pStyle w:val="Paragraphedeliste"/>
+        <w:numPr>
+          <w:ilvl w:val="0"/>
+          <w:numId w:val="20"/>
+        </w:numPr>
+        <w:spacing w:after="0" w:line="240" w:lineRule="auto"/>
+        <w:rPr>
+          <w:rFonts w:ascii="Times New Roman" w:hAnsi="Times New Roman" w:cs="Times New Roman"/>
+          <w:sz w:val="24"/>
+          <w:szCs w:val="24"/>
+        </w:rPr>
+      </w:pPr>
+      <w:proofErr w:type="gramStart"/>
+      <w:r>
+        <w:rPr>
+          <w:rFonts w:ascii="Times New Roman" w:hAnsi="Times New Roman" w:cs="Times New Roman"/>
+          <w:sz w:val="24"/>
+          <w:szCs w:val="24"/>
+        </w:rPr>
+        <w:t>[ ]</w:t>
+      </w:r>
+      <w:proofErr w:type="gramEnd"/>
+      <w:r>
+        <w:rPr>
+          <w:rFonts w:ascii="Times New Roman" w:hAnsi="Times New Roman" w:cs="Times New Roman"/>
+          <w:sz w:val="24"/>
+          <w:szCs w:val="24"/>
+        </w:rPr>
+        <w:t xml:space="preserve"> </w:t>
+      </w:r>
+      <w:r>
+        <w:rPr>
+          <w:rFonts w:ascii="Times New Roman" w:hAnsi="Times New Roman" w:cs="Times New Roman"/>
+          <w:sz w:val="24"/>
+          <w:szCs w:val="24"/>
+        </w:rPr>
+        <w:t>Fruit puree</w:t>
+      </w:r>
+    </w:p>
+    <w:p>
+      <w:pPr>
+        <w:pStyle w:val="Paragraphedeliste"/>
+        <w:numPr>
+          <w:ilvl w:val="0"/>
+          <w:numId w:val="20"/>
+        </w:numPr>
+        <w:spacing w:after="0" w:line="240" w:lineRule="auto"/>
+        <w:rPr>
+          <w:rFonts w:ascii="Times New Roman" w:hAnsi="Times New Roman" w:cs="Times New Roman"/>
+          <w:sz w:val="24"/>
+          <w:szCs w:val="24"/>
+        </w:rPr>
+      </w:pPr>
+      <w:proofErr w:type="gramStart"/>
+      <w:r>
+        <w:rPr>
+          <w:rFonts w:ascii="Times New Roman" w:hAnsi="Times New Roman" w:cs="Times New Roman"/>
+          <w:sz w:val="24"/>
+          <w:szCs w:val="24"/>
+        </w:rPr>
+        <w:t>[ ]</w:t>
+      </w:r>
+      <w:proofErr w:type="gramEnd"/>
+      <w:r>
+        <w:rPr>
+          <w:rFonts w:ascii="Times New Roman" w:hAnsi="Times New Roman" w:cs="Times New Roman"/>
+          <w:sz w:val="24"/>
+          <w:szCs w:val="24"/>
+        </w:rPr>
+        <w:t xml:space="preserve"> </w:t>
+      </w:r>
+      <w:r>
+        <w:rPr>
+          <w:rFonts w:ascii="Times New Roman" w:hAnsi="Times New Roman" w:cs="Times New Roman"/>
+          <w:sz w:val="24"/>
+          <w:szCs w:val="24"/>
+        </w:rPr>
+        <w:t>Mashed vegetables</w:t>
+      </w:r>
+    </w:p>
+    <w:p>
+      <w:pPr>
+        <w:pStyle w:val="Paragraphedeliste"/>
+        <w:numPr>
+          <w:ilvl w:val="0"/>
+          <w:numId w:val="20"/>
+        </w:numPr>
+        <w:spacing w:after="0" w:line="240" w:lineRule="auto"/>
+        <w:rPr>
+          <w:rFonts w:ascii="Times New Roman" w:hAnsi="Times New Roman" w:cs="Times New Roman"/>
+          <w:sz w:val="24"/>
+          <w:szCs w:val="24"/>
+        </w:rPr>
+      </w:pPr>
+      <w:proofErr w:type="gramStart"/>
+      <w:r>
+        <w:rPr>
+          <w:rFonts w:ascii="Times New Roman" w:hAnsi="Times New Roman" w:cs="Times New Roman"/>
+          <w:sz w:val="24"/>
+          <w:szCs w:val="24"/>
+        </w:rPr>
+        <w:t>[ ]</w:t>
+      </w:r>
+      <w:proofErr w:type="gramEnd"/>
+      <w:r>
+        <w:rPr>
+          <w:rFonts w:ascii="Times New Roman" w:hAnsi="Times New Roman" w:cs="Times New Roman"/>
+          <w:sz w:val="24"/>
+          <w:szCs w:val="24"/>
+        </w:rPr>
+        <w:t xml:space="preserve"> </w:t>
+      </w:r>
+      <w:r>
+        <w:rPr>
+          <w:rFonts w:ascii="Times New Roman" w:hAnsi="Times New Roman" w:cs="Times New Roman"/>
+          <w:sz w:val="24"/>
+          <w:szCs w:val="24"/>
+        </w:rPr>
+        <w:t xml:space="preserve">Meat </w:t>
+      </w:r>
+    </w:p>
+    <w:p>
+      <w:pPr>
+        <w:pStyle w:val="Paragraphedeliste"/>
+        <w:numPr>
+          <w:ilvl w:val="0"/>
+          <w:numId w:val="20"/>
+        </w:numPr>
+        <w:spacing w:after="0" w:line="240" w:lineRule="auto"/>
+        <w:rPr>
+          <w:rFonts w:ascii="Times New Roman" w:hAnsi="Times New Roman" w:cs="Times New Roman"/>
+          <w:sz w:val="24"/>
+          <w:szCs w:val="24"/>
+        </w:rPr>
+      </w:pPr>
+      <w:r>
+        <w:rPr>
+          <w:rFonts w:ascii="Times New Roman" w:hAnsi="Times New Roman" w:cs="Times New Roman"/>
+          <w:sz w:val="24"/>
+          <w:szCs w:val="24"/>
+        </w:rPr>
+        <w:t xml:space="preserve">[x] </w:t>
+      </w:r>
+      <w:r>
+        <w:rPr>
+          <w:rFonts w:ascii="Times New Roman" w:hAnsi="Times New Roman" w:cs="Times New Roman"/>
+          <w:sz w:val="24"/>
+          <w:szCs w:val="24"/>
+        </w:rPr>
+        <w:t>Pasta products</w:t>
+      </w:r>
+    </w:p>
+    <w:p>
+      <w:pPr>
+        <w:pStyle w:val="Paragraphedeliste"/>
+        <w:numPr>
+          <w:ilvl w:val="0"/>
+          <w:numId w:val="20"/>
+        </w:numPr>
+        <w:spacing w:after="0" w:line="240" w:lineRule="auto"/>
+        <w:rPr>
+          <w:rFonts w:ascii="Times New Roman" w:hAnsi="Times New Roman" w:cs="Times New Roman"/>
+          <w:sz w:val="24"/>
+          <w:szCs w:val="24"/>
+        </w:rPr>
+      </w:pPr>
+      <w:proofErr w:type="gramStart"/>
+      <w:r>
+        <w:rPr>
+          <w:rFonts w:ascii="Times New Roman" w:hAnsi="Times New Roman" w:cs="Times New Roman"/>
+          <w:sz w:val="24"/>
+          <w:szCs w:val="24"/>
+        </w:rPr>
+        <w:t>[ ]</w:t>
+      </w:r>
+      <w:proofErr w:type="gramEnd"/>
+      <w:r>
+        <w:rPr>
+          <w:rFonts w:ascii="Times New Roman" w:hAnsi="Times New Roman" w:cs="Times New Roman"/>
+          <w:sz w:val="24"/>
+          <w:szCs w:val="24"/>
+        </w:rPr>
+        <w:t xml:space="preserve"> </w:t>
+      </w:r>
+      <w:r>
+        <w:rPr>
+          <w:rFonts w:ascii="Times New Roman" w:hAnsi="Times New Roman" w:cs="Times New Roman"/>
+          <w:sz w:val="24"/>
+          <w:szCs w:val="24"/>
+        </w:rPr>
+        <w:t xml:space="preserve">Cheese </w:t>
       </w:r>
     </w:p>
     <w:p>
@@ -2970,8 +4860,70 @@
           <w:sz w:val="24"/>
           <w:szCs w:val="24"/>
         </w:rPr>
-        <w:t xml:space="preserve"> Which of the listed </w:t>
-      </w:r>
+        <w:t xml:space="preserve"> </w:t>
+      </w:r>
+      <w:r>
+        <w:rPr>
+          <w:rFonts w:ascii="Times New Roman" w:hAnsi="Times New Roman" w:cs="Times New Roman"/>
+          <w:sz w:val="24"/>
+          <w:szCs w:val="24"/>
+        </w:rPr>
+        <w:t xml:space="preserve">CS. </w:t>
+      </w:r>
+      <w:r>
+        <w:rPr>
+          <w:rFonts w:ascii="Times New Roman" w:hAnsi="Times New Roman" w:cs="Times New Roman"/>
+          <w:sz w:val="24"/>
+          <w:szCs w:val="24"/>
+        </w:rPr>
+        <w:t>Which cereal porridge is contraindicated in celiac disease:</w:t>
+      </w:r>
+    </w:p>
+    <w:p>
+      <w:pPr>
+        <w:pStyle w:val="Paragraphedeliste"/>
+        <w:numPr>
+          <w:ilvl w:val="0"/>
+          <w:numId w:val="21"/>
+        </w:numPr>
+        <w:spacing w:after="0" w:line="240" w:lineRule="auto"/>
+        <w:rPr>
+          <w:rFonts w:ascii="Times New Roman" w:hAnsi="Times New Roman" w:cs="Times New Roman"/>
+          <w:sz w:val="24"/>
+          <w:szCs w:val="24"/>
+        </w:rPr>
+      </w:pPr>
+      <w:r>
+        <w:rPr>
+          <w:rFonts w:ascii="Times New Roman" w:hAnsi="Times New Roman" w:cs="Times New Roman"/>
+          <w:sz w:val="24"/>
+          <w:szCs w:val="24"/>
+        </w:rPr>
+        <w:t xml:space="preserve">[x] </w:t>
+      </w:r>
+      <w:r>
+        <w:rPr>
+          <w:rFonts w:ascii="Times New Roman" w:hAnsi="Times New Roman" w:cs="Times New Roman"/>
+          <w:sz w:val="24"/>
+          <w:szCs w:val="24"/>
+        </w:rPr>
+        <w:t xml:space="preserve">Semolina </w:t>
+      </w:r>
+    </w:p>
+    <w:p>
+      <w:pPr>
+        <w:pStyle w:val="Paragraphedeliste"/>
+        <w:numPr>
+          <w:ilvl w:val="0"/>
+          <w:numId w:val="21"/>
+        </w:numPr>
+        <w:spacing w:after="0" w:line="240" w:lineRule="auto"/>
+        <w:rPr>
+          <w:rFonts w:ascii="Times New Roman" w:hAnsi="Times New Roman" w:cs="Times New Roman"/>
+          <w:sz w:val="24"/>
+          <w:szCs w:val="24"/>
+        </w:rPr>
+      </w:pPr>
       <w:proofErr w:type="gramStart"/>
       <w:r>
         <w:rPr>
@@ -2979,7 +4931,7 @@
           <w:sz w:val="24"/>
           <w:szCs w:val="24"/>
         </w:rPr>
-        <w:t>products,</w:t>
+        <w:t>[ ]</w:t>
       </w:r>
       <w:proofErr w:type="gramEnd"/>
       <w:r>
@@ -2988,155 +4940,15 @@
           <w:sz w:val="24"/>
           <w:szCs w:val="24"/>
         </w:rPr>
-        <w:t xml:space="preserve"> is a factor in the development of celiac disease:</w:t>
-      </w:r>
-    </w:p>
-    <w:p>
-      <w:pPr>
-        <w:pStyle w:val="Paragraphedeliste"/>
-        <w:numPr>
-          <w:ilvl w:val="0"/>
-          <w:numId w:val="20"/>
-        </w:numPr>
-        <w:spacing w:after="0" w:line="240" w:lineRule="auto"/>
-        <w:rPr>
-          <w:rFonts w:ascii="Times New Roman" w:hAnsi="Times New Roman" w:cs="Times New Roman"/>
-          <w:sz w:val="24"/>
-          <w:szCs w:val="24"/>
-        </w:rPr>
-      </w:pPr>
-      <w:r>
-        <w:rPr>
-          <w:rFonts w:ascii="Times New Roman" w:hAnsi="Times New Roman" w:cs="Times New Roman"/>
-          <w:sz w:val="24"/>
-          <w:szCs w:val="24"/>
-        </w:rPr>
-        <w:t>Fruit puree</w:t>
-      </w:r>
-    </w:p>
-    <w:p>
-      <w:pPr>
-        <w:pStyle w:val="Paragraphedeliste"/>
-        <w:numPr>
-          <w:ilvl w:val="0"/>
-          <w:numId w:val="20"/>
-        </w:numPr>
-        <w:spacing w:after="0" w:line="240" w:lineRule="auto"/>
-        <w:rPr>
-          <w:rFonts w:ascii="Times New Roman" w:hAnsi="Times New Roman" w:cs="Times New Roman"/>
-          <w:sz w:val="24"/>
-          <w:szCs w:val="24"/>
-        </w:rPr>
-      </w:pPr>
-      <w:r>
-        <w:rPr>
-          <w:rFonts w:ascii="Times New Roman" w:hAnsi="Times New Roman" w:cs="Times New Roman"/>
-          <w:sz w:val="24"/>
-          <w:szCs w:val="24"/>
-        </w:rPr>
-        <w:t>Mashed vegetables</w:t>
-      </w:r>
-    </w:p>
-    <w:p>
-      <w:pPr>
-        <w:pStyle w:val="Paragraphedeliste"/>
-        <w:numPr>
-          <w:ilvl w:val="0"/>
-          <w:numId w:val="20"/>
-        </w:numPr>
-        <w:spacing w:after="0" w:line="240" w:lineRule="auto"/>
-        <w:rPr>
-          <w:rFonts w:ascii="Times New Roman" w:hAnsi="Times New Roman" w:cs="Times New Roman"/>
-          <w:sz w:val="24"/>
-          <w:szCs w:val="24"/>
-        </w:rPr>
-      </w:pPr>
-      <w:r>
-        <w:rPr>
-          <w:rFonts w:ascii="Times New Roman" w:hAnsi="Times New Roman" w:cs="Times New Roman"/>
-          <w:sz w:val="24"/>
-          <w:szCs w:val="24"/>
-        </w:rPr>
-        <w:t xml:space="preserve">Meat </w:t>
-      </w:r>
-    </w:p>
-    <w:p>
-      <w:pPr>
-        <w:pStyle w:val="Paragraphedeliste"/>
-        <w:numPr>
-          <w:ilvl w:val="0"/>
-          <w:numId w:val="20"/>
-        </w:numPr>
-        <w:spacing w:after="0" w:line="240" w:lineRule="auto"/>
-        <w:rPr>
-          <w:rFonts w:ascii="Times New Roman" w:hAnsi="Times New Roman" w:cs="Times New Roman"/>
-          <w:sz w:val="24"/>
-          <w:szCs w:val="24"/>
-        </w:rPr>
-      </w:pPr>
-      <w:r>
-        <w:rPr>
-          <w:rFonts w:ascii="Times New Roman" w:hAnsi="Times New Roman" w:cs="Times New Roman"/>
-          <w:sz w:val="24"/>
-          <w:szCs w:val="24"/>
-        </w:rPr>
-        <w:t>Pasta products</w:t>
-      </w:r>
-    </w:p>
-    <w:p>
-      <w:pPr>
-        <w:pStyle w:val="Paragraphedeliste"/>
-        <w:numPr>
-          <w:ilvl w:val="0"/>
-          <w:numId w:val="20"/>
-        </w:numPr>
-        <w:spacing w:after="0" w:line="240" w:lineRule="auto"/>
-        <w:rPr>
-          <w:rFonts w:ascii="Times New Roman" w:hAnsi="Times New Roman" w:cs="Times New Roman"/>
-          <w:sz w:val="24"/>
-          <w:szCs w:val="24"/>
-        </w:rPr>
-      </w:pPr>
-      <w:r>
-        <w:rPr>
-          <w:rFonts w:ascii="Times New Roman" w:hAnsi="Times New Roman" w:cs="Times New Roman"/>
-          <w:sz w:val="24"/>
-          <w:szCs w:val="24"/>
-        </w:rPr>
-        <w:t xml:space="preserve">Cheese </w:t>
-      </w:r>
-    </w:p>
-    <w:p>
-      <w:pPr>
-        <w:spacing w:after="0" w:line="240" w:lineRule="auto"/>
-        <w:rPr>
-          <w:rFonts w:ascii="Times New Roman" w:hAnsi="Times New Roman" w:cs="Times New Roman"/>
-          <w:sz w:val="24"/>
-          <w:szCs w:val="24"/>
-        </w:rPr>
-      </w:pPr>
-    </w:p>
-    <w:p>
-      <w:pPr>
-        <w:pStyle w:val="Paragraphedeliste"/>
-        <w:numPr>
-          <w:ilvl w:val="0"/>
-          <w:numId w:val="1"/>
-        </w:numPr>
-        <w:spacing w:after="0" w:line="240" w:lineRule="auto"/>
-        <w:rPr>
-          <w:rFonts w:ascii="Times New Roman" w:hAnsi="Times New Roman" w:cs="Times New Roman"/>
-          <w:sz w:val="24"/>
-          <w:szCs w:val="24"/>
-        </w:rPr>
-      </w:pPr>
-      <w:r>
-        <w:rPr>
-          <w:rFonts w:ascii="Times New Roman" w:hAnsi="Times New Roman" w:cs="Times New Roman"/>
-          <w:sz w:val="24"/>
-          <w:szCs w:val="24"/>
-        </w:rPr>
-        <w:t xml:space="preserve"> Which cereal porridge is contraindicated in celiac disease:</w:t>
+        <w:t xml:space="preserve"> </w:t>
+      </w:r>
+      <w:r>
+        <w:rPr>
+          <w:rFonts w:ascii="Times New Roman" w:hAnsi="Times New Roman" w:cs="Times New Roman"/>
+          <w:sz w:val="24"/>
+          <w:szCs w:val="24"/>
+        </w:rPr>
+        <w:t xml:space="preserve">Buckwheat </w:t>
       </w:r>
     </w:p>
     <w:p>
@@ -3153,13 +4965,31 @@
           <w:szCs w:val="24"/>
         </w:rPr>
       </w:pPr>
-      <w:r>
-        <w:rPr>
-          <w:rFonts w:ascii="Times New Roman" w:hAnsi="Times New Roman" w:cs="Times New Roman"/>
-          <w:sz w:val="24"/>
-          <w:szCs w:val="24"/>
-        </w:rPr>
-        <w:t xml:space="preserve">Semolina </w:t>
+      <w:proofErr w:type="gramStart"/>
+      <w:r>
+        <w:rPr>
+          <w:rFonts w:ascii="Times New Roman" w:hAnsi="Times New Roman" w:cs="Times New Roman"/>
+          <w:sz w:val="24"/>
+          <w:szCs w:val="24"/>
+        </w:rPr>
+        <w:t>[ ]</w:t>
+      </w:r>
+      <w:proofErr w:type="gramEnd"/>
+      <w:r>
+        <w:rPr>
+          <w:rFonts w:ascii="Times New Roman" w:hAnsi="Times New Roman" w:cs="Times New Roman"/>
+          <w:sz w:val="24"/>
+          <w:szCs w:val="24"/>
+        </w:rPr>
+        <w:t xml:space="preserve"> </w:t>
+      </w:r>
+      <w:r>
+        <w:rPr>
+          <w:rFonts w:ascii="Times New Roman" w:hAnsi="Times New Roman" w:cs="Times New Roman"/>
+          <w:sz w:val="24"/>
+          <w:szCs w:val="24"/>
+        </w:rPr>
+        <w:t xml:space="preserve">Rice </w:t>
       </w:r>
     </w:p>
     <w:p>
@@ -3176,13 +5006,31 @@
           <w:szCs w:val="24"/>
         </w:rPr>
       </w:pPr>
-      <w:r>
-        <w:rPr>
-          <w:rFonts w:ascii="Times New Roman" w:hAnsi="Times New Roman" w:cs="Times New Roman"/>
-          <w:sz w:val="24"/>
-          <w:szCs w:val="24"/>
-        </w:rPr>
-        <w:t xml:space="preserve">Buckwheat </w:t>
+      <w:proofErr w:type="gramStart"/>
+      <w:r>
+        <w:rPr>
+          <w:rFonts w:ascii="Times New Roman" w:hAnsi="Times New Roman" w:cs="Times New Roman"/>
+          <w:sz w:val="24"/>
+          <w:szCs w:val="24"/>
+        </w:rPr>
+        <w:t>[ ]</w:t>
+      </w:r>
+      <w:proofErr w:type="gramEnd"/>
+      <w:r>
+        <w:rPr>
+          <w:rFonts w:ascii="Times New Roman" w:hAnsi="Times New Roman" w:cs="Times New Roman"/>
+          <w:sz w:val="24"/>
+          <w:szCs w:val="24"/>
+        </w:rPr>
+        <w:t xml:space="preserve"> </w:t>
+      </w:r>
+      <w:r>
+        <w:rPr>
+          <w:rFonts w:ascii="Times New Roman" w:hAnsi="Times New Roman" w:cs="Times New Roman"/>
+          <w:sz w:val="24"/>
+          <w:szCs w:val="24"/>
+        </w:rPr>
+        <w:t xml:space="preserve">Corn </w:t>
       </w:r>
     </w:p>
     <w:p>
@@ -3199,52 +5047,24 @@
           <w:szCs w:val="24"/>
         </w:rPr>
       </w:pPr>
-      <w:r>
-        <w:rPr>
-          <w:rFonts w:ascii="Times New Roman" w:hAnsi="Times New Roman" w:cs="Times New Roman"/>
-          <w:sz w:val="24"/>
-          <w:szCs w:val="24"/>
-        </w:rPr>
-        <w:t xml:space="preserve">Rice </w:t>
-      </w:r>
-    </w:p>
-    <w:p>
-      <w:pPr>
-        <w:pStyle w:val="Paragraphedeliste"/>
-        <w:numPr>
-          <w:ilvl w:val="0"/>
-          <w:numId w:val="21"/>
-        </w:numPr>
-        <w:spacing w:after="0" w:line="240" w:lineRule="auto"/>
-        <w:rPr>
-          <w:rFonts w:ascii="Times New Roman" w:hAnsi="Times New Roman" w:cs="Times New Roman"/>
-          <w:sz w:val="24"/>
-          <w:szCs w:val="24"/>
-        </w:rPr>
-      </w:pPr>
-      <w:r>
-        <w:rPr>
-          <w:rFonts w:ascii="Times New Roman" w:hAnsi="Times New Roman" w:cs="Times New Roman"/>
-          <w:sz w:val="24"/>
-          <w:szCs w:val="24"/>
-        </w:rPr>
-        <w:t xml:space="preserve">Corn </w:t>
-      </w:r>
-    </w:p>
-    <w:p>
-      <w:pPr>
-        <w:pStyle w:val="Paragraphedeliste"/>
-        <w:numPr>
-          <w:ilvl w:val="0"/>
-          <w:numId w:val="21"/>
-        </w:numPr>
-        <w:spacing w:after="0" w:line="240" w:lineRule="auto"/>
-        <w:rPr>
-          <w:rFonts w:ascii="Times New Roman" w:hAnsi="Times New Roman" w:cs="Times New Roman"/>
-          <w:sz w:val="24"/>
-          <w:szCs w:val="24"/>
-        </w:rPr>
-      </w:pPr>
+      <w:proofErr w:type="gramStart"/>
+      <w:r>
+        <w:rPr>
+          <w:rFonts w:ascii="Times New Roman" w:hAnsi="Times New Roman" w:cs="Times New Roman"/>
+          <w:sz w:val="24"/>
+          <w:szCs w:val="24"/>
+        </w:rPr>
+        <w:t>[ ]</w:t>
+      </w:r>
+      <w:proofErr w:type="gramEnd"/>
+      <w:r>
+        <w:rPr>
+          <w:rFonts w:ascii="Times New Roman" w:hAnsi="Times New Roman" w:cs="Times New Roman"/>
+          <w:sz w:val="24"/>
+          <w:szCs w:val="24"/>
+        </w:rPr>
+        <w:t xml:space="preserve"> </w:t>
+      </w:r>
       <w:r>
         <w:rPr>
           <w:rFonts w:ascii="Times New Roman" w:hAnsi="Times New Roman" w:cs="Times New Roman"/>
@@ -3314,7 +5134,23 @@
           <w:sz w:val="24"/>
           <w:szCs w:val="24"/>
         </w:rPr>
-        <w:t xml:space="preserve"> What mechanisms are disturbed in intestinal malabsorption:</w:t>
+        <w:t xml:space="preserve"> </w:t>
+      </w:r>
+      <w:r>
+        <w:rPr>
+          <w:rFonts w:ascii="Times New Roman" w:hAnsi="Times New Roman" w:cs="Times New Roman"/>
+          <w:sz w:val="24"/>
+          <w:szCs w:val="24"/>
+        </w:rPr>
+        <w:t xml:space="preserve">CM. </w:t>
+      </w:r>
+      <w:r>
+        <w:rPr>
+          <w:rFonts w:ascii="Times New Roman" w:hAnsi="Times New Roman" w:cs="Times New Roman"/>
+          <w:sz w:val="24"/>
+          <w:szCs w:val="24"/>
+        </w:rPr>
+        <w:t>What mechanisms are disturbed in intestinal malabsorption:</w:t>
       </w:r>
     </w:p>
     <w:p>
@@ -3337,6 +5173,14 @@
           <w:sz w:val="24"/>
           <w:szCs w:val="24"/>
         </w:rPr>
+        <w:t xml:space="preserve">[x] </w:t>
+      </w:r>
+      <w:r>
+        <w:rPr>
+          <w:rFonts w:ascii="Times New Roman" w:hAnsi="Times New Roman" w:cs="Times New Roman"/>
+          <w:sz w:val="24"/>
+          <w:szCs w:val="24"/>
+        </w:rPr>
         <w:t>Digestion of nutrients</w:t>
       </w:r>
     </w:p>
@@ -3360,6 +5204,14 @@
           <w:sz w:val="24"/>
           <w:szCs w:val="24"/>
         </w:rPr>
+        <w:t xml:space="preserve">[x] </w:t>
+      </w:r>
+      <w:r>
+        <w:rPr>
+          <w:rFonts w:ascii="Times New Roman" w:hAnsi="Times New Roman" w:cs="Times New Roman"/>
+          <w:sz w:val="24"/>
+          <w:szCs w:val="24"/>
+        </w:rPr>
         <w:t>Absorption of micronutrients</w:t>
       </w:r>
     </w:p>
@@ -3383,6 +5235,14 @@
           <w:sz w:val="24"/>
           <w:szCs w:val="24"/>
         </w:rPr>
+        <w:t xml:space="preserve">[x] </w:t>
+      </w:r>
+      <w:r>
+        <w:rPr>
+          <w:rFonts w:ascii="Times New Roman" w:hAnsi="Times New Roman" w:cs="Times New Roman"/>
+          <w:sz w:val="24"/>
+          <w:szCs w:val="24"/>
+        </w:rPr>
         <w:t>Nutrient transport</w:t>
       </w:r>
     </w:p>
@@ -3400,6 +5260,24 @@
           <w:szCs w:val="24"/>
         </w:rPr>
       </w:pPr>
+      <w:proofErr w:type="gramStart"/>
+      <w:r>
+        <w:rPr>
+          <w:rFonts w:ascii="Times New Roman" w:hAnsi="Times New Roman" w:cs="Times New Roman"/>
+          <w:sz w:val="24"/>
+          <w:szCs w:val="24"/>
+        </w:rPr>
+        <w:t>[ ]</w:t>
+      </w:r>
+      <w:proofErr w:type="gramEnd"/>
+      <w:r>
+        <w:rPr>
+          <w:rFonts w:ascii="Times New Roman" w:hAnsi="Times New Roman" w:cs="Times New Roman"/>
+          <w:sz w:val="24"/>
+          <w:szCs w:val="24"/>
+        </w:rPr>
+        <w:t xml:space="preserve"> </w:t>
+      </w:r>
       <w:r>
         <w:rPr>
           <w:rFonts w:ascii="Times New Roman" w:hAnsi="Times New Roman" w:cs="Times New Roman"/>
@@ -3474,6 +5352,24 @@
           <w:szCs w:val="24"/>
         </w:rPr>
       </w:pPr>
+      <w:proofErr w:type="gramStart"/>
+      <w:r>
+        <w:rPr>
+          <w:rFonts w:ascii="Times New Roman" w:hAnsi="Times New Roman" w:cs="Times New Roman"/>
+          <w:sz w:val="24"/>
+          <w:szCs w:val="24"/>
+        </w:rPr>
+        <w:t>[ ]</w:t>
+      </w:r>
+      <w:proofErr w:type="gramEnd"/>
+      <w:r>
+        <w:rPr>
+          <w:rFonts w:ascii="Times New Roman" w:hAnsi="Times New Roman" w:cs="Times New Roman"/>
+          <w:sz w:val="24"/>
+          <w:szCs w:val="24"/>
+        </w:rPr>
+        <w:t xml:space="preserve"> </w:t>
+      </w:r>
       <w:r>
         <w:rPr>
           <w:rFonts w:ascii="Times New Roman" w:hAnsi="Times New Roman" w:cs="Times New Roman"/>
@@ -3513,7 +5409,23 @@
           <w:sz w:val="24"/>
           <w:szCs w:val="24"/>
         </w:rPr>
-        <w:t xml:space="preserve"> The types of intestinal malabsorption are:</w:t>
+        <w:t xml:space="preserve"> </w:t>
+      </w:r>
+      <w:r>
+        <w:rPr>
+          <w:rFonts w:ascii="Times New Roman" w:hAnsi="Times New Roman" w:cs="Times New Roman"/>
+          <w:sz w:val="24"/>
+          <w:szCs w:val="24"/>
+        </w:rPr>
+        <w:t xml:space="preserve">CM. </w:t>
+      </w:r>
+      <w:r>
+        <w:rPr>
+          <w:rFonts w:ascii="Times New Roman" w:hAnsi="Times New Roman" w:cs="Times New Roman"/>
+          <w:sz w:val="24"/>
+          <w:szCs w:val="24"/>
+        </w:rPr>
+        <w:t>The types of intestinal malabsorption are:</w:t>
       </w:r>
     </w:p>
     <w:p>
@@ -3536,6 +5448,14 @@
           <w:sz w:val="24"/>
           <w:szCs w:val="24"/>
         </w:rPr>
+        <w:t xml:space="preserve">[x] </w:t>
+      </w:r>
+      <w:r>
+        <w:rPr>
+          <w:rFonts w:ascii="Times New Roman" w:hAnsi="Times New Roman" w:cs="Times New Roman"/>
+          <w:sz w:val="24"/>
+          <w:szCs w:val="24"/>
+        </w:rPr>
         <w:t>Carbohydrate malabsorption</w:t>
       </w:r>
     </w:p>
@@ -3559,6 +5479,14 @@
           <w:sz w:val="24"/>
           <w:szCs w:val="24"/>
         </w:rPr>
+        <w:t xml:space="preserve">[x] </w:t>
+      </w:r>
+      <w:r>
+        <w:rPr>
+          <w:rFonts w:ascii="Times New Roman" w:hAnsi="Times New Roman" w:cs="Times New Roman"/>
+          <w:sz w:val="24"/>
+          <w:szCs w:val="24"/>
+        </w:rPr>
         <w:t>Malabsorption of lipids</w:t>
       </w:r>
     </w:p>
@@ -3582,6 +5510,14 @@
           <w:sz w:val="24"/>
           <w:szCs w:val="24"/>
         </w:rPr>
+        <w:t xml:space="preserve">[x] </w:t>
+      </w:r>
+      <w:r>
+        <w:rPr>
+          <w:rFonts w:ascii="Times New Roman" w:hAnsi="Times New Roman" w:cs="Times New Roman"/>
+          <w:sz w:val="24"/>
+          <w:szCs w:val="24"/>
+        </w:rPr>
         <w:t>Protein malabsorption</w:t>
       </w:r>
     </w:p>
@@ -3599,6 +5535,24 @@
           <w:szCs w:val="24"/>
         </w:rPr>
       </w:pPr>
+      <w:proofErr w:type="gramStart"/>
+      <w:r>
+        <w:rPr>
+          <w:rFonts w:ascii="Times New Roman" w:hAnsi="Times New Roman" w:cs="Times New Roman"/>
+          <w:sz w:val="24"/>
+          <w:szCs w:val="24"/>
+        </w:rPr>
+        <w:t>[ ]</w:t>
+      </w:r>
+      <w:proofErr w:type="gramEnd"/>
+      <w:r>
+        <w:rPr>
+          <w:rFonts w:ascii="Times New Roman" w:hAnsi="Times New Roman" w:cs="Times New Roman"/>
+          <w:sz w:val="24"/>
+          <w:szCs w:val="24"/>
+        </w:rPr>
+        <w:t xml:space="preserve"> </w:t>
+      </w:r>
       <w:r>
         <w:rPr>
           <w:rFonts w:ascii="Times New Roman" w:hAnsi="Times New Roman" w:cs="Times New Roman"/>
@@ -3622,6 +5576,24 @@
           <w:szCs w:val="24"/>
         </w:rPr>
       </w:pPr>
+      <w:proofErr w:type="gramStart"/>
+      <w:r>
+        <w:rPr>
+          <w:rFonts w:ascii="Times New Roman" w:hAnsi="Times New Roman" w:cs="Times New Roman"/>
+          <w:sz w:val="24"/>
+          <w:szCs w:val="24"/>
+        </w:rPr>
+        <w:t>[ ]</w:t>
+      </w:r>
+      <w:proofErr w:type="gramEnd"/>
+      <w:r>
+        <w:rPr>
+          <w:rFonts w:ascii="Times New Roman" w:hAnsi="Times New Roman" w:cs="Times New Roman"/>
+          <w:sz w:val="24"/>
+          <w:szCs w:val="24"/>
+        </w:rPr>
+        <w:t xml:space="preserve"> </w:t>
+      </w:r>
       <w:r>
         <w:rPr>
           <w:rFonts w:ascii="Times New Roman" w:hAnsi="Times New Roman" w:cs="Times New Roman"/>
@@ -3655,6 +5627,14 @@
           <w:szCs w:val="24"/>
         </w:rPr>
       </w:pPr>
+      <w:r>
+        <w:rPr>
+          <w:rFonts w:ascii="Times New Roman" w:hAnsi="Times New Roman" w:cs="Times New Roman"/>
+          <w:sz w:val="24"/>
+          <w:szCs w:val="24"/>
+        </w:rPr>
+        <w:t xml:space="preserve">CM. </w:t>
+      </w:r>
       <w:proofErr w:type="gramStart"/>
       <w:r>
         <w:rPr>
@@ -3671,7 +5651,25 @@
           <w:sz w:val="24"/>
           <w:szCs w:val="24"/>
         </w:rPr>
-        <w:t xml:space="preserve"> diseases that manifest with malabsorption syndrome:</w:t>
+        <w:t xml:space="preserve"> diseases that </w:t>
+      </w:r>
+      <w:proofErr w:type="gramStart"/>
+      <w:r>
+        <w:rPr>
+          <w:rFonts w:ascii="Times New Roman" w:hAnsi="Times New Roman" w:cs="Times New Roman"/>
+          <w:sz w:val="24"/>
+          <w:szCs w:val="24"/>
+        </w:rPr>
+        <w:t>manifest with</w:t>
+      </w:r>
+      <w:proofErr w:type="gramEnd"/>
+      <w:r>
+        <w:rPr>
+          <w:rFonts w:ascii="Times New Roman" w:hAnsi="Times New Roman" w:cs="Times New Roman"/>
+          <w:sz w:val="24"/>
+          <w:szCs w:val="24"/>
+        </w:rPr>
+        <w:t xml:space="preserve"> malabsorption syndrome:</w:t>
       </w:r>
     </w:p>
     <w:p>
@@ -3688,6 +5686,24 @@
           <w:szCs w:val="24"/>
         </w:rPr>
       </w:pPr>
+      <w:proofErr w:type="gramStart"/>
+      <w:r>
+        <w:rPr>
+          <w:rFonts w:ascii="Times New Roman" w:hAnsi="Times New Roman" w:cs="Times New Roman"/>
+          <w:sz w:val="24"/>
+          <w:szCs w:val="24"/>
+        </w:rPr>
+        <w:t>[ ]</w:t>
+      </w:r>
+      <w:proofErr w:type="gramEnd"/>
+      <w:r>
+        <w:rPr>
+          <w:rFonts w:ascii="Times New Roman" w:hAnsi="Times New Roman" w:cs="Times New Roman"/>
+          <w:sz w:val="24"/>
+          <w:szCs w:val="24"/>
+        </w:rPr>
+        <w:t xml:space="preserve"> </w:t>
+      </w:r>
       <w:r>
         <w:rPr>
           <w:rFonts w:ascii="Times New Roman" w:hAnsi="Times New Roman" w:cs="Times New Roman"/>
@@ -3711,6 +5727,24 @@
           <w:szCs w:val="24"/>
         </w:rPr>
       </w:pPr>
+      <w:proofErr w:type="gramStart"/>
+      <w:r>
+        <w:rPr>
+          <w:rFonts w:ascii="Times New Roman" w:hAnsi="Times New Roman" w:cs="Times New Roman"/>
+          <w:sz w:val="24"/>
+          <w:szCs w:val="24"/>
+        </w:rPr>
+        <w:t>[ ]</w:t>
+      </w:r>
+      <w:proofErr w:type="gramEnd"/>
+      <w:r>
+        <w:rPr>
+          <w:rFonts w:ascii="Times New Roman" w:hAnsi="Times New Roman" w:cs="Times New Roman"/>
+          <w:sz w:val="24"/>
+          <w:szCs w:val="24"/>
+        </w:rPr>
+        <w:t xml:space="preserve"> </w:t>
+      </w:r>
       <w:r>
         <w:rPr>
           <w:rFonts w:ascii="Times New Roman" w:hAnsi="Times New Roman" w:cs="Times New Roman"/>
@@ -3740,6 +5774,14 @@
           <w:sz w:val="24"/>
           <w:szCs w:val="24"/>
         </w:rPr>
+        <w:t xml:space="preserve">[x] </w:t>
+      </w:r>
+      <w:r>
+        <w:rPr>
+          <w:rFonts w:ascii="Times New Roman" w:hAnsi="Times New Roman" w:cs="Times New Roman"/>
+          <w:sz w:val="24"/>
+          <w:szCs w:val="24"/>
+        </w:rPr>
         <w:t>Celiac disease</w:t>
       </w:r>
     </w:p>
@@ -3763,6 +5805,15 @@
           <w:sz w:val="24"/>
           <w:szCs w:val="24"/>
         </w:rPr>
+        <w:lastRenderedPageBreak/>
+        <w:t xml:space="preserve">[x] </w:t>
+      </w:r>
+      <w:r>
+        <w:rPr>
+          <w:rFonts w:ascii="Times New Roman" w:hAnsi="Times New Roman" w:cs="Times New Roman"/>
+          <w:sz w:val="24"/>
+          <w:szCs w:val="24"/>
+        </w:rPr>
         <w:t>Cystic fibrosis</w:t>
       </w:r>
     </w:p>
@@ -3780,6 +5831,14 @@
           <w:szCs w:val="24"/>
         </w:rPr>
       </w:pPr>
+      <w:r>
+        <w:rPr>
+          <w:rFonts w:ascii="Times New Roman" w:hAnsi="Times New Roman" w:cs="Times New Roman"/>
+          <w:sz w:val="24"/>
+          <w:szCs w:val="24"/>
+        </w:rPr>
+        <w:t xml:space="preserve">[x] </w:t>
+      </w:r>
       <w:r>
         <w:rPr>
           <w:rFonts w:ascii="Times New Roman" w:hAnsi="Times New Roman" w:cs="Times New Roman"/>
@@ -3819,7 +5878,23 @@
           <w:sz w:val="24"/>
           <w:szCs w:val="24"/>
         </w:rPr>
-        <w:t xml:space="preserve"> Which of the following includes disaccharide malabsorption:</w:t>
+        <w:t xml:space="preserve"> </w:t>
+      </w:r>
+      <w:r>
+        <w:rPr>
+          <w:rFonts w:ascii="Times New Roman" w:hAnsi="Times New Roman" w:cs="Times New Roman"/>
+          <w:sz w:val="24"/>
+          <w:szCs w:val="24"/>
+        </w:rPr>
+        <w:t xml:space="preserve">CM. </w:t>
+      </w:r>
+      <w:r>
+        <w:rPr>
+          <w:rFonts w:ascii="Times New Roman" w:hAnsi="Times New Roman" w:cs="Times New Roman"/>
+          <w:sz w:val="24"/>
+          <w:szCs w:val="24"/>
+        </w:rPr>
+        <w:t>Which of the following includes disaccharide malabsorption:</w:t>
       </w:r>
     </w:p>
     <w:p>
@@ -3842,6 +5917,14 @@
           <w:sz w:val="24"/>
           <w:szCs w:val="24"/>
         </w:rPr>
+        <w:t xml:space="preserve">[x] </w:t>
+      </w:r>
+      <w:r>
+        <w:rPr>
+          <w:rFonts w:ascii="Times New Roman" w:hAnsi="Times New Roman" w:cs="Times New Roman"/>
+          <w:sz w:val="24"/>
+          <w:szCs w:val="24"/>
+        </w:rPr>
         <w:t>Lactase deficiency</w:t>
       </w:r>
     </w:p>
@@ -3865,6 +5948,14 @@
           <w:sz w:val="24"/>
           <w:szCs w:val="24"/>
         </w:rPr>
+        <w:t xml:space="preserve">[x] </w:t>
+      </w:r>
+      <w:r>
+        <w:rPr>
+          <w:rFonts w:ascii="Times New Roman" w:hAnsi="Times New Roman" w:cs="Times New Roman"/>
+          <w:sz w:val="24"/>
+          <w:szCs w:val="24"/>
+        </w:rPr>
         <w:t>Sucrose deficiency</w:t>
       </w:r>
     </w:p>
@@ -3882,6 +5973,14 @@
           <w:szCs w:val="24"/>
         </w:rPr>
       </w:pPr>
+      <w:r>
+        <w:rPr>
+          <w:rFonts w:ascii="Times New Roman" w:hAnsi="Times New Roman" w:cs="Times New Roman"/>
+          <w:sz w:val="24"/>
+          <w:szCs w:val="24"/>
+        </w:rPr>
+        <w:t xml:space="preserve">[x] </w:t>
+      </w:r>
       <w:proofErr w:type="spellStart"/>
       <w:r>
         <w:rPr>
@@ -3915,6 +6014,24 @@
           <w:szCs w:val="24"/>
         </w:rPr>
       </w:pPr>
+      <w:proofErr w:type="gramStart"/>
+      <w:r>
+        <w:rPr>
+          <w:rFonts w:ascii="Times New Roman" w:hAnsi="Times New Roman" w:cs="Times New Roman"/>
+          <w:sz w:val="24"/>
+          <w:szCs w:val="24"/>
+        </w:rPr>
+        <w:t>[ ]</w:t>
+      </w:r>
+      <w:proofErr w:type="gramEnd"/>
+      <w:r>
+        <w:rPr>
+          <w:rFonts w:ascii="Times New Roman" w:hAnsi="Times New Roman" w:cs="Times New Roman"/>
+          <w:sz w:val="24"/>
+          <w:szCs w:val="24"/>
+        </w:rPr>
+        <w:t xml:space="preserve"> </w:t>
+      </w:r>
       <w:r>
         <w:rPr>
           <w:rFonts w:ascii="Times New Roman" w:hAnsi="Times New Roman" w:cs="Times New Roman"/>
@@ -3938,6 +6055,24 @@
           <w:szCs w:val="24"/>
         </w:rPr>
       </w:pPr>
+      <w:proofErr w:type="gramStart"/>
+      <w:r>
+        <w:rPr>
+          <w:rFonts w:ascii="Times New Roman" w:hAnsi="Times New Roman" w:cs="Times New Roman"/>
+          <w:sz w:val="24"/>
+          <w:szCs w:val="24"/>
+        </w:rPr>
+        <w:t>[ ]</w:t>
+      </w:r>
+      <w:proofErr w:type="gramEnd"/>
+      <w:r>
+        <w:rPr>
+          <w:rFonts w:ascii="Times New Roman" w:hAnsi="Times New Roman" w:cs="Times New Roman"/>
+          <w:sz w:val="24"/>
+          <w:szCs w:val="24"/>
+        </w:rPr>
+        <w:t xml:space="preserve"> </w:t>
+      </w:r>
       <w:r>
         <w:rPr>
           <w:rFonts w:ascii="Times New Roman" w:hAnsi="Times New Roman" w:cs="Times New Roman"/>
@@ -3971,6 +6106,14 @@
           <w:szCs w:val="24"/>
         </w:rPr>
       </w:pPr>
+      <w:r>
+        <w:rPr>
+          <w:rFonts w:ascii="Times New Roman" w:hAnsi="Times New Roman" w:cs="Times New Roman"/>
+          <w:sz w:val="24"/>
+          <w:szCs w:val="24"/>
+        </w:rPr>
+        <w:t xml:space="preserve">CM. </w:t>
+      </w:r>
       <w:proofErr w:type="gramStart"/>
       <w:r>
         <w:rPr>
@@ -4010,6 +6153,14 @@
           <w:sz w:val="24"/>
           <w:szCs w:val="24"/>
         </w:rPr>
+        <w:t xml:space="preserve">[x] </w:t>
+      </w:r>
+      <w:r>
+        <w:rPr>
+          <w:rFonts w:ascii="Times New Roman" w:hAnsi="Times New Roman" w:cs="Times New Roman"/>
+          <w:sz w:val="24"/>
+          <w:szCs w:val="24"/>
+        </w:rPr>
         <w:t>Congenital</w:t>
       </w:r>
     </w:p>
@@ -4033,6 +6184,14 @@
           <w:sz w:val="24"/>
           <w:szCs w:val="24"/>
         </w:rPr>
+        <w:t xml:space="preserve">[x] </w:t>
+      </w:r>
+      <w:r>
+        <w:rPr>
+          <w:rFonts w:ascii="Times New Roman" w:hAnsi="Times New Roman" w:cs="Times New Roman"/>
+          <w:sz w:val="24"/>
+          <w:szCs w:val="24"/>
+        </w:rPr>
         <w:t xml:space="preserve">Primary </w:t>
       </w:r>
     </w:p>
@@ -4056,6 +6215,14 @@
           <w:sz w:val="24"/>
           <w:szCs w:val="24"/>
         </w:rPr>
+        <w:t xml:space="preserve">[x] </w:t>
+      </w:r>
+      <w:r>
+        <w:rPr>
+          <w:rFonts w:ascii="Times New Roman" w:hAnsi="Times New Roman" w:cs="Times New Roman"/>
+          <w:sz w:val="24"/>
+          <w:szCs w:val="24"/>
+        </w:rPr>
         <w:t xml:space="preserve">Secondary </w:t>
       </w:r>
     </w:p>
@@ -4079,6 +6246,14 @@
           <w:sz w:val="24"/>
           <w:szCs w:val="24"/>
         </w:rPr>
+        <w:t xml:space="preserve">[x] </w:t>
+      </w:r>
+      <w:r>
+        <w:rPr>
+          <w:rFonts w:ascii="Times New Roman" w:hAnsi="Times New Roman" w:cs="Times New Roman"/>
+          <w:sz w:val="24"/>
+          <w:szCs w:val="24"/>
+        </w:rPr>
         <w:t xml:space="preserve">Developmental </w:t>
       </w:r>
     </w:p>
@@ -4096,6 +6271,24 @@
           <w:szCs w:val="24"/>
         </w:rPr>
       </w:pPr>
+      <w:proofErr w:type="gramStart"/>
+      <w:r>
+        <w:rPr>
+          <w:rFonts w:ascii="Times New Roman" w:hAnsi="Times New Roman" w:cs="Times New Roman"/>
+          <w:sz w:val="24"/>
+          <w:szCs w:val="24"/>
+        </w:rPr>
+        <w:t>[ ]</w:t>
+      </w:r>
+      <w:proofErr w:type="gramEnd"/>
+      <w:r>
+        <w:rPr>
+          <w:rFonts w:ascii="Times New Roman" w:hAnsi="Times New Roman" w:cs="Times New Roman"/>
+          <w:sz w:val="24"/>
+          <w:szCs w:val="24"/>
+        </w:rPr>
+        <w:t xml:space="preserve"> </w:t>
+      </w:r>
       <w:r>
         <w:rPr>
           <w:rFonts w:ascii="Times New Roman" w:hAnsi="Times New Roman" w:cs="Times New Roman"/>
@@ -4147,7 +6340,23 @@
           <w:sz w:val="24"/>
           <w:szCs w:val="24"/>
         </w:rPr>
-        <w:t xml:space="preserve"> Clinical manifestations of congenital lactase deficiency are: </w:t>
+        <w:t xml:space="preserve"> </w:t>
+      </w:r>
+      <w:r>
+        <w:rPr>
+          <w:rFonts w:ascii="Times New Roman" w:hAnsi="Times New Roman" w:cs="Times New Roman"/>
+          <w:sz w:val="24"/>
+          <w:szCs w:val="24"/>
+        </w:rPr>
+        <w:t xml:space="preserve">CM. </w:t>
+      </w:r>
+      <w:r>
+        <w:rPr>
+          <w:rFonts w:ascii="Times New Roman" w:hAnsi="Times New Roman" w:cs="Times New Roman"/>
+          <w:sz w:val="24"/>
+          <w:szCs w:val="24"/>
+        </w:rPr>
+        <w:t xml:space="preserve">Clinical manifestations of congenital lactase deficiency are: </w:t>
       </w:r>
     </w:p>
     <w:p>
@@ -4170,6 +6379,14 @@
           <w:sz w:val="24"/>
           <w:szCs w:val="24"/>
         </w:rPr>
+        <w:t xml:space="preserve">[x] </w:t>
+      </w:r>
+      <w:r>
+        <w:rPr>
+          <w:rFonts w:ascii="Times New Roman" w:hAnsi="Times New Roman" w:cs="Times New Roman"/>
+          <w:sz w:val="24"/>
+          <w:szCs w:val="24"/>
+        </w:rPr>
         <w:t>Recurrent vomiting from birth</w:t>
       </w:r>
     </w:p>
@@ -4193,15 +6410,15 @@
           <w:sz w:val="24"/>
           <w:szCs w:val="24"/>
         </w:rPr>
-        <w:t>Recurrent</w:t>
-      </w:r>
-      <w:r>
-        <w:rPr>
-          <w:rFonts w:ascii="Times New Roman" w:hAnsi="Times New Roman" w:cs="Times New Roman"/>
-          <w:sz w:val="24"/>
-          <w:szCs w:val="24"/>
-        </w:rPr>
-        <w:t xml:space="preserve"> abdominal pain, bowel sounds</w:t>
+        <w:t xml:space="preserve">[x] </w:t>
+      </w:r>
+      <w:r>
+        <w:rPr>
+          <w:rFonts w:ascii="Times New Roman" w:hAnsi="Times New Roman" w:cs="Times New Roman"/>
+          <w:sz w:val="24"/>
+          <w:szCs w:val="24"/>
+        </w:rPr>
+        <w:t>Recurrent abdominal pain, bowel sounds</w:t>
       </w:r>
     </w:p>
     <w:p>
@@ -4224,6 +6441,14 @@
           <w:sz w:val="24"/>
           <w:szCs w:val="24"/>
         </w:rPr>
+        <w:t xml:space="preserve">[x] </w:t>
+      </w:r>
+      <w:r>
+        <w:rPr>
+          <w:rFonts w:ascii="Times New Roman" w:hAnsi="Times New Roman" w:cs="Times New Roman"/>
+          <w:sz w:val="24"/>
+          <w:szCs w:val="24"/>
+        </w:rPr>
         <w:t>Diarrhea with fluid and electrolyte imbalance</w:t>
       </w:r>
     </w:p>
@@ -4241,6 +6466,24 @@
           <w:szCs w:val="24"/>
         </w:rPr>
       </w:pPr>
+      <w:proofErr w:type="gramStart"/>
+      <w:r>
+        <w:rPr>
+          <w:rFonts w:ascii="Times New Roman" w:hAnsi="Times New Roman" w:cs="Times New Roman"/>
+          <w:sz w:val="24"/>
+          <w:szCs w:val="24"/>
+        </w:rPr>
+        <w:t>[ ]</w:t>
+      </w:r>
+      <w:proofErr w:type="gramEnd"/>
+      <w:r>
+        <w:rPr>
+          <w:rFonts w:ascii="Times New Roman" w:hAnsi="Times New Roman" w:cs="Times New Roman"/>
+          <w:sz w:val="24"/>
+          <w:szCs w:val="24"/>
+        </w:rPr>
+        <w:t xml:space="preserve"> </w:t>
+      </w:r>
       <w:r>
         <w:rPr>
           <w:rFonts w:ascii="Times New Roman" w:hAnsi="Times New Roman" w:cs="Times New Roman"/>
@@ -4264,6 +6507,24 @@
           <w:szCs w:val="24"/>
         </w:rPr>
       </w:pPr>
+      <w:proofErr w:type="gramStart"/>
+      <w:r>
+        <w:rPr>
+          <w:rFonts w:ascii="Times New Roman" w:hAnsi="Times New Roman" w:cs="Times New Roman"/>
+          <w:sz w:val="24"/>
+          <w:szCs w:val="24"/>
+        </w:rPr>
+        <w:t>[ ]</w:t>
+      </w:r>
+      <w:proofErr w:type="gramEnd"/>
+      <w:r>
+        <w:rPr>
+          <w:rFonts w:ascii="Times New Roman" w:hAnsi="Times New Roman" w:cs="Times New Roman"/>
+          <w:sz w:val="24"/>
+          <w:szCs w:val="24"/>
+        </w:rPr>
+        <w:t xml:space="preserve"> </w:t>
+      </w:r>
       <w:r>
         <w:rPr>
           <w:rFonts w:ascii="Times New Roman" w:hAnsi="Times New Roman" w:cs="Times New Roman"/>
@@ -4303,7 +6564,23 @@
           <w:sz w:val="24"/>
           <w:szCs w:val="24"/>
         </w:rPr>
-        <w:t xml:space="preserve"> Clinical manifestations of primary lactase deficiency are:</w:t>
+        <w:t xml:space="preserve"> </w:t>
+      </w:r>
+      <w:r>
+        <w:rPr>
+          <w:rFonts w:ascii="Times New Roman" w:hAnsi="Times New Roman" w:cs="Times New Roman"/>
+          <w:sz w:val="24"/>
+          <w:szCs w:val="24"/>
+        </w:rPr>
+        <w:t xml:space="preserve">CM. </w:t>
+      </w:r>
+      <w:r>
+        <w:rPr>
+          <w:rFonts w:ascii="Times New Roman" w:hAnsi="Times New Roman" w:cs="Times New Roman"/>
+          <w:sz w:val="24"/>
+          <w:szCs w:val="24"/>
+        </w:rPr>
+        <w:t>Clinical manifestations of primary lactase deficiency are:</w:t>
       </w:r>
     </w:p>
     <w:p>
@@ -4320,6 +6597,14 @@
           <w:szCs w:val="24"/>
         </w:rPr>
       </w:pPr>
+      <w:r>
+        <w:rPr>
+          <w:rFonts w:ascii="Times New Roman" w:hAnsi="Times New Roman" w:cs="Times New Roman"/>
+          <w:sz w:val="24"/>
+          <w:szCs w:val="24"/>
+        </w:rPr>
+        <w:t xml:space="preserve">[x] </w:t>
+      </w:r>
       <w:proofErr w:type="gramStart"/>
       <w:r>
         <w:rPr>
@@ -4359,6 +6644,14 @@
           <w:sz w:val="24"/>
           <w:szCs w:val="24"/>
         </w:rPr>
+        <w:t xml:space="preserve">[x] </w:t>
+      </w:r>
+      <w:r>
+        <w:rPr>
+          <w:rFonts w:ascii="Times New Roman" w:hAnsi="Times New Roman" w:cs="Times New Roman"/>
+          <w:sz w:val="24"/>
+          <w:szCs w:val="24"/>
+        </w:rPr>
         <w:t>Watery diarrhea, bowel sounds</w:t>
       </w:r>
     </w:p>
@@ -4382,6 +6675,14 @@
           <w:sz w:val="24"/>
           <w:szCs w:val="24"/>
         </w:rPr>
+        <w:t xml:space="preserve">[x] </w:t>
+      </w:r>
+      <w:r>
+        <w:rPr>
+          <w:rFonts w:ascii="Times New Roman" w:hAnsi="Times New Roman" w:cs="Times New Roman"/>
+          <w:sz w:val="24"/>
+          <w:szCs w:val="24"/>
+        </w:rPr>
         <w:t>Intermittent abdominal pain</w:t>
       </w:r>
     </w:p>
@@ -4399,6 +6700,24 @@
           <w:szCs w:val="24"/>
         </w:rPr>
       </w:pPr>
+      <w:proofErr w:type="gramStart"/>
+      <w:r>
+        <w:rPr>
+          <w:rFonts w:ascii="Times New Roman" w:hAnsi="Times New Roman" w:cs="Times New Roman"/>
+          <w:sz w:val="24"/>
+          <w:szCs w:val="24"/>
+        </w:rPr>
+        <w:t>[ ]</w:t>
+      </w:r>
+      <w:proofErr w:type="gramEnd"/>
+      <w:r>
+        <w:rPr>
+          <w:rFonts w:ascii="Times New Roman" w:hAnsi="Times New Roman" w:cs="Times New Roman"/>
+          <w:sz w:val="24"/>
+          <w:szCs w:val="24"/>
+        </w:rPr>
+        <w:t xml:space="preserve"> </w:t>
+      </w:r>
       <w:r>
         <w:rPr>
           <w:rFonts w:ascii="Times New Roman" w:hAnsi="Times New Roman" w:cs="Times New Roman"/>
@@ -4422,6 +6741,24 @@
           <w:szCs w:val="24"/>
         </w:rPr>
       </w:pPr>
+      <w:proofErr w:type="gramStart"/>
+      <w:r>
+        <w:rPr>
+          <w:rFonts w:ascii="Times New Roman" w:hAnsi="Times New Roman" w:cs="Times New Roman"/>
+          <w:sz w:val="24"/>
+          <w:szCs w:val="24"/>
+        </w:rPr>
+        <w:t>[ ]</w:t>
+      </w:r>
+      <w:proofErr w:type="gramEnd"/>
+      <w:r>
+        <w:rPr>
+          <w:rFonts w:ascii="Times New Roman" w:hAnsi="Times New Roman" w:cs="Times New Roman"/>
+          <w:sz w:val="24"/>
+          <w:szCs w:val="24"/>
+        </w:rPr>
+        <w:t xml:space="preserve"> </w:t>
+      </w:r>
       <w:r>
         <w:rPr>
           <w:rFonts w:ascii="Times New Roman" w:hAnsi="Times New Roman" w:cs="Times New Roman"/>
@@ -4461,7 +6798,23 @@
           <w:sz w:val="24"/>
           <w:szCs w:val="24"/>
         </w:rPr>
-        <w:t xml:space="preserve"> The causes of secondary lactase deficiency in children are:</w:t>
+        <w:t xml:space="preserve"> </w:t>
+      </w:r>
+      <w:r>
+        <w:rPr>
+          <w:rFonts w:ascii="Times New Roman" w:hAnsi="Times New Roman" w:cs="Times New Roman"/>
+          <w:sz w:val="24"/>
+          <w:szCs w:val="24"/>
+        </w:rPr>
+        <w:t xml:space="preserve">CM. </w:t>
+      </w:r>
+      <w:r>
+        <w:rPr>
+          <w:rFonts w:ascii="Times New Roman" w:hAnsi="Times New Roman" w:cs="Times New Roman"/>
+          <w:sz w:val="24"/>
+          <w:szCs w:val="24"/>
+        </w:rPr>
+        <w:t>The causes of secondary lactase deficiency in children are:</w:t>
       </w:r>
     </w:p>
     <w:p>
@@ -4484,6 +6837,14 @@
           <w:sz w:val="24"/>
           <w:szCs w:val="24"/>
         </w:rPr>
+        <w:t xml:space="preserve">[x] </w:t>
+      </w:r>
+      <w:r>
+        <w:rPr>
+          <w:rFonts w:ascii="Times New Roman" w:hAnsi="Times New Roman" w:cs="Times New Roman"/>
+          <w:sz w:val="24"/>
+          <w:szCs w:val="24"/>
+        </w:rPr>
         <w:t xml:space="preserve">Giardiasis </w:t>
       </w:r>
     </w:p>
@@ -4507,6 +6868,14 @@
           <w:sz w:val="24"/>
           <w:szCs w:val="24"/>
         </w:rPr>
+        <w:t xml:space="preserve">[x] </w:t>
+      </w:r>
+      <w:r>
+        <w:rPr>
+          <w:rFonts w:ascii="Times New Roman" w:hAnsi="Times New Roman" w:cs="Times New Roman"/>
+          <w:sz w:val="24"/>
+          <w:szCs w:val="24"/>
+        </w:rPr>
         <w:t xml:space="preserve">Inflammatory bowel </w:t>
       </w:r>
       <w:proofErr w:type="spellStart"/>
@@ -4540,6 +6909,14 @@
           <w:sz w:val="24"/>
           <w:szCs w:val="24"/>
         </w:rPr>
+        <w:t xml:space="preserve">[x] </w:t>
+      </w:r>
+      <w:r>
+        <w:rPr>
+          <w:rFonts w:ascii="Times New Roman" w:hAnsi="Times New Roman" w:cs="Times New Roman"/>
+          <w:sz w:val="24"/>
+          <w:szCs w:val="24"/>
+        </w:rPr>
         <w:t xml:space="preserve">Rotavirus diarrhea </w:t>
       </w:r>
     </w:p>
@@ -4563,6 +6940,14 @@
           <w:sz w:val="24"/>
           <w:szCs w:val="24"/>
         </w:rPr>
+        <w:t xml:space="preserve">[x] </w:t>
+      </w:r>
+      <w:r>
+        <w:rPr>
+          <w:rFonts w:ascii="Times New Roman" w:hAnsi="Times New Roman" w:cs="Times New Roman"/>
+          <w:sz w:val="24"/>
+          <w:szCs w:val="24"/>
+        </w:rPr>
         <w:t xml:space="preserve">Kwashiorkor </w:t>
       </w:r>
     </w:p>
@@ -4580,6 +6965,24 @@
           <w:szCs w:val="24"/>
         </w:rPr>
       </w:pPr>
+      <w:proofErr w:type="gramStart"/>
+      <w:r>
+        <w:rPr>
+          <w:rFonts w:ascii="Times New Roman" w:hAnsi="Times New Roman" w:cs="Times New Roman"/>
+          <w:sz w:val="24"/>
+          <w:szCs w:val="24"/>
+        </w:rPr>
+        <w:t>[ ]</w:t>
+      </w:r>
+      <w:proofErr w:type="gramEnd"/>
+      <w:r>
+        <w:rPr>
+          <w:rFonts w:ascii="Times New Roman" w:hAnsi="Times New Roman" w:cs="Times New Roman"/>
+          <w:sz w:val="24"/>
+          <w:szCs w:val="24"/>
+        </w:rPr>
+        <w:t xml:space="preserve"> </w:t>
+      </w:r>
       <w:r>
         <w:rPr>
           <w:rFonts w:ascii="Times New Roman" w:hAnsi="Times New Roman" w:cs="Times New Roman"/>
@@ -4619,6 +7022,14 @@
           <w:sz w:val="24"/>
           <w:szCs w:val="24"/>
         </w:rPr>
+        <w:t xml:space="preserve">CM. </w:t>
+      </w:r>
+      <w:r>
+        <w:rPr>
+          <w:rFonts w:ascii="Times New Roman" w:hAnsi="Times New Roman" w:cs="Times New Roman"/>
+          <w:sz w:val="24"/>
+          <w:szCs w:val="24"/>
+        </w:rPr>
         <w:t>Choose the investigations for the diagnosis of lactase deficiency in children:</w:t>
       </w:r>
     </w:p>
@@ -4642,6 +7053,14 @@
           <w:sz w:val="24"/>
           <w:szCs w:val="24"/>
         </w:rPr>
+        <w:t xml:space="preserve">[x] </w:t>
+      </w:r>
+      <w:r>
+        <w:rPr>
+          <w:rFonts w:ascii="Times New Roman" w:hAnsi="Times New Roman" w:cs="Times New Roman"/>
+          <w:sz w:val="24"/>
+          <w:szCs w:val="24"/>
+        </w:rPr>
         <w:t>Stool exam</w:t>
       </w:r>
     </w:p>
@@ -4665,6 +7084,14 @@
           <w:sz w:val="24"/>
           <w:szCs w:val="24"/>
         </w:rPr>
+        <w:t xml:space="preserve">[x] </w:t>
+      </w:r>
+      <w:r>
+        <w:rPr>
+          <w:rFonts w:ascii="Times New Roman" w:hAnsi="Times New Roman" w:cs="Times New Roman"/>
+          <w:sz w:val="24"/>
+          <w:szCs w:val="24"/>
+        </w:rPr>
         <w:t>Lactose tolerance tests</w:t>
       </w:r>
     </w:p>
@@ -4688,6 +7115,14 @@
           <w:sz w:val="24"/>
           <w:szCs w:val="24"/>
         </w:rPr>
+        <w:t xml:space="preserve">[x] </w:t>
+      </w:r>
+      <w:r>
+        <w:rPr>
+          <w:rFonts w:ascii="Times New Roman" w:hAnsi="Times New Roman" w:cs="Times New Roman"/>
+          <w:sz w:val="24"/>
+          <w:szCs w:val="24"/>
+        </w:rPr>
         <w:t>Hydrogen breath test</w:t>
       </w:r>
     </w:p>
@@ -4713,6 +7148,15 @@
           <w:szCs w:val="24"/>
           <w:highlight w:val="red"/>
         </w:rPr>
+        <w:t xml:space="preserve">[x] </w:t>
+      </w:r>
+      <w:r>
+        <w:rPr>
+          <w:rFonts w:ascii="Times New Roman" w:hAnsi="Times New Roman" w:cs="Times New Roman"/>
+          <w:sz w:val="24"/>
+          <w:szCs w:val="24"/>
+          <w:highlight w:val="red"/>
+        </w:rPr>
         <w:t>Sweat chloride test</w:t>
       </w:r>
     </w:p>
@@ -4730,6 +7174,24 @@
           <w:szCs w:val="24"/>
         </w:rPr>
       </w:pPr>
+      <w:proofErr w:type="gramStart"/>
+      <w:r>
+        <w:rPr>
+          <w:rFonts w:ascii="Times New Roman" w:hAnsi="Times New Roman" w:cs="Times New Roman"/>
+          <w:sz w:val="24"/>
+          <w:szCs w:val="24"/>
+        </w:rPr>
+        <w:t>[ ]</w:t>
+      </w:r>
+      <w:proofErr w:type="gramEnd"/>
+      <w:r>
+        <w:rPr>
+          <w:rFonts w:ascii="Times New Roman" w:hAnsi="Times New Roman" w:cs="Times New Roman"/>
+          <w:sz w:val="24"/>
+          <w:szCs w:val="24"/>
+        </w:rPr>
+        <w:t xml:space="preserve"> </w:t>
+      </w:r>
       <w:r>
         <w:rPr>
           <w:rFonts w:ascii="Times New Roman" w:hAnsi="Times New Roman" w:cs="Times New Roman"/>
@@ -4769,7 +7231,23 @@
           <w:sz w:val="24"/>
           <w:szCs w:val="24"/>
         </w:rPr>
-        <w:t xml:space="preserve"> Dietary methods of lactase deficiency treatment in children are:</w:t>
+        <w:t xml:space="preserve"> </w:t>
+      </w:r>
+      <w:r>
+        <w:rPr>
+          <w:rFonts w:ascii="Times New Roman" w:hAnsi="Times New Roman" w:cs="Times New Roman"/>
+          <w:sz w:val="24"/>
+          <w:szCs w:val="24"/>
+        </w:rPr>
+        <w:t xml:space="preserve">CM. </w:t>
+      </w:r>
+      <w:r>
+        <w:rPr>
+          <w:rFonts w:ascii="Times New Roman" w:hAnsi="Times New Roman" w:cs="Times New Roman"/>
+          <w:sz w:val="24"/>
+          <w:szCs w:val="24"/>
+        </w:rPr>
+        <w:t>Dietary methods of lactase deficiency treatment in children are:</w:t>
       </w:r>
     </w:p>
     <w:p>
@@ -4792,6 +7270,14 @@
           <w:sz w:val="24"/>
           <w:szCs w:val="24"/>
         </w:rPr>
+        <w:t xml:space="preserve">[x] </w:t>
+      </w:r>
+      <w:r>
+        <w:rPr>
+          <w:rFonts w:ascii="Times New Roman" w:hAnsi="Times New Roman" w:cs="Times New Roman"/>
+          <w:sz w:val="24"/>
+          <w:szCs w:val="24"/>
+        </w:rPr>
         <w:t xml:space="preserve">Reduction or exclusion in milk consumption </w:t>
       </w:r>
     </w:p>
@@ -4809,6 +7295,24 @@
           <w:szCs w:val="24"/>
         </w:rPr>
       </w:pPr>
+      <w:proofErr w:type="gramStart"/>
+      <w:r>
+        <w:rPr>
+          <w:rFonts w:ascii="Times New Roman" w:hAnsi="Times New Roman" w:cs="Times New Roman"/>
+          <w:sz w:val="24"/>
+          <w:szCs w:val="24"/>
+        </w:rPr>
+        <w:t>[ ]</w:t>
+      </w:r>
+      <w:proofErr w:type="gramEnd"/>
+      <w:r>
+        <w:rPr>
+          <w:rFonts w:ascii="Times New Roman" w:hAnsi="Times New Roman" w:cs="Times New Roman"/>
+          <w:sz w:val="24"/>
+          <w:szCs w:val="24"/>
+        </w:rPr>
+        <w:t xml:space="preserve"> </w:t>
+      </w:r>
       <w:r>
         <w:rPr>
           <w:rFonts w:ascii="Times New Roman" w:hAnsi="Times New Roman" w:cs="Times New Roman"/>
@@ -4838,6 +7342,14 @@
           <w:sz w:val="24"/>
           <w:szCs w:val="24"/>
         </w:rPr>
+        <w:t xml:space="preserve">[x] </w:t>
+      </w:r>
+      <w:r>
+        <w:rPr>
+          <w:rFonts w:ascii="Times New Roman" w:hAnsi="Times New Roman" w:cs="Times New Roman"/>
+          <w:sz w:val="24"/>
+          <w:szCs w:val="24"/>
+        </w:rPr>
         <w:t>Lactose-free infant formula and other lactose-free products</w:t>
       </w:r>
     </w:p>
@@ -4855,6 +7367,24 @@
           <w:szCs w:val="24"/>
         </w:rPr>
       </w:pPr>
+      <w:proofErr w:type="gramStart"/>
+      <w:r>
+        <w:rPr>
+          <w:rFonts w:ascii="Times New Roman" w:hAnsi="Times New Roman" w:cs="Times New Roman"/>
+          <w:sz w:val="24"/>
+          <w:szCs w:val="24"/>
+        </w:rPr>
+        <w:t>[ ]</w:t>
+      </w:r>
+      <w:proofErr w:type="gramEnd"/>
+      <w:r>
+        <w:rPr>
+          <w:rFonts w:ascii="Times New Roman" w:hAnsi="Times New Roman" w:cs="Times New Roman"/>
+          <w:sz w:val="24"/>
+          <w:szCs w:val="24"/>
+        </w:rPr>
+        <w:t xml:space="preserve"> </w:t>
+      </w:r>
       <w:r>
         <w:rPr>
           <w:rFonts w:ascii="Times New Roman" w:hAnsi="Times New Roman" w:cs="Times New Roman"/>
@@ -4878,6 +7408,14 @@
           <w:szCs w:val="24"/>
         </w:rPr>
       </w:pPr>
+      <w:r>
+        <w:rPr>
+          <w:rFonts w:ascii="Times New Roman" w:hAnsi="Times New Roman" w:cs="Times New Roman"/>
+          <w:sz w:val="24"/>
+          <w:szCs w:val="24"/>
+        </w:rPr>
+        <w:t xml:space="preserve">[x] </w:t>
+      </w:r>
       <w:r>
         <w:rPr>
           <w:rFonts w:ascii="Times New Roman" w:hAnsi="Times New Roman" w:cs="Times New Roman"/>
@@ -4919,7 +7457,23 @@
           <w:sz w:val="24"/>
           <w:szCs w:val="24"/>
         </w:rPr>
-        <w:t xml:space="preserve"> Clinical signs of disaccharide deficiency are:</w:t>
+        <w:t xml:space="preserve"> </w:t>
+      </w:r>
+      <w:r>
+        <w:rPr>
+          <w:rFonts w:ascii="Times New Roman" w:hAnsi="Times New Roman" w:cs="Times New Roman"/>
+          <w:sz w:val="24"/>
+          <w:szCs w:val="24"/>
+        </w:rPr>
+        <w:t xml:space="preserve">CM. </w:t>
+      </w:r>
+      <w:r>
+        <w:rPr>
+          <w:rFonts w:ascii="Times New Roman" w:hAnsi="Times New Roman" w:cs="Times New Roman"/>
+          <w:sz w:val="24"/>
+          <w:szCs w:val="24"/>
+        </w:rPr>
+        <w:t>Clinical signs of disaccharide deficiency are:</w:t>
       </w:r>
     </w:p>
     <w:p>
@@ -4936,14 +7490,6 @@
           <w:szCs w:val="24"/>
         </w:rPr>
       </w:pPr>
-      <w:r>
-        <w:rPr>
-          <w:rFonts w:ascii="Times New Roman" w:hAnsi="Times New Roman" w:cs="Times New Roman"/>
-          <w:sz w:val="24"/>
-          <w:szCs w:val="24"/>
-        </w:rPr>
-        <w:t xml:space="preserve">Increased </w:t>
-      </w:r>
       <w:proofErr w:type="gramStart"/>
       <w:r>
         <w:rPr>
@@ -4951,9 +7497,26 @@
           <w:sz w:val="24"/>
           <w:szCs w:val="24"/>
         </w:rPr>
-        <w:t>weighting</w:t>
+        <w:lastRenderedPageBreak/>
+        <w:t>[ ]</w:t>
       </w:r>
       <w:proofErr w:type="gramEnd"/>
+      <w:r>
+        <w:rPr>
+          <w:rFonts w:ascii="Times New Roman" w:hAnsi="Times New Roman" w:cs="Times New Roman"/>
+          <w:sz w:val="24"/>
+          <w:szCs w:val="24"/>
+        </w:rPr>
+        <w:t xml:space="preserve"> </w:t>
+      </w:r>
+      <w:r>
+        <w:rPr>
+          <w:rFonts w:ascii="Times New Roman" w:hAnsi="Times New Roman" w:cs="Times New Roman"/>
+          <w:sz w:val="24"/>
+          <w:szCs w:val="24"/>
+        </w:rPr>
+        <w:t>Increased weighting</w:t>
+      </w:r>
     </w:p>
     <w:p>
       <w:pPr>
@@ -4975,6 +7538,14 @@
           <w:sz w:val="24"/>
           <w:szCs w:val="24"/>
         </w:rPr>
+        <w:t xml:space="preserve">[x] </w:t>
+      </w:r>
+      <w:r>
+        <w:rPr>
+          <w:rFonts w:ascii="Times New Roman" w:hAnsi="Times New Roman" w:cs="Times New Roman"/>
+          <w:sz w:val="24"/>
+          <w:szCs w:val="24"/>
+        </w:rPr>
         <w:t>Watery diarrhea</w:t>
       </w:r>
     </w:p>
@@ -4992,6 +7563,24 @@
           <w:szCs w:val="24"/>
         </w:rPr>
       </w:pPr>
+      <w:proofErr w:type="gramStart"/>
+      <w:r>
+        <w:rPr>
+          <w:rFonts w:ascii="Times New Roman" w:hAnsi="Times New Roman" w:cs="Times New Roman"/>
+          <w:sz w:val="24"/>
+          <w:szCs w:val="24"/>
+        </w:rPr>
+        <w:t>[ ]</w:t>
+      </w:r>
+      <w:proofErr w:type="gramEnd"/>
+      <w:r>
+        <w:rPr>
+          <w:rFonts w:ascii="Times New Roman" w:hAnsi="Times New Roman" w:cs="Times New Roman"/>
+          <w:sz w:val="24"/>
+          <w:szCs w:val="24"/>
+        </w:rPr>
+        <w:t xml:space="preserve"> </w:t>
+      </w:r>
       <w:r>
         <w:rPr>
           <w:rFonts w:ascii="Times New Roman" w:hAnsi="Times New Roman" w:cs="Times New Roman"/>
@@ -5021,7 +7610,14 @@
           <w:sz w:val="24"/>
           <w:szCs w:val="24"/>
         </w:rPr>
-        <w:lastRenderedPageBreak/>
+        <w:t xml:space="preserve">[x] </w:t>
+      </w:r>
+      <w:r>
+        <w:rPr>
+          <w:rFonts w:ascii="Times New Roman" w:hAnsi="Times New Roman" w:cs="Times New Roman"/>
+          <w:sz w:val="24"/>
+          <w:szCs w:val="24"/>
+        </w:rPr>
         <w:t>Varying degrees of malnutrition</w:t>
       </w:r>
     </w:p>
@@ -5039,6 +7635,14 @@
           <w:szCs w:val="24"/>
         </w:rPr>
       </w:pPr>
+      <w:r>
+        <w:rPr>
+          <w:rFonts w:ascii="Times New Roman" w:hAnsi="Times New Roman" w:cs="Times New Roman"/>
+          <w:sz w:val="24"/>
+          <w:szCs w:val="24"/>
+        </w:rPr>
+        <w:t xml:space="preserve">[x] </w:t>
+      </w:r>
       <w:r>
         <w:rPr>
           <w:rFonts w:ascii="Times New Roman" w:hAnsi="Times New Roman" w:cs="Times New Roman"/>
@@ -5072,6 +7676,14 @@
           <w:szCs w:val="24"/>
         </w:rPr>
       </w:pPr>
+      <w:r>
+        <w:rPr>
+          <w:rFonts w:ascii="Times New Roman" w:hAnsi="Times New Roman" w:cs="Times New Roman"/>
+          <w:sz w:val="24"/>
+          <w:szCs w:val="24"/>
+        </w:rPr>
+        <w:t xml:space="preserve">CM. </w:t>
+      </w:r>
       <w:proofErr w:type="gramStart"/>
       <w:r>
         <w:rPr>
@@ -5105,6 +7717,24 @@
           <w:szCs w:val="24"/>
         </w:rPr>
       </w:pPr>
+      <w:proofErr w:type="gramStart"/>
+      <w:r>
+        <w:rPr>
+          <w:rFonts w:ascii="Times New Roman" w:hAnsi="Times New Roman" w:cs="Times New Roman"/>
+          <w:sz w:val="24"/>
+          <w:szCs w:val="24"/>
+        </w:rPr>
+        <w:t>[ ]</w:t>
+      </w:r>
+      <w:proofErr w:type="gramEnd"/>
+      <w:r>
+        <w:rPr>
+          <w:rFonts w:ascii="Times New Roman" w:hAnsi="Times New Roman" w:cs="Times New Roman"/>
+          <w:sz w:val="24"/>
+          <w:szCs w:val="24"/>
+        </w:rPr>
+        <w:t xml:space="preserve"> </w:t>
+      </w:r>
       <w:r>
         <w:rPr>
           <w:rFonts w:ascii="Times New Roman" w:hAnsi="Times New Roman" w:cs="Times New Roman"/>
@@ -5134,6 +7764,14 @@
           <w:sz w:val="24"/>
           <w:szCs w:val="24"/>
         </w:rPr>
+        <w:t xml:space="preserve">[x] </w:t>
+      </w:r>
+      <w:r>
+        <w:rPr>
+          <w:rFonts w:ascii="Times New Roman" w:hAnsi="Times New Roman" w:cs="Times New Roman"/>
+          <w:sz w:val="24"/>
+          <w:szCs w:val="24"/>
+        </w:rPr>
         <w:t>Lipolytic pancreatic enzyme deficiency</w:t>
       </w:r>
     </w:p>
@@ -5157,6 +7795,14 @@
           <w:sz w:val="24"/>
           <w:szCs w:val="24"/>
         </w:rPr>
+        <w:t xml:space="preserve">[x] </w:t>
+      </w:r>
+      <w:r>
+        <w:rPr>
+          <w:rFonts w:ascii="Times New Roman" w:hAnsi="Times New Roman" w:cs="Times New Roman"/>
+          <w:sz w:val="24"/>
+          <w:szCs w:val="24"/>
+        </w:rPr>
         <w:t>Impaired secretion of bile acids</w:t>
       </w:r>
     </w:p>
@@ -5180,6 +7826,14 @@
           <w:sz w:val="24"/>
           <w:szCs w:val="24"/>
         </w:rPr>
+        <w:t xml:space="preserve">[x] </w:t>
+      </w:r>
+      <w:r>
+        <w:rPr>
+          <w:rFonts w:ascii="Times New Roman" w:hAnsi="Times New Roman" w:cs="Times New Roman"/>
+          <w:sz w:val="24"/>
+          <w:szCs w:val="24"/>
+        </w:rPr>
         <w:t>Intestinal motility disorder</w:t>
       </w:r>
     </w:p>
@@ -5197,6 +7851,14 @@
           <w:szCs w:val="24"/>
         </w:rPr>
       </w:pPr>
+      <w:r>
+        <w:rPr>
+          <w:rFonts w:ascii="Times New Roman" w:hAnsi="Times New Roman" w:cs="Times New Roman"/>
+          <w:sz w:val="24"/>
+          <w:szCs w:val="24"/>
+        </w:rPr>
+        <w:t xml:space="preserve">[x] </w:t>
+      </w:r>
       <w:r>
         <w:rPr>
           <w:rFonts w:ascii="Times New Roman" w:hAnsi="Times New Roman" w:cs="Times New Roman"/>
@@ -5248,6 +7910,14 @@
           <w:sz w:val="24"/>
           <w:szCs w:val="24"/>
         </w:rPr>
+        <w:t xml:space="preserve">CM. </w:t>
+      </w:r>
+      <w:r>
+        <w:rPr>
+          <w:rFonts w:ascii="Times New Roman" w:hAnsi="Times New Roman" w:cs="Times New Roman"/>
+          <w:sz w:val="24"/>
+          <w:szCs w:val="24"/>
+        </w:rPr>
         <w:t>The causes of lipolytic enzyme deficiency in children are:</w:t>
       </w:r>
     </w:p>
@@ -5271,6 +7941,14 @@
           <w:sz w:val="24"/>
           <w:szCs w:val="24"/>
         </w:rPr>
+        <w:t xml:space="preserve">[x] </w:t>
+      </w:r>
+      <w:r>
+        <w:rPr>
+          <w:rFonts w:ascii="Times New Roman" w:hAnsi="Times New Roman" w:cs="Times New Roman"/>
+          <w:sz w:val="24"/>
+          <w:szCs w:val="24"/>
+        </w:rPr>
         <w:t xml:space="preserve">Congenital </w:t>
       </w:r>
     </w:p>
@@ -5294,6 +7972,14 @@
           <w:sz w:val="24"/>
           <w:szCs w:val="24"/>
         </w:rPr>
+        <w:t xml:space="preserve">[x] </w:t>
+      </w:r>
+      <w:r>
+        <w:rPr>
+          <w:rFonts w:ascii="Times New Roman" w:hAnsi="Times New Roman" w:cs="Times New Roman"/>
+          <w:sz w:val="24"/>
+          <w:szCs w:val="24"/>
+        </w:rPr>
         <w:t>Associated with chronic pancreatic pathology</w:t>
       </w:r>
     </w:p>
@@ -5311,6 +7997,24 @@
           <w:szCs w:val="24"/>
         </w:rPr>
       </w:pPr>
+      <w:proofErr w:type="gramStart"/>
+      <w:r>
+        <w:rPr>
+          <w:rFonts w:ascii="Times New Roman" w:hAnsi="Times New Roman" w:cs="Times New Roman"/>
+          <w:sz w:val="24"/>
+          <w:szCs w:val="24"/>
+        </w:rPr>
+        <w:t>[ ]</w:t>
+      </w:r>
+      <w:proofErr w:type="gramEnd"/>
+      <w:r>
+        <w:rPr>
+          <w:rFonts w:ascii="Times New Roman" w:hAnsi="Times New Roman" w:cs="Times New Roman"/>
+          <w:sz w:val="24"/>
+          <w:szCs w:val="24"/>
+        </w:rPr>
+        <w:t xml:space="preserve"> </w:t>
+      </w:r>
       <w:r>
         <w:rPr>
           <w:rFonts w:ascii="Times New Roman" w:hAnsi="Times New Roman" w:cs="Times New Roman"/>
@@ -5340,6 +8044,14 @@
           <w:sz w:val="24"/>
           <w:szCs w:val="24"/>
         </w:rPr>
+        <w:t xml:space="preserve">[x] </w:t>
+      </w:r>
+      <w:r>
+        <w:rPr>
+          <w:rFonts w:ascii="Times New Roman" w:hAnsi="Times New Roman" w:cs="Times New Roman"/>
+          <w:sz w:val="24"/>
+          <w:szCs w:val="24"/>
+        </w:rPr>
         <w:t xml:space="preserve">Acquired </w:t>
       </w:r>
     </w:p>
@@ -5357,6 +8069,24 @@
           <w:szCs w:val="24"/>
         </w:rPr>
       </w:pPr>
+      <w:proofErr w:type="gramStart"/>
+      <w:r>
+        <w:rPr>
+          <w:rFonts w:ascii="Times New Roman" w:hAnsi="Times New Roman" w:cs="Times New Roman"/>
+          <w:sz w:val="24"/>
+          <w:szCs w:val="24"/>
+        </w:rPr>
+        <w:t>[ ]</w:t>
+      </w:r>
+      <w:proofErr w:type="gramEnd"/>
+      <w:r>
+        <w:rPr>
+          <w:rFonts w:ascii="Times New Roman" w:hAnsi="Times New Roman" w:cs="Times New Roman"/>
+          <w:sz w:val="24"/>
+          <w:szCs w:val="24"/>
+        </w:rPr>
+        <w:t xml:space="preserve"> </w:t>
+      </w:r>
       <w:r>
         <w:rPr>
           <w:rFonts w:ascii="Times New Roman" w:hAnsi="Times New Roman" w:cs="Times New Roman"/>
@@ -5397,7 +8127,23 @@
           <w:sz w:val="24"/>
           <w:szCs w:val="24"/>
         </w:rPr>
-        <w:t xml:space="preserve"> The tests necessary to assess lipolytic enzyme deficiency in children are:</w:t>
+        <w:t xml:space="preserve"> </w:t>
+      </w:r>
+      <w:r>
+        <w:rPr>
+          <w:rFonts w:ascii="Times New Roman" w:hAnsi="Times New Roman" w:cs="Times New Roman"/>
+          <w:sz w:val="24"/>
+          <w:szCs w:val="24"/>
+        </w:rPr>
+        <w:t xml:space="preserve">CM. </w:t>
+      </w:r>
+      <w:r>
+        <w:rPr>
+          <w:rFonts w:ascii="Times New Roman" w:hAnsi="Times New Roman" w:cs="Times New Roman"/>
+          <w:sz w:val="24"/>
+          <w:szCs w:val="24"/>
+        </w:rPr>
+        <w:t>The tests necessary to assess lipolytic enzyme deficiency in children are:</w:t>
       </w:r>
     </w:p>
     <w:p>
@@ -5420,6 +8166,14 @@
           <w:sz w:val="24"/>
           <w:szCs w:val="24"/>
         </w:rPr>
+        <w:t xml:space="preserve">[x] </w:t>
+      </w:r>
+      <w:r>
+        <w:rPr>
+          <w:rFonts w:ascii="Times New Roman" w:hAnsi="Times New Roman" w:cs="Times New Roman"/>
+          <w:sz w:val="24"/>
+          <w:szCs w:val="24"/>
+        </w:rPr>
         <w:t>Stool examination</w:t>
       </w:r>
     </w:p>
@@ -5437,6 +8191,24 @@
           <w:szCs w:val="24"/>
         </w:rPr>
       </w:pPr>
+      <w:proofErr w:type="gramStart"/>
+      <w:r>
+        <w:rPr>
+          <w:rFonts w:ascii="Times New Roman" w:hAnsi="Times New Roman" w:cs="Times New Roman"/>
+          <w:sz w:val="24"/>
+          <w:szCs w:val="24"/>
+        </w:rPr>
+        <w:t>[ ]</w:t>
+      </w:r>
+      <w:proofErr w:type="gramEnd"/>
+      <w:r>
+        <w:rPr>
+          <w:rFonts w:ascii="Times New Roman" w:hAnsi="Times New Roman" w:cs="Times New Roman"/>
+          <w:sz w:val="24"/>
+          <w:szCs w:val="24"/>
+        </w:rPr>
+        <w:t xml:space="preserve"> </w:t>
+      </w:r>
       <w:r>
         <w:rPr>
           <w:rFonts w:ascii="Times New Roman" w:hAnsi="Times New Roman" w:cs="Times New Roman"/>
@@ -5460,6 +8232,24 @@
           <w:szCs w:val="24"/>
         </w:rPr>
       </w:pPr>
+      <w:proofErr w:type="gramStart"/>
+      <w:r>
+        <w:rPr>
+          <w:rFonts w:ascii="Times New Roman" w:hAnsi="Times New Roman" w:cs="Times New Roman"/>
+          <w:sz w:val="24"/>
+          <w:szCs w:val="24"/>
+        </w:rPr>
+        <w:t>[ ]</w:t>
+      </w:r>
+      <w:proofErr w:type="gramEnd"/>
+      <w:r>
+        <w:rPr>
+          <w:rFonts w:ascii="Times New Roman" w:hAnsi="Times New Roman" w:cs="Times New Roman"/>
+          <w:sz w:val="24"/>
+          <w:szCs w:val="24"/>
+        </w:rPr>
+        <w:t xml:space="preserve"> </w:t>
+      </w:r>
       <w:r>
         <w:rPr>
           <w:rFonts w:ascii="Times New Roman" w:hAnsi="Times New Roman" w:cs="Times New Roman"/>
@@ -5483,6 +8273,24 @@
           <w:szCs w:val="24"/>
         </w:rPr>
       </w:pPr>
+      <w:proofErr w:type="gramStart"/>
+      <w:r>
+        <w:rPr>
+          <w:rFonts w:ascii="Times New Roman" w:hAnsi="Times New Roman" w:cs="Times New Roman"/>
+          <w:sz w:val="24"/>
+          <w:szCs w:val="24"/>
+        </w:rPr>
+        <w:t>[ ]</w:t>
+      </w:r>
+      <w:proofErr w:type="gramEnd"/>
+      <w:r>
+        <w:rPr>
+          <w:rFonts w:ascii="Times New Roman" w:hAnsi="Times New Roman" w:cs="Times New Roman"/>
+          <w:sz w:val="24"/>
+          <w:szCs w:val="24"/>
+        </w:rPr>
+        <w:t xml:space="preserve"> </w:t>
+      </w:r>
       <w:r>
         <w:rPr>
           <w:rFonts w:ascii="Times New Roman" w:hAnsi="Times New Roman" w:cs="Times New Roman"/>
@@ -5512,6 +8320,14 @@
           <w:szCs w:val="24"/>
         </w:rPr>
       </w:pPr>
+      <w:r>
+        <w:rPr>
+          <w:rFonts w:ascii="Times New Roman" w:hAnsi="Times New Roman" w:cs="Times New Roman"/>
+          <w:sz w:val="24"/>
+          <w:szCs w:val="24"/>
+        </w:rPr>
+        <w:t xml:space="preserve">[x] </w:t>
+      </w:r>
       <w:r>
         <w:rPr>
           <w:rFonts w:ascii="Times New Roman" w:hAnsi="Times New Roman" w:cs="Times New Roman"/>
@@ -5555,6 +8371,14 @@
           <w:szCs w:val="24"/>
         </w:rPr>
       </w:pPr>
+      <w:r>
+        <w:rPr>
+          <w:rFonts w:ascii="Times New Roman" w:hAnsi="Times New Roman" w:cs="Times New Roman"/>
+          <w:sz w:val="24"/>
+          <w:szCs w:val="24"/>
+        </w:rPr>
+        <w:t xml:space="preserve">CM. </w:t>
+      </w:r>
       <w:proofErr w:type="gramStart"/>
       <w:r>
         <w:rPr>
@@ -5594,6 +8418,14 @@
           <w:sz w:val="24"/>
           <w:szCs w:val="24"/>
         </w:rPr>
+        <w:t xml:space="preserve">[x] </w:t>
+      </w:r>
+      <w:r>
+        <w:rPr>
+          <w:rFonts w:ascii="Times New Roman" w:hAnsi="Times New Roman" w:cs="Times New Roman"/>
+          <w:sz w:val="24"/>
+          <w:szCs w:val="24"/>
+        </w:rPr>
         <w:t>Pancreatic enzyme replacement therapy</w:t>
       </w:r>
     </w:p>
@@ -5617,6 +8449,14 @@
           <w:sz w:val="24"/>
           <w:szCs w:val="24"/>
         </w:rPr>
+        <w:t xml:space="preserve">[x] </w:t>
+      </w:r>
+      <w:r>
+        <w:rPr>
+          <w:rFonts w:ascii="Times New Roman" w:hAnsi="Times New Roman" w:cs="Times New Roman"/>
+          <w:sz w:val="24"/>
+          <w:szCs w:val="24"/>
+        </w:rPr>
         <w:t>Infant formula rich in medium chain triglycerides</w:t>
       </w:r>
     </w:p>
@@ -5640,6 +8480,14 @@
           <w:sz w:val="24"/>
           <w:szCs w:val="24"/>
         </w:rPr>
+        <w:t xml:space="preserve">[x] </w:t>
+      </w:r>
+      <w:r>
+        <w:rPr>
+          <w:rFonts w:ascii="Times New Roman" w:hAnsi="Times New Roman" w:cs="Times New Roman"/>
+          <w:sz w:val="24"/>
+          <w:szCs w:val="24"/>
+        </w:rPr>
         <w:t>Fat-soluble vitamin supplementation</w:t>
       </w:r>
     </w:p>
@@ -5657,6 +8505,24 @@
           <w:szCs w:val="24"/>
         </w:rPr>
       </w:pPr>
+      <w:proofErr w:type="gramStart"/>
+      <w:r>
+        <w:rPr>
+          <w:rFonts w:ascii="Times New Roman" w:hAnsi="Times New Roman" w:cs="Times New Roman"/>
+          <w:sz w:val="24"/>
+          <w:szCs w:val="24"/>
+        </w:rPr>
+        <w:t>[ ]</w:t>
+      </w:r>
+      <w:proofErr w:type="gramEnd"/>
+      <w:r>
+        <w:rPr>
+          <w:rFonts w:ascii="Times New Roman" w:hAnsi="Times New Roman" w:cs="Times New Roman"/>
+          <w:sz w:val="24"/>
+          <w:szCs w:val="24"/>
+        </w:rPr>
+        <w:t xml:space="preserve"> </w:t>
+      </w:r>
       <w:r>
         <w:rPr>
           <w:rFonts w:ascii="Times New Roman" w:hAnsi="Times New Roman" w:cs="Times New Roman"/>
@@ -5680,6 +8546,24 @@
           <w:szCs w:val="24"/>
         </w:rPr>
       </w:pPr>
+      <w:proofErr w:type="gramStart"/>
+      <w:r>
+        <w:rPr>
+          <w:rFonts w:ascii="Times New Roman" w:hAnsi="Times New Roman" w:cs="Times New Roman"/>
+          <w:sz w:val="24"/>
+          <w:szCs w:val="24"/>
+        </w:rPr>
+        <w:t>[ ]</w:t>
+      </w:r>
+      <w:proofErr w:type="gramEnd"/>
+      <w:r>
+        <w:rPr>
+          <w:rFonts w:ascii="Times New Roman" w:hAnsi="Times New Roman" w:cs="Times New Roman"/>
+          <w:sz w:val="24"/>
+          <w:szCs w:val="24"/>
+        </w:rPr>
+        <w:t xml:space="preserve"> </w:t>
+      </w:r>
       <w:r>
         <w:rPr>
           <w:rFonts w:ascii="Times New Roman" w:hAnsi="Times New Roman" w:cs="Times New Roman"/>
@@ -5719,6 +8603,14 @@
           <w:sz w:val="24"/>
           <w:szCs w:val="24"/>
         </w:rPr>
+        <w:t xml:space="preserve">CM. </w:t>
+      </w:r>
+      <w:r>
+        <w:rPr>
+          <w:rFonts w:ascii="Times New Roman" w:hAnsi="Times New Roman" w:cs="Times New Roman"/>
+          <w:sz w:val="24"/>
+          <w:szCs w:val="24"/>
+        </w:rPr>
         <w:t>Protein malabsorption is characteristic of:</w:t>
       </w:r>
     </w:p>
@@ -5742,6 +8634,14 @@
           <w:sz w:val="24"/>
           <w:szCs w:val="24"/>
         </w:rPr>
+        <w:t xml:space="preserve">[x] </w:t>
+      </w:r>
+      <w:r>
+        <w:rPr>
+          <w:rFonts w:ascii="Times New Roman" w:hAnsi="Times New Roman" w:cs="Times New Roman"/>
+          <w:sz w:val="24"/>
+          <w:szCs w:val="24"/>
+        </w:rPr>
         <w:t>Cystic fibrosis</w:t>
       </w:r>
     </w:p>
@@ -5765,6 +8665,14 @@
           <w:sz w:val="24"/>
           <w:szCs w:val="24"/>
         </w:rPr>
+        <w:t xml:space="preserve">[x] </w:t>
+      </w:r>
+      <w:r>
+        <w:rPr>
+          <w:rFonts w:ascii="Times New Roman" w:hAnsi="Times New Roman" w:cs="Times New Roman"/>
+          <w:sz w:val="24"/>
+          <w:szCs w:val="24"/>
+        </w:rPr>
         <w:t xml:space="preserve">Congenital exocrine pancreatic insufficiency </w:t>
       </w:r>
     </w:p>
@@ -5788,6 +8696,14 @@
           <w:sz w:val="24"/>
           <w:szCs w:val="24"/>
         </w:rPr>
+        <w:t xml:space="preserve">[x] </w:t>
+      </w:r>
+      <w:r>
+        <w:rPr>
+          <w:rFonts w:ascii="Times New Roman" w:hAnsi="Times New Roman" w:cs="Times New Roman"/>
+          <w:sz w:val="24"/>
+          <w:szCs w:val="24"/>
+        </w:rPr>
         <w:t>Chronic pancreatitis</w:t>
       </w:r>
     </w:p>
@@ -5811,6 +8727,14 @@
           <w:sz w:val="24"/>
           <w:szCs w:val="24"/>
         </w:rPr>
+        <w:t xml:space="preserve">[x] </w:t>
+      </w:r>
+      <w:r>
+        <w:rPr>
+          <w:rFonts w:ascii="Times New Roman" w:hAnsi="Times New Roman" w:cs="Times New Roman"/>
+          <w:sz w:val="24"/>
+          <w:szCs w:val="24"/>
+        </w:rPr>
         <w:t>Celiac disease</w:t>
       </w:r>
     </w:p>
@@ -5828,6 +8752,24 @@
           <w:szCs w:val="24"/>
         </w:rPr>
       </w:pPr>
+      <w:proofErr w:type="gramStart"/>
+      <w:r>
+        <w:rPr>
+          <w:rFonts w:ascii="Times New Roman" w:hAnsi="Times New Roman" w:cs="Times New Roman"/>
+          <w:sz w:val="24"/>
+          <w:szCs w:val="24"/>
+        </w:rPr>
+        <w:t>[ ]</w:t>
+      </w:r>
+      <w:proofErr w:type="gramEnd"/>
+      <w:r>
+        <w:rPr>
+          <w:rFonts w:ascii="Times New Roman" w:hAnsi="Times New Roman" w:cs="Times New Roman"/>
+          <w:sz w:val="24"/>
+          <w:szCs w:val="24"/>
+        </w:rPr>
+        <w:t xml:space="preserve"> </w:t>
+      </w:r>
       <w:r>
         <w:rPr>
           <w:rFonts w:ascii="Times New Roman" w:hAnsi="Times New Roman" w:cs="Times New Roman"/>
@@ -5867,6 +8809,14 @@
           <w:sz w:val="24"/>
           <w:szCs w:val="24"/>
         </w:rPr>
+        <w:t xml:space="preserve">CM. </w:t>
+      </w:r>
+      <w:r>
+        <w:rPr>
+          <w:rFonts w:ascii="Times New Roman" w:hAnsi="Times New Roman" w:cs="Times New Roman"/>
+          <w:sz w:val="24"/>
+          <w:szCs w:val="24"/>
+        </w:rPr>
         <w:t>Choose the correct statements about amino-acids malabsorption:</w:t>
       </w:r>
     </w:p>
@@ -5890,6 +8840,14 @@
           <w:sz w:val="24"/>
           <w:szCs w:val="24"/>
         </w:rPr>
+        <w:t xml:space="preserve">[x] </w:t>
+      </w:r>
+      <w:r>
+        <w:rPr>
+          <w:rFonts w:ascii="Times New Roman" w:hAnsi="Times New Roman" w:cs="Times New Roman"/>
+          <w:sz w:val="24"/>
+          <w:szCs w:val="24"/>
+        </w:rPr>
         <w:t>Hereditary diseases</w:t>
       </w:r>
     </w:p>
@@ -5913,6 +8871,14 @@
           <w:sz w:val="24"/>
           <w:szCs w:val="24"/>
         </w:rPr>
+        <w:t xml:space="preserve">[x] </w:t>
+      </w:r>
+      <w:r>
+        <w:rPr>
+          <w:rFonts w:ascii="Times New Roman" w:hAnsi="Times New Roman" w:cs="Times New Roman"/>
+          <w:sz w:val="24"/>
+          <w:szCs w:val="24"/>
+        </w:rPr>
         <w:t xml:space="preserve">Diseases with early onset </w:t>
       </w:r>
     </w:p>
@@ -5936,6 +8902,14 @@
           <w:sz w:val="24"/>
           <w:szCs w:val="24"/>
         </w:rPr>
+        <w:t xml:space="preserve">[x] </w:t>
+      </w:r>
+      <w:r>
+        <w:rPr>
+          <w:rFonts w:ascii="Times New Roman" w:hAnsi="Times New Roman" w:cs="Times New Roman"/>
+          <w:sz w:val="24"/>
+          <w:szCs w:val="24"/>
+        </w:rPr>
         <w:t>Debilitating childhood diseases</w:t>
       </w:r>
     </w:p>
@@ -5959,6 +8933,14 @@
           <w:sz w:val="24"/>
           <w:szCs w:val="24"/>
         </w:rPr>
+        <w:t xml:space="preserve">[x] </w:t>
+      </w:r>
+      <w:r>
+        <w:rPr>
+          <w:rFonts w:ascii="Times New Roman" w:hAnsi="Times New Roman" w:cs="Times New Roman"/>
+          <w:sz w:val="24"/>
+          <w:szCs w:val="24"/>
+        </w:rPr>
         <w:t>Multisystem involvement diseases</w:t>
       </w:r>
     </w:p>
@@ -5976,6 +8958,24 @@
           <w:szCs w:val="24"/>
         </w:rPr>
       </w:pPr>
+      <w:proofErr w:type="gramStart"/>
+      <w:r>
+        <w:rPr>
+          <w:rFonts w:ascii="Times New Roman" w:hAnsi="Times New Roman" w:cs="Times New Roman"/>
+          <w:sz w:val="24"/>
+          <w:szCs w:val="24"/>
+        </w:rPr>
+        <w:t>[ ]</w:t>
+      </w:r>
+      <w:proofErr w:type="gramEnd"/>
+      <w:r>
+        <w:rPr>
+          <w:rFonts w:ascii="Times New Roman" w:hAnsi="Times New Roman" w:cs="Times New Roman"/>
+          <w:sz w:val="24"/>
+          <w:szCs w:val="24"/>
+        </w:rPr>
+        <w:t xml:space="preserve"> </w:t>
+      </w:r>
       <w:r>
         <w:rPr>
           <w:rFonts w:ascii="Times New Roman" w:hAnsi="Times New Roman" w:cs="Times New Roman"/>
@@ -6010,7 +9010,23 @@
           <w:sz w:val="24"/>
           <w:szCs w:val="24"/>
         </w:rPr>
-        <w:t>18. Methods of protein malabsorption treatment in children are:</w:t>
+        <w:t xml:space="preserve">18. </w:t>
+      </w:r>
+      <w:r>
+        <w:rPr>
+          <w:rFonts w:ascii="Times New Roman" w:hAnsi="Times New Roman" w:cs="Times New Roman"/>
+          <w:sz w:val="24"/>
+          <w:szCs w:val="24"/>
+        </w:rPr>
+        <w:t xml:space="preserve">CM. </w:t>
+      </w:r>
+      <w:r>
+        <w:rPr>
+          <w:rFonts w:ascii="Times New Roman" w:hAnsi="Times New Roman" w:cs="Times New Roman"/>
+          <w:sz w:val="24"/>
+          <w:szCs w:val="24"/>
+        </w:rPr>
+        <w:t>Methods of protein malabsorption treatment in children are:</w:t>
       </w:r>
     </w:p>
     <w:p>
@@ -6033,6 +9049,14 @@
           <w:sz w:val="24"/>
           <w:szCs w:val="24"/>
         </w:rPr>
+        <w:t xml:space="preserve">[x] </w:t>
+      </w:r>
+      <w:r>
+        <w:rPr>
+          <w:rFonts w:ascii="Times New Roman" w:hAnsi="Times New Roman" w:cs="Times New Roman"/>
+          <w:sz w:val="24"/>
+          <w:szCs w:val="24"/>
+        </w:rPr>
         <w:t>Diet rich in proteins</w:t>
       </w:r>
     </w:p>
@@ -6056,6 +9080,14 @@
           <w:sz w:val="24"/>
           <w:szCs w:val="24"/>
         </w:rPr>
+        <w:t xml:space="preserve">[x] </w:t>
+      </w:r>
+      <w:r>
+        <w:rPr>
+          <w:rFonts w:ascii="Times New Roman" w:hAnsi="Times New Roman" w:cs="Times New Roman"/>
+          <w:sz w:val="24"/>
+          <w:szCs w:val="24"/>
+        </w:rPr>
         <w:t>Pancreatic enzyme replacement therapy</w:t>
       </w:r>
     </w:p>
@@ -6079,6 +9111,14 @@
           <w:sz w:val="24"/>
           <w:szCs w:val="24"/>
         </w:rPr>
+        <w:t xml:space="preserve">[x] </w:t>
+      </w:r>
+      <w:r>
+        <w:rPr>
+          <w:rFonts w:ascii="Times New Roman" w:hAnsi="Times New Roman" w:cs="Times New Roman"/>
+          <w:sz w:val="24"/>
+          <w:szCs w:val="24"/>
+        </w:rPr>
         <w:t>Vitamins and micronutrients supplement</w:t>
       </w:r>
     </w:p>
@@ -6096,6 +9136,25 @@
           <w:szCs w:val="24"/>
         </w:rPr>
       </w:pPr>
+      <w:proofErr w:type="gramStart"/>
+      <w:r>
+        <w:rPr>
+          <w:rFonts w:ascii="Times New Roman" w:hAnsi="Times New Roman" w:cs="Times New Roman"/>
+          <w:sz w:val="24"/>
+          <w:szCs w:val="24"/>
+        </w:rPr>
+        <w:lastRenderedPageBreak/>
+        <w:t>[ ]</w:t>
+      </w:r>
+      <w:proofErr w:type="gramEnd"/>
+      <w:r>
+        <w:rPr>
+          <w:rFonts w:ascii="Times New Roman" w:hAnsi="Times New Roman" w:cs="Times New Roman"/>
+          <w:sz w:val="24"/>
+          <w:szCs w:val="24"/>
+        </w:rPr>
+        <w:t xml:space="preserve"> </w:t>
+      </w:r>
       <w:r>
         <w:rPr>
           <w:rFonts w:ascii="Times New Roman" w:hAnsi="Times New Roman" w:cs="Times New Roman"/>
@@ -6118,1227 +9177,50 @@
           <w:sz w:val="24"/>
           <w:szCs w:val="24"/>
         </w:rPr>
-      </w:pPr>
-      <w:r>
-        <w:rPr>
-          <w:rFonts w:ascii="Times New Roman" w:hAnsi="Times New Roman" w:cs="Times New Roman"/>
-          <w:sz w:val="24"/>
-          <w:szCs w:val="24"/>
-        </w:rPr>
-        <w:t>Ultraviolet phototherapy</w:t>
-      </w:r>
-    </w:p>
-    <w:p>
-      <w:pPr>
-        <w:spacing w:after="0" w:line="240" w:lineRule="auto"/>
-        <w:rPr>
-          <w:rFonts w:ascii="Times New Roman" w:hAnsi="Times New Roman" w:cs="Times New Roman"/>
-        </w:rPr>
         <w:sectPr>
+          <w:footerReference w:type="even" r:id="rId7"/>
+          <w:footerReference w:type="default" r:id="rId8"/>
+          <w:footerReference w:type="first" r:id="rId9"/>
           <w:pgSz w:w="11906" w:h="16838"/>
           <w:pgMar w:top="709" w:right="850" w:bottom="709" w:left="1701" w:header="708" w:footer="708" w:gutter="0"/>
           <w:cols w:space="708"/>
           <w:docGrid w:linePitch="360"/>
         </w:sectPr>
       </w:pPr>
-    </w:p>
-    <w:p>
-      <w:pPr>
-        <w:spacing w:after="0" w:line="240" w:lineRule="auto"/>
-        <w:jc w:val="center"/>
-        <w:rPr>
-          <w:rFonts w:ascii="Times New Roman" w:hAnsi="Times New Roman" w:cs="Times New Roman"/>
-          <w:b/>
-          <w:sz w:val="24"/>
-          <w:szCs w:val="24"/>
-        </w:rPr>
-      </w:pPr>
-      <w:r>
-        <w:rPr>
-          <w:rFonts w:ascii="Times New Roman" w:hAnsi="Times New Roman" w:cs="Times New Roman"/>
-          <w:b/>
-          <w:sz w:val="24"/>
-          <w:szCs w:val="24"/>
-        </w:rPr>
-        <w:lastRenderedPageBreak/>
-        <w:t>Intestinal malabsorption in children</w:t>
-      </w:r>
-    </w:p>
-    <w:p>
-      <w:pPr>
-        <w:spacing w:after="0" w:line="240" w:lineRule="auto"/>
-        <w:rPr>
-          <w:rFonts w:ascii="Times New Roman" w:hAnsi="Times New Roman" w:cs="Times New Roman"/>
-          <w:b/>
-          <w:sz w:val="24"/>
-          <w:szCs w:val="24"/>
-        </w:rPr>
-      </w:pPr>
-      <w:r>
-        <w:rPr>
-          <w:rFonts w:ascii="Times New Roman" w:hAnsi="Times New Roman" w:cs="Times New Roman"/>
-          <w:b/>
-          <w:sz w:val="24"/>
-          <w:szCs w:val="24"/>
-        </w:rPr>
-        <w:t xml:space="preserve">Simple choice  </w:t>
-      </w:r>
-    </w:p>
-    <w:p>
-      <w:pPr>
-        <w:pStyle w:val="Paragraphedeliste"/>
-        <w:numPr>
-          <w:ilvl w:val="0"/>
-          <w:numId w:val="40"/>
-        </w:numPr>
-        <w:rPr>
-          <w:rFonts w:ascii="Times New Roman" w:hAnsi="Times New Roman" w:cs="Times New Roman"/>
-        </w:rPr>
-      </w:pPr>
-      <w:r>
-        <w:rPr>
-          <w:rFonts w:ascii="Times New Roman" w:hAnsi="Times New Roman" w:cs="Times New Roman"/>
-        </w:rPr>
-        <w:t>A</w:t>
-      </w:r>
-    </w:p>
-    <w:p>
-      <w:pPr>
-        <w:pStyle w:val="Paragraphedeliste"/>
-        <w:numPr>
-          <w:ilvl w:val="0"/>
-          <w:numId w:val="40"/>
-        </w:numPr>
-        <w:rPr>
-          <w:rFonts w:ascii="Times New Roman" w:hAnsi="Times New Roman" w:cs="Times New Roman"/>
-        </w:rPr>
-      </w:pPr>
-      <w:r>
-        <w:rPr>
-          <w:rFonts w:ascii="Times New Roman" w:hAnsi="Times New Roman" w:cs="Times New Roman"/>
-        </w:rPr>
-        <w:t>C</w:t>
-      </w:r>
-    </w:p>
-    <w:p>
-      <w:pPr>
-        <w:pStyle w:val="Paragraphedeliste"/>
-        <w:numPr>
-          <w:ilvl w:val="0"/>
-          <w:numId w:val="40"/>
-        </w:numPr>
-        <w:rPr>
-          <w:rFonts w:ascii="Times New Roman" w:hAnsi="Times New Roman" w:cs="Times New Roman"/>
-        </w:rPr>
-      </w:pPr>
-      <w:r>
-        <w:rPr>
-          <w:rFonts w:ascii="Times New Roman" w:hAnsi="Times New Roman" w:cs="Times New Roman"/>
-        </w:rPr>
-        <w:t>D</w:t>
-      </w:r>
-    </w:p>
-    <w:p>
-      <w:pPr>
-        <w:pStyle w:val="Paragraphedeliste"/>
-        <w:numPr>
-          <w:ilvl w:val="0"/>
-          <w:numId w:val="40"/>
-        </w:numPr>
-        <w:rPr>
-          <w:rFonts w:ascii="Times New Roman" w:hAnsi="Times New Roman" w:cs="Times New Roman"/>
-        </w:rPr>
-      </w:pPr>
-      <w:r>
-        <w:rPr>
-          <w:rFonts w:ascii="Times New Roman" w:hAnsi="Times New Roman" w:cs="Times New Roman"/>
-        </w:rPr>
-        <w:t>C</w:t>
-      </w:r>
-    </w:p>
-    <w:p>
-      <w:pPr>
-        <w:pStyle w:val="Paragraphedeliste"/>
-        <w:numPr>
-          <w:ilvl w:val="0"/>
-          <w:numId w:val="40"/>
-        </w:numPr>
-        <w:rPr>
-          <w:rFonts w:ascii="Times New Roman" w:hAnsi="Times New Roman" w:cs="Times New Roman"/>
-        </w:rPr>
-      </w:pPr>
-      <w:r>
-        <w:rPr>
-          <w:rFonts w:ascii="Times New Roman" w:hAnsi="Times New Roman" w:cs="Times New Roman"/>
-        </w:rPr>
-        <w:t>D</w:t>
-      </w:r>
-    </w:p>
-    <w:p>
-      <w:pPr>
-        <w:pStyle w:val="Paragraphedeliste"/>
-        <w:numPr>
-          <w:ilvl w:val="0"/>
-          <w:numId w:val="40"/>
-        </w:numPr>
-        <w:rPr>
-          <w:rFonts w:ascii="Times New Roman" w:hAnsi="Times New Roman" w:cs="Times New Roman"/>
-        </w:rPr>
-      </w:pPr>
-      <w:r>
-        <w:rPr>
-          <w:rFonts w:ascii="Times New Roman" w:hAnsi="Times New Roman" w:cs="Times New Roman"/>
-        </w:rPr>
-        <w:t>A</w:t>
-      </w:r>
-    </w:p>
-    <w:p>
-      <w:pPr>
-        <w:pStyle w:val="Paragraphedeliste"/>
-        <w:numPr>
-          <w:ilvl w:val="0"/>
-          <w:numId w:val="40"/>
-        </w:numPr>
-        <w:rPr>
-          <w:rFonts w:ascii="Times New Roman" w:hAnsi="Times New Roman" w:cs="Times New Roman"/>
-        </w:rPr>
-      </w:pPr>
-      <w:r>
-        <w:rPr>
-          <w:rFonts w:ascii="Times New Roman" w:hAnsi="Times New Roman" w:cs="Times New Roman"/>
-        </w:rPr>
-        <w:t>C</w:t>
-      </w:r>
-    </w:p>
-    <w:p>
-      <w:pPr>
-        <w:pStyle w:val="Paragraphedeliste"/>
-        <w:numPr>
-          <w:ilvl w:val="0"/>
-          <w:numId w:val="40"/>
-        </w:numPr>
-        <w:rPr>
-          <w:rFonts w:ascii="Times New Roman" w:hAnsi="Times New Roman" w:cs="Times New Roman"/>
-        </w:rPr>
-      </w:pPr>
-      <w:r>
-        <w:rPr>
-          <w:rFonts w:ascii="Times New Roman" w:hAnsi="Times New Roman" w:cs="Times New Roman"/>
-        </w:rPr>
-        <w:t>B</w:t>
-      </w:r>
-    </w:p>
-    <w:p>
-      <w:pPr>
-        <w:pStyle w:val="Paragraphedeliste"/>
-        <w:numPr>
-          <w:ilvl w:val="0"/>
-          <w:numId w:val="40"/>
-        </w:numPr>
-        <w:rPr>
-          <w:rFonts w:ascii="Times New Roman" w:hAnsi="Times New Roman" w:cs="Times New Roman"/>
-        </w:rPr>
-      </w:pPr>
-      <w:r>
-        <w:rPr>
-          <w:rFonts w:ascii="Times New Roman" w:hAnsi="Times New Roman" w:cs="Times New Roman"/>
-        </w:rPr>
-        <w:t>D</w:t>
-      </w:r>
-    </w:p>
-    <w:p>
-      <w:pPr>
-        <w:pStyle w:val="Paragraphedeliste"/>
-        <w:numPr>
-          <w:ilvl w:val="0"/>
-          <w:numId w:val="40"/>
-        </w:numPr>
-        <w:rPr>
-          <w:rFonts w:ascii="Times New Roman" w:hAnsi="Times New Roman" w:cs="Times New Roman"/>
-        </w:rPr>
-      </w:pPr>
-      <w:r>
-        <w:rPr>
-          <w:rFonts w:ascii="Times New Roman" w:hAnsi="Times New Roman" w:cs="Times New Roman"/>
-        </w:rPr>
-        <w:t>C</w:t>
-      </w:r>
-    </w:p>
-    <w:p>
-      <w:pPr>
-        <w:pStyle w:val="Paragraphedeliste"/>
-        <w:numPr>
-          <w:ilvl w:val="0"/>
-          <w:numId w:val="40"/>
-        </w:numPr>
-        <w:rPr>
-          <w:rFonts w:ascii="Times New Roman" w:hAnsi="Times New Roman" w:cs="Times New Roman"/>
-        </w:rPr>
-      </w:pPr>
-      <w:r>
-        <w:rPr>
-          <w:rFonts w:ascii="Times New Roman" w:hAnsi="Times New Roman" w:cs="Times New Roman"/>
-        </w:rPr>
-        <w:t>B</w:t>
-      </w:r>
-    </w:p>
-    <w:p>
-      <w:pPr>
-        <w:pStyle w:val="Paragraphedeliste"/>
-        <w:numPr>
-          <w:ilvl w:val="0"/>
-          <w:numId w:val="40"/>
-        </w:numPr>
-        <w:rPr>
-          <w:rFonts w:ascii="Times New Roman" w:hAnsi="Times New Roman" w:cs="Times New Roman"/>
-        </w:rPr>
-      </w:pPr>
-      <w:r>
-        <w:rPr>
-          <w:rFonts w:ascii="Times New Roman" w:hAnsi="Times New Roman" w:cs="Times New Roman"/>
-        </w:rPr>
-        <w:t>E</w:t>
-      </w:r>
-    </w:p>
-    <w:p>
-      <w:pPr>
-        <w:pStyle w:val="Paragraphedeliste"/>
-        <w:numPr>
-          <w:ilvl w:val="0"/>
-          <w:numId w:val="40"/>
-        </w:numPr>
-        <w:rPr>
-          <w:rFonts w:ascii="Times New Roman" w:hAnsi="Times New Roman" w:cs="Times New Roman"/>
-        </w:rPr>
-      </w:pPr>
-      <w:r>
-        <w:rPr>
-          <w:rFonts w:ascii="Times New Roman" w:hAnsi="Times New Roman" w:cs="Times New Roman"/>
-        </w:rPr>
-        <w:t>B</w:t>
-      </w:r>
-    </w:p>
-    <w:p>
-      <w:pPr>
-        <w:pStyle w:val="Paragraphedeliste"/>
-        <w:numPr>
-          <w:ilvl w:val="0"/>
-          <w:numId w:val="40"/>
-        </w:numPr>
-        <w:rPr>
-          <w:rFonts w:ascii="Times New Roman" w:hAnsi="Times New Roman" w:cs="Times New Roman"/>
-        </w:rPr>
-      </w:pPr>
-      <w:r>
-        <w:rPr>
-          <w:rFonts w:ascii="Times New Roman" w:hAnsi="Times New Roman" w:cs="Times New Roman"/>
-        </w:rPr>
-        <w:t>E</w:t>
-      </w:r>
-    </w:p>
-    <w:p>
-      <w:pPr>
-        <w:pStyle w:val="Paragraphedeliste"/>
-        <w:numPr>
-          <w:ilvl w:val="0"/>
-          <w:numId w:val="40"/>
-        </w:numPr>
-        <w:rPr>
-          <w:rFonts w:ascii="Times New Roman" w:hAnsi="Times New Roman" w:cs="Times New Roman"/>
-        </w:rPr>
-      </w:pPr>
-      <w:r>
-        <w:rPr>
-          <w:rFonts w:ascii="Times New Roman" w:hAnsi="Times New Roman" w:cs="Times New Roman"/>
-        </w:rPr>
-        <w:t>B</w:t>
-      </w:r>
-    </w:p>
-    <w:p>
-      <w:pPr>
-        <w:pStyle w:val="Paragraphedeliste"/>
-        <w:numPr>
-          <w:ilvl w:val="0"/>
-          <w:numId w:val="40"/>
-        </w:numPr>
-        <w:rPr>
-          <w:rFonts w:ascii="Times New Roman" w:hAnsi="Times New Roman" w:cs="Times New Roman"/>
-        </w:rPr>
-      </w:pPr>
-      <w:r>
-        <w:rPr>
-          <w:rFonts w:ascii="Times New Roman" w:hAnsi="Times New Roman" w:cs="Times New Roman"/>
-        </w:rPr>
-        <w:t>A</w:t>
-      </w:r>
-    </w:p>
-    <w:p>
-      <w:pPr>
-        <w:pStyle w:val="Paragraphedeliste"/>
-        <w:numPr>
-          <w:ilvl w:val="0"/>
-          <w:numId w:val="40"/>
-        </w:numPr>
-        <w:rPr>
-          <w:rFonts w:ascii="Times New Roman" w:hAnsi="Times New Roman" w:cs="Times New Roman"/>
-        </w:rPr>
-      </w:pPr>
-      <w:r>
-        <w:rPr>
-          <w:rFonts w:ascii="Times New Roman" w:hAnsi="Times New Roman" w:cs="Times New Roman"/>
-        </w:rPr>
-        <w:t>C</w:t>
-      </w:r>
-    </w:p>
-    <w:p>
-      <w:pPr>
-        <w:pStyle w:val="Paragraphedeliste"/>
-        <w:numPr>
-          <w:ilvl w:val="0"/>
-          <w:numId w:val="40"/>
-        </w:numPr>
-        <w:rPr>
-          <w:rFonts w:ascii="Times New Roman" w:hAnsi="Times New Roman" w:cs="Times New Roman"/>
-        </w:rPr>
-      </w:pPr>
-      <w:r>
-        <w:rPr>
-          <w:rFonts w:ascii="Times New Roman" w:hAnsi="Times New Roman" w:cs="Times New Roman"/>
-        </w:rPr>
-        <w:t>C</w:t>
-      </w:r>
-    </w:p>
-    <w:p>
-      <w:pPr>
-        <w:pStyle w:val="Paragraphedeliste"/>
-        <w:numPr>
-          <w:ilvl w:val="0"/>
-          <w:numId w:val="40"/>
-        </w:numPr>
-        <w:rPr>
-          <w:rFonts w:ascii="Times New Roman" w:hAnsi="Times New Roman" w:cs="Times New Roman"/>
-        </w:rPr>
-      </w:pPr>
-      <w:r>
-        <w:rPr>
-          <w:rFonts w:ascii="Times New Roman" w:hAnsi="Times New Roman" w:cs="Times New Roman"/>
-        </w:rPr>
-        <w:t>D</w:t>
-      </w:r>
-    </w:p>
-    <w:p>
-      <w:pPr>
-        <w:pStyle w:val="Paragraphedeliste"/>
-        <w:numPr>
-          <w:ilvl w:val="0"/>
-          <w:numId w:val="40"/>
-        </w:numPr>
-        <w:rPr>
-          <w:rFonts w:ascii="Times New Roman" w:hAnsi="Times New Roman" w:cs="Times New Roman"/>
-        </w:rPr>
-      </w:pPr>
-      <w:r>
-        <w:rPr>
-          <w:rFonts w:ascii="Times New Roman" w:hAnsi="Times New Roman" w:cs="Times New Roman"/>
-        </w:rPr>
-        <w:t>A</w:t>
-      </w:r>
-    </w:p>
-    <w:p>
-      <w:pPr>
-        <w:rPr>
-          <w:rFonts w:ascii="Times New Roman" w:hAnsi="Times New Roman" w:cs="Times New Roman"/>
-        </w:rPr>
-      </w:pPr>
-    </w:p>
-    <w:p>
-      <w:pPr>
-        <w:rPr>
-          <w:rFonts w:ascii="Times New Roman" w:hAnsi="Times New Roman" w:cs="Times New Roman"/>
-        </w:rPr>
-      </w:pPr>
-      <w:r>
-        <w:rPr>
-          <w:rFonts w:ascii="Times New Roman" w:hAnsi="Times New Roman" w:cs="Times New Roman"/>
-        </w:rPr>
-        <w:t>Multiple choice</w:t>
-      </w:r>
-    </w:p>
-    <w:p>
-      <w:pPr>
-        <w:pStyle w:val="Paragraphedeliste"/>
-        <w:numPr>
-          <w:ilvl w:val="0"/>
-          <w:numId w:val="41"/>
-        </w:numPr>
-        <w:rPr>
-          <w:rFonts w:ascii="Times New Roman" w:hAnsi="Times New Roman" w:cs="Times New Roman"/>
-        </w:rPr>
-      </w:pPr>
-      <w:r>
-        <w:rPr>
-          <w:rFonts w:ascii="Times New Roman" w:hAnsi="Times New Roman" w:cs="Times New Roman"/>
-        </w:rPr>
-        <w:t>A</w:t>
-      </w:r>
-      <w:r>
-        <w:rPr>
-          <w:rFonts w:ascii="Times New Roman" w:hAnsi="Times New Roman" w:cs="Times New Roman"/>
-        </w:rPr>
-        <w:t xml:space="preserve">, </w:t>
-      </w:r>
-      <w:r>
-        <w:rPr>
-          <w:rFonts w:ascii="Times New Roman" w:hAnsi="Times New Roman" w:cs="Times New Roman"/>
-        </w:rPr>
-        <w:t>B</w:t>
-      </w:r>
-      <w:r>
-        <w:rPr>
-          <w:rFonts w:ascii="Times New Roman" w:hAnsi="Times New Roman" w:cs="Times New Roman"/>
-        </w:rPr>
-        <w:t xml:space="preserve">, </w:t>
-      </w:r>
-      <w:r>
-        <w:rPr>
-          <w:rFonts w:ascii="Times New Roman" w:hAnsi="Times New Roman" w:cs="Times New Roman"/>
-        </w:rPr>
-        <w:t>C</w:t>
-      </w:r>
-    </w:p>
-    <w:p>
-      <w:pPr>
-        <w:pStyle w:val="Paragraphedeliste"/>
-        <w:numPr>
-          <w:ilvl w:val="0"/>
-          <w:numId w:val="41"/>
-        </w:numPr>
-        <w:rPr>
-          <w:rFonts w:ascii="Times New Roman" w:hAnsi="Times New Roman" w:cs="Times New Roman"/>
-        </w:rPr>
-      </w:pPr>
-      <w:r>
-        <w:rPr>
-          <w:rFonts w:ascii="Times New Roman" w:hAnsi="Times New Roman" w:cs="Times New Roman"/>
-        </w:rPr>
-        <w:t>A</w:t>
-      </w:r>
-      <w:r>
-        <w:rPr>
-          <w:rFonts w:ascii="Times New Roman" w:hAnsi="Times New Roman" w:cs="Times New Roman"/>
-        </w:rPr>
-        <w:t xml:space="preserve">, </w:t>
-      </w:r>
-      <w:r>
-        <w:rPr>
-          <w:rFonts w:ascii="Times New Roman" w:hAnsi="Times New Roman" w:cs="Times New Roman"/>
-        </w:rPr>
-        <w:t>B</w:t>
-      </w:r>
-      <w:r>
-        <w:rPr>
-          <w:rFonts w:ascii="Times New Roman" w:hAnsi="Times New Roman" w:cs="Times New Roman"/>
-        </w:rPr>
-        <w:t xml:space="preserve">, </w:t>
-      </w:r>
-      <w:r>
-        <w:rPr>
-          <w:rFonts w:ascii="Times New Roman" w:hAnsi="Times New Roman" w:cs="Times New Roman"/>
-        </w:rPr>
-        <w:t>C</w:t>
-      </w:r>
-    </w:p>
-    <w:p>
-      <w:pPr>
-        <w:pStyle w:val="Paragraphedeliste"/>
-        <w:numPr>
-          <w:ilvl w:val="0"/>
-          <w:numId w:val="41"/>
-        </w:numPr>
-        <w:rPr>
-          <w:rFonts w:ascii="Times New Roman" w:hAnsi="Times New Roman" w:cs="Times New Roman"/>
-        </w:rPr>
-      </w:pPr>
-      <w:r>
-        <w:rPr>
-          <w:rFonts w:ascii="Times New Roman" w:hAnsi="Times New Roman" w:cs="Times New Roman"/>
-        </w:rPr>
-        <w:t>C</w:t>
-      </w:r>
-      <w:r>
-        <w:rPr>
-          <w:rFonts w:ascii="Times New Roman" w:hAnsi="Times New Roman" w:cs="Times New Roman"/>
-        </w:rPr>
-        <w:t xml:space="preserve">, </w:t>
-      </w:r>
-      <w:r>
-        <w:rPr>
-          <w:rFonts w:ascii="Times New Roman" w:hAnsi="Times New Roman" w:cs="Times New Roman"/>
-        </w:rPr>
-        <w:t>D</w:t>
-      </w:r>
-      <w:r>
-        <w:rPr>
-          <w:rFonts w:ascii="Times New Roman" w:hAnsi="Times New Roman" w:cs="Times New Roman"/>
-        </w:rPr>
-        <w:t xml:space="preserve">, </w:t>
-      </w:r>
-      <w:r>
-        <w:rPr>
-          <w:rFonts w:ascii="Times New Roman" w:hAnsi="Times New Roman" w:cs="Times New Roman"/>
-        </w:rPr>
-        <w:t>E</w:t>
-      </w:r>
-    </w:p>
-    <w:p>
-      <w:pPr>
-        <w:pStyle w:val="Paragraphedeliste"/>
-        <w:numPr>
-          <w:ilvl w:val="0"/>
-          <w:numId w:val="41"/>
-        </w:numPr>
-        <w:rPr>
-          <w:rFonts w:ascii="Times New Roman" w:hAnsi="Times New Roman" w:cs="Times New Roman"/>
-        </w:rPr>
-      </w:pPr>
-      <w:r>
-        <w:rPr>
-          <w:rFonts w:ascii="Times New Roman" w:hAnsi="Times New Roman" w:cs="Times New Roman"/>
-        </w:rPr>
-        <w:t>A</w:t>
-      </w:r>
-      <w:r>
-        <w:rPr>
-          <w:rFonts w:ascii="Times New Roman" w:hAnsi="Times New Roman" w:cs="Times New Roman"/>
-        </w:rPr>
-        <w:t xml:space="preserve">, </w:t>
-      </w:r>
-      <w:r>
-        <w:rPr>
-          <w:rFonts w:ascii="Times New Roman" w:hAnsi="Times New Roman" w:cs="Times New Roman"/>
-        </w:rPr>
-        <w:t>B</w:t>
-      </w:r>
-      <w:r>
-        <w:rPr>
-          <w:rFonts w:ascii="Times New Roman" w:hAnsi="Times New Roman" w:cs="Times New Roman"/>
-        </w:rPr>
-        <w:t xml:space="preserve">, </w:t>
-      </w:r>
-      <w:r>
-        <w:rPr>
-          <w:rFonts w:ascii="Times New Roman" w:hAnsi="Times New Roman" w:cs="Times New Roman"/>
-        </w:rPr>
-        <w:t>C</w:t>
-      </w:r>
-    </w:p>
-    <w:p>
-      <w:pPr>
-        <w:pStyle w:val="Paragraphedeliste"/>
-        <w:numPr>
-          <w:ilvl w:val="0"/>
-          <w:numId w:val="41"/>
-        </w:numPr>
-        <w:rPr>
-          <w:rFonts w:ascii="Times New Roman" w:hAnsi="Times New Roman" w:cs="Times New Roman"/>
-        </w:rPr>
-      </w:pPr>
-      <w:r>
-        <w:rPr>
-          <w:rFonts w:ascii="Times New Roman" w:hAnsi="Times New Roman" w:cs="Times New Roman"/>
-        </w:rPr>
-        <w:t>A</w:t>
-      </w:r>
-      <w:r>
-        <w:rPr>
-          <w:rFonts w:ascii="Times New Roman" w:hAnsi="Times New Roman" w:cs="Times New Roman"/>
-        </w:rPr>
-        <w:t xml:space="preserve">, </w:t>
-      </w:r>
-      <w:r>
-        <w:rPr>
-          <w:rFonts w:ascii="Times New Roman" w:hAnsi="Times New Roman" w:cs="Times New Roman"/>
-        </w:rPr>
-        <w:t>B</w:t>
-      </w:r>
-      <w:r>
-        <w:rPr>
-          <w:rFonts w:ascii="Times New Roman" w:hAnsi="Times New Roman" w:cs="Times New Roman"/>
-        </w:rPr>
-        <w:t xml:space="preserve">, </w:t>
-      </w:r>
-      <w:r>
-        <w:rPr>
-          <w:rFonts w:ascii="Times New Roman" w:hAnsi="Times New Roman" w:cs="Times New Roman"/>
-        </w:rPr>
-        <w:t>C</w:t>
-      </w:r>
-      <w:r>
-        <w:rPr>
-          <w:rFonts w:ascii="Times New Roman" w:hAnsi="Times New Roman" w:cs="Times New Roman"/>
-        </w:rPr>
-        <w:t xml:space="preserve">, </w:t>
-      </w:r>
-      <w:r>
-        <w:rPr>
-          <w:rFonts w:ascii="Times New Roman" w:hAnsi="Times New Roman" w:cs="Times New Roman"/>
-        </w:rPr>
-        <w:t>D</w:t>
-      </w:r>
-    </w:p>
-    <w:p>
-      <w:pPr>
-        <w:pStyle w:val="Paragraphedeliste"/>
-        <w:numPr>
-          <w:ilvl w:val="0"/>
-          <w:numId w:val="41"/>
-        </w:numPr>
-        <w:rPr>
-          <w:rFonts w:ascii="Times New Roman" w:hAnsi="Times New Roman" w:cs="Times New Roman"/>
-        </w:rPr>
-      </w:pPr>
-      <w:r>
-        <w:rPr>
-          <w:rFonts w:ascii="Times New Roman" w:hAnsi="Times New Roman" w:cs="Times New Roman"/>
-        </w:rPr>
-        <w:t>A</w:t>
-      </w:r>
-      <w:r>
-        <w:rPr>
-          <w:rFonts w:ascii="Times New Roman" w:hAnsi="Times New Roman" w:cs="Times New Roman"/>
-        </w:rPr>
-        <w:t xml:space="preserve">, </w:t>
-      </w:r>
-      <w:r>
-        <w:rPr>
-          <w:rFonts w:ascii="Times New Roman" w:hAnsi="Times New Roman" w:cs="Times New Roman"/>
-        </w:rPr>
-        <w:t>B</w:t>
-      </w:r>
-      <w:r>
-        <w:rPr>
-          <w:rFonts w:ascii="Times New Roman" w:hAnsi="Times New Roman" w:cs="Times New Roman"/>
-        </w:rPr>
-        <w:t xml:space="preserve">, </w:t>
-      </w:r>
-      <w:r>
-        <w:rPr>
-          <w:rFonts w:ascii="Times New Roman" w:hAnsi="Times New Roman" w:cs="Times New Roman"/>
-        </w:rPr>
-        <w:t>C</w:t>
-      </w:r>
-    </w:p>
-    <w:p>
-      <w:pPr>
-        <w:pStyle w:val="Paragraphedeliste"/>
-        <w:numPr>
-          <w:ilvl w:val="0"/>
-          <w:numId w:val="41"/>
-        </w:numPr>
-        <w:rPr>
-          <w:rFonts w:ascii="Times New Roman" w:hAnsi="Times New Roman" w:cs="Times New Roman"/>
-        </w:rPr>
-      </w:pPr>
-      <w:r>
-        <w:rPr>
-          <w:rFonts w:ascii="Times New Roman" w:hAnsi="Times New Roman" w:cs="Times New Roman"/>
-        </w:rPr>
-        <w:t>A</w:t>
-      </w:r>
-      <w:r>
-        <w:rPr>
-          <w:rFonts w:ascii="Times New Roman" w:hAnsi="Times New Roman" w:cs="Times New Roman"/>
-        </w:rPr>
-        <w:t xml:space="preserve">, </w:t>
-      </w:r>
-      <w:r>
-        <w:rPr>
-          <w:rFonts w:ascii="Times New Roman" w:hAnsi="Times New Roman" w:cs="Times New Roman"/>
-        </w:rPr>
-        <w:t>B</w:t>
-      </w:r>
-      <w:r>
-        <w:rPr>
-          <w:rFonts w:ascii="Times New Roman" w:hAnsi="Times New Roman" w:cs="Times New Roman"/>
-        </w:rPr>
-        <w:t xml:space="preserve">, </w:t>
-      </w:r>
-      <w:r>
-        <w:rPr>
-          <w:rFonts w:ascii="Times New Roman" w:hAnsi="Times New Roman" w:cs="Times New Roman"/>
-        </w:rPr>
-        <w:t>C</w:t>
-      </w:r>
-    </w:p>
-    <w:p>
-      <w:pPr>
-        <w:pStyle w:val="Paragraphedeliste"/>
-        <w:numPr>
-          <w:ilvl w:val="0"/>
-          <w:numId w:val="41"/>
-        </w:numPr>
-        <w:rPr>
-          <w:rFonts w:ascii="Times New Roman" w:hAnsi="Times New Roman" w:cs="Times New Roman"/>
-        </w:rPr>
-      </w:pPr>
-      <w:r>
-        <w:rPr>
-          <w:rFonts w:ascii="Times New Roman" w:hAnsi="Times New Roman" w:cs="Times New Roman"/>
-        </w:rPr>
-        <w:t>A</w:t>
-      </w:r>
-      <w:r>
-        <w:rPr>
-          <w:rFonts w:ascii="Times New Roman" w:hAnsi="Times New Roman" w:cs="Times New Roman"/>
-        </w:rPr>
-        <w:t xml:space="preserve">, </w:t>
-      </w:r>
-      <w:r>
-        <w:rPr>
-          <w:rFonts w:ascii="Times New Roman" w:hAnsi="Times New Roman" w:cs="Times New Roman"/>
-        </w:rPr>
-        <w:t>B</w:t>
-      </w:r>
-      <w:r>
-        <w:rPr>
-          <w:rFonts w:ascii="Times New Roman" w:hAnsi="Times New Roman" w:cs="Times New Roman"/>
-        </w:rPr>
-        <w:t xml:space="preserve">, </w:t>
-      </w:r>
-      <w:r>
-        <w:rPr>
-          <w:rFonts w:ascii="Times New Roman" w:hAnsi="Times New Roman" w:cs="Times New Roman"/>
-        </w:rPr>
-        <w:t>C</w:t>
-      </w:r>
-      <w:r>
-        <w:rPr>
-          <w:rFonts w:ascii="Times New Roman" w:hAnsi="Times New Roman" w:cs="Times New Roman"/>
-        </w:rPr>
-        <w:t xml:space="preserve">, </w:t>
-      </w:r>
-      <w:r>
-        <w:rPr>
-          <w:rFonts w:ascii="Times New Roman" w:hAnsi="Times New Roman" w:cs="Times New Roman"/>
-        </w:rPr>
-        <w:t>D</w:t>
-      </w:r>
-    </w:p>
-    <w:p>
-      <w:pPr>
-        <w:pStyle w:val="Paragraphedeliste"/>
-        <w:numPr>
-          <w:ilvl w:val="0"/>
-          <w:numId w:val="41"/>
-        </w:numPr>
-        <w:rPr>
-          <w:rFonts w:ascii="Times New Roman" w:hAnsi="Times New Roman" w:cs="Times New Roman"/>
-        </w:rPr>
-      </w:pPr>
-      <w:r>
-        <w:rPr>
-          <w:rFonts w:ascii="Times New Roman" w:hAnsi="Times New Roman" w:cs="Times New Roman"/>
-        </w:rPr>
-        <w:t>A</w:t>
-      </w:r>
-      <w:r>
-        <w:rPr>
-          <w:rFonts w:ascii="Times New Roman" w:hAnsi="Times New Roman" w:cs="Times New Roman"/>
-        </w:rPr>
-        <w:t xml:space="preserve">, </w:t>
-      </w:r>
-      <w:r>
-        <w:rPr>
-          <w:rFonts w:ascii="Times New Roman" w:hAnsi="Times New Roman" w:cs="Times New Roman"/>
-        </w:rPr>
-        <w:t>B</w:t>
-      </w:r>
-      <w:r>
-        <w:rPr>
-          <w:rFonts w:ascii="Times New Roman" w:hAnsi="Times New Roman" w:cs="Times New Roman"/>
-        </w:rPr>
-        <w:t xml:space="preserve">, </w:t>
-      </w:r>
-      <w:r>
-        <w:rPr>
-          <w:rFonts w:ascii="Times New Roman" w:hAnsi="Times New Roman" w:cs="Times New Roman"/>
-        </w:rPr>
-        <w:t>C</w:t>
-      </w:r>
-      <w:r>
-        <w:rPr>
-          <w:rFonts w:ascii="Times New Roman" w:hAnsi="Times New Roman" w:cs="Times New Roman"/>
-        </w:rPr>
-        <w:t xml:space="preserve">, </w:t>
-      </w:r>
-      <w:r>
-        <w:rPr>
-          <w:rFonts w:ascii="Times New Roman" w:hAnsi="Times New Roman" w:cs="Times New Roman"/>
-        </w:rPr>
-        <w:t>D</w:t>
-      </w:r>
-    </w:p>
-    <w:p>
-      <w:pPr>
-        <w:pStyle w:val="Paragraphedeliste"/>
-        <w:numPr>
-          <w:ilvl w:val="0"/>
-          <w:numId w:val="41"/>
-        </w:numPr>
-        <w:rPr>
-          <w:rFonts w:ascii="Times New Roman" w:hAnsi="Times New Roman" w:cs="Times New Roman"/>
-        </w:rPr>
-      </w:pPr>
-      <w:r>
-        <w:rPr>
-          <w:rFonts w:ascii="Times New Roman" w:hAnsi="Times New Roman" w:cs="Times New Roman"/>
-        </w:rPr>
-        <w:t>A</w:t>
-      </w:r>
-      <w:r>
-        <w:rPr>
-          <w:rFonts w:ascii="Times New Roman" w:hAnsi="Times New Roman" w:cs="Times New Roman"/>
-        </w:rPr>
-        <w:t xml:space="preserve">, </w:t>
-      </w:r>
-      <w:r>
-        <w:rPr>
-          <w:rFonts w:ascii="Times New Roman" w:hAnsi="Times New Roman" w:cs="Times New Roman"/>
-        </w:rPr>
-        <w:t>C</w:t>
-      </w:r>
-      <w:r>
-        <w:rPr>
-          <w:rFonts w:ascii="Times New Roman" w:hAnsi="Times New Roman" w:cs="Times New Roman"/>
-        </w:rPr>
-        <w:t xml:space="preserve">, </w:t>
-      </w:r>
-      <w:r>
-        <w:rPr>
-          <w:rFonts w:ascii="Times New Roman" w:hAnsi="Times New Roman" w:cs="Times New Roman"/>
-        </w:rPr>
-        <w:t>E</w:t>
-      </w:r>
-    </w:p>
-    <w:p>
-      <w:pPr>
-        <w:pStyle w:val="Paragraphedeliste"/>
-        <w:numPr>
-          <w:ilvl w:val="0"/>
-          <w:numId w:val="41"/>
-        </w:numPr>
-        <w:rPr>
-          <w:rFonts w:ascii="Times New Roman" w:hAnsi="Times New Roman" w:cs="Times New Roman"/>
-        </w:rPr>
-      </w:pPr>
-      <w:r>
-        <w:rPr>
-          <w:rFonts w:ascii="Times New Roman" w:hAnsi="Times New Roman" w:cs="Times New Roman"/>
-        </w:rPr>
-        <w:t>B</w:t>
-      </w:r>
-      <w:r>
-        <w:rPr>
-          <w:rFonts w:ascii="Times New Roman" w:hAnsi="Times New Roman" w:cs="Times New Roman"/>
-        </w:rPr>
-        <w:t xml:space="preserve">, </w:t>
-      </w:r>
-      <w:r>
-        <w:rPr>
-          <w:rFonts w:ascii="Times New Roman" w:hAnsi="Times New Roman" w:cs="Times New Roman"/>
-        </w:rPr>
-        <w:t>D</w:t>
-      </w:r>
-      <w:r>
-        <w:rPr>
-          <w:rFonts w:ascii="Times New Roman" w:hAnsi="Times New Roman" w:cs="Times New Roman"/>
-        </w:rPr>
-        <w:t xml:space="preserve">, </w:t>
-      </w:r>
-      <w:r>
-        <w:rPr>
-          <w:rFonts w:ascii="Times New Roman" w:hAnsi="Times New Roman" w:cs="Times New Roman"/>
-        </w:rPr>
-        <w:t>E</w:t>
-      </w:r>
-    </w:p>
-    <w:p>
-      <w:pPr>
-        <w:pStyle w:val="Paragraphedeliste"/>
-        <w:numPr>
-          <w:ilvl w:val="0"/>
-          <w:numId w:val="41"/>
-        </w:numPr>
-        <w:rPr>
-          <w:rFonts w:ascii="Times New Roman" w:hAnsi="Times New Roman" w:cs="Times New Roman"/>
-        </w:rPr>
-      </w:pPr>
-      <w:r>
-        <w:rPr>
-          <w:rFonts w:ascii="Times New Roman" w:hAnsi="Times New Roman" w:cs="Times New Roman"/>
-        </w:rPr>
-        <w:t>B, C, D, E</w:t>
-      </w:r>
-    </w:p>
-    <w:p>
-      <w:pPr>
-        <w:pStyle w:val="Paragraphedeliste"/>
-        <w:numPr>
-          <w:ilvl w:val="0"/>
-          <w:numId w:val="41"/>
-        </w:numPr>
-        <w:rPr>
-          <w:rFonts w:ascii="Times New Roman" w:hAnsi="Times New Roman" w:cs="Times New Roman"/>
-        </w:rPr>
-      </w:pPr>
-      <w:r>
-        <w:rPr>
-          <w:rFonts w:ascii="Times New Roman" w:hAnsi="Times New Roman" w:cs="Times New Roman"/>
-        </w:rPr>
-        <w:t>A</w:t>
-      </w:r>
-      <w:r>
-        <w:rPr>
-          <w:rFonts w:ascii="Times New Roman" w:hAnsi="Times New Roman" w:cs="Times New Roman"/>
-        </w:rPr>
-        <w:t xml:space="preserve">, </w:t>
-      </w:r>
-      <w:r>
-        <w:rPr>
-          <w:rFonts w:ascii="Times New Roman" w:hAnsi="Times New Roman" w:cs="Times New Roman"/>
-        </w:rPr>
-        <w:t>B</w:t>
-      </w:r>
-      <w:r>
-        <w:rPr>
-          <w:rFonts w:ascii="Times New Roman" w:hAnsi="Times New Roman" w:cs="Times New Roman"/>
-        </w:rPr>
-        <w:t xml:space="preserve">, </w:t>
-      </w:r>
-      <w:r>
-        <w:rPr>
-          <w:rFonts w:ascii="Times New Roman" w:hAnsi="Times New Roman" w:cs="Times New Roman"/>
-        </w:rPr>
-        <w:t>D</w:t>
-      </w:r>
-    </w:p>
-    <w:p>
-      <w:pPr>
-        <w:pStyle w:val="Paragraphedeliste"/>
-        <w:numPr>
-          <w:ilvl w:val="0"/>
-          <w:numId w:val="41"/>
-        </w:numPr>
-        <w:rPr>
-          <w:rFonts w:ascii="Times New Roman" w:hAnsi="Times New Roman" w:cs="Times New Roman"/>
-        </w:rPr>
-      </w:pPr>
-      <w:r>
-        <w:rPr>
-          <w:rFonts w:ascii="Times New Roman" w:hAnsi="Times New Roman" w:cs="Times New Roman"/>
-        </w:rPr>
-        <w:t>A, E</w:t>
-      </w:r>
-    </w:p>
-    <w:p>
-      <w:pPr>
-        <w:pStyle w:val="Paragraphedeliste"/>
-        <w:numPr>
-          <w:ilvl w:val="0"/>
-          <w:numId w:val="41"/>
-        </w:numPr>
-        <w:rPr>
-          <w:rFonts w:ascii="Times New Roman" w:hAnsi="Times New Roman" w:cs="Times New Roman"/>
-        </w:rPr>
-      </w:pPr>
-      <w:r>
-        <w:rPr>
-          <w:rFonts w:ascii="Times New Roman" w:hAnsi="Times New Roman" w:cs="Times New Roman"/>
-        </w:rPr>
-        <w:t>A</w:t>
-      </w:r>
-      <w:r>
-        <w:rPr>
-          <w:rFonts w:ascii="Times New Roman" w:hAnsi="Times New Roman" w:cs="Times New Roman"/>
-        </w:rPr>
-        <w:t xml:space="preserve">, </w:t>
-      </w:r>
-      <w:r>
-        <w:rPr>
-          <w:rFonts w:ascii="Times New Roman" w:hAnsi="Times New Roman" w:cs="Times New Roman"/>
-        </w:rPr>
-        <w:t>B</w:t>
-      </w:r>
-      <w:r>
-        <w:rPr>
-          <w:rFonts w:ascii="Times New Roman" w:hAnsi="Times New Roman" w:cs="Times New Roman"/>
-        </w:rPr>
-        <w:t xml:space="preserve">, </w:t>
-      </w:r>
-      <w:r>
-        <w:rPr>
-          <w:rFonts w:ascii="Times New Roman" w:hAnsi="Times New Roman" w:cs="Times New Roman"/>
-        </w:rPr>
-        <w:t>C</w:t>
-      </w:r>
-    </w:p>
-    <w:p>
-      <w:pPr>
-        <w:pStyle w:val="Paragraphedeliste"/>
-        <w:numPr>
-          <w:ilvl w:val="0"/>
-          <w:numId w:val="41"/>
-        </w:numPr>
-        <w:rPr>
-          <w:rFonts w:ascii="Times New Roman" w:hAnsi="Times New Roman" w:cs="Times New Roman"/>
-        </w:rPr>
-      </w:pPr>
-      <w:r>
-        <w:rPr>
-          <w:rFonts w:ascii="Times New Roman" w:hAnsi="Times New Roman" w:cs="Times New Roman"/>
-        </w:rPr>
-        <w:t>A</w:t>
-      </w:r>
-      <w:r>
-        <w:rPr>
-          <w:rFonts w:ascii="Times New Roman" w:hAnsi="Times New Roman" w:cs="Times New Roman"/>
-        </w:rPr>
-        <w:t xml:space="preserve">, </w:t>
-      </w:r>
-      <w:r>
-        <w:rPr>
-          <w:rFonts w:ascii="Times New Roman" w:hAnsi="Times New Roman" w:cs="Times New Roman"/>
-        </w:rPr>
-        <w:t>B</w:t>
-      </w:r>
-      <w:r>
-        <w:rPr>
-          <w:rFonts w:ascii="Times New Roman" w:hAnsi="Times New Roman" w:cs="Times New Roman"/>
-        </w:rPr>
-        <w:t xml:space="preserve">, </w:t>
-      </w:r>
-      <w:r>
-        <w:rPr>
-          <w:rFonts w:ascii="Times New Roman" w:hAnsi="Times New Roman" w:cs="Times New Roman"/>
-        </w:rPr>
-        <w:t>C</w:t>
-      </w:r>
-      <w:r>
-        <w:rPr>
-          <w:rFonts w:ascii="Times New Roman" w:hAnsi="Times New Roman" w:cs="Times New Roman"/>
-        </w:rPr>
-        <w:t xml:space="preserve">, </w:t>
-      </w:r>
-      <w:r>
-        <w:rPr>
-          <w:rFonts w:ascii="Times New Roman" w:hAnsi="Times New Roman" w:cs="Times New Roman"/>
-        </w:rPr>
-        <w:t>D</w:t>
-      </w:r>
-    </w:p>
-    <w:p>
-      <w:pPr>
-        <w:pStyle w:val="Paragraphedeliste"/>
-        <w:numPr>
-          <w:ilvl w:val="0"/>
-          <w:numId w:val="41"/>
-        </w:numPr>
-        <w:rPr>
-          <w:rFonts w:ascii="Times New Roman" w:hAnsi="Times New Roman" w:cs="Times New Roman"/>
-        </w:rPr>
-      </w:pPr>
-      <w:r>
-        <w:rPr>
-          <w:rFonts w:ascii="Times New Roman" w:hAnsi="Times New Roman" w:cs="Times New Roman"/>
-        </w:rPr>
-        <w:t>A</w:t>
-      </w:r>
-      <w:r>
-        <w:rPr>
-          <w:rFonts w:ascii="Times New Roman" w:hAnsi="Times New Roman" w:cs="Times New Roman"/>
-        </w:rPr>
-        <w:t xml:space="preserve">, </w:t>
-      </w:r>
-      <w:r>
-        <w:rPr>
-          <w:rFonts w:ascii="Times New Roman" w:hAnsi="Times New Roman" w:cs="Times New Roman"/>
-        </w:rPr>
-        <w:t>B</w:t>
-      </w:r>
-      <w:r>
-        <w:rPr>
-          <w:rFonts w:ascii="Times New Roman" w:hAnsi="Times New Roman" w:cs="Times New Roman"/>
-        </w:rPr>
-        <w:t xml:space="preserve">, </w:t>
-      </w:r>
-      <w:r>
-        <w:rPr>
-          <w:rFonts w:ascii="Times New Roman" w:hAnsi="Times New Roman" w:cs="Times New Roman"/>
-        </w:rPr>
-        <w:t>C</w:t>
-      </w:r>
-      <w:r>
-        <w:rPr>
-          <w:rFonts w:ascii="Times New Roman" w:hAnsi="Times New Roman" w:cs="Times New Roman"/>
-        </w:rPr>
-        <w:t xml:space="preserve">, </w:t>
-      </w:r>
-      <w:r>
-        <w:rPr>
-          <w:rFonts w:ascii="Times New Roman" w:hAnsi="Times New Roman" w:cs="Times New Roman"/>
-        </w:rPr>
-        <w:t>D</w:t>
-      </w:r>
-    </w:p>
-    <w:p>
-      <w:pPr>
-        <w:pStyle w:val="Paragraphedeliste"/>
-        <w:numPr>
-          <w:ilvl w:val="0"/>
-          <w:numId w:val="41"/>
-        </w:numPr>
-        <w:rPr>
-          <w:rFonts w:ascii="Times New Roman" w:hAnsi="Times New Roman" w:cs="Times New Roman"/>
-        </w:rPr>
-      </w:pPr>
-      <w:r>
-        <w:rPr>
-          <w:rFonts w:ascii="Times New Roman" w:hAnsi="Times New Roman" w:cs="Times New Roman"/>
-        </w:rPr>
-        <w:t>A</w:t>
-      </w:r>
-      <w:r>
-        <w:rPr>
-          <w:rFonts w:ascii="Times New Roman" w:hAnsi="Times New Roman" w:cs="Times New Roman"/>
-        </w:rPr>
-        <w:t xml:space="preserve">, </w:t>
-      </w:r>
-      <w:r>
-        <w:rPr>
-          <w:rFonts w:ascii="Times New Roman" w:hAnsi="Times New Roman" w:cs="Times New Roman"/>
-        </w:rPr>
-        <w:t>B</w:t>
-      </w:r>
-      <w:r>
-        <w:rPr>
-          <w:rFonts w:ascii="Times New Roman" w:hAnsi="Times New Roman" w:cs="Times New Roman"/>
-        </w:rPr>
-        <w:t xml:space="preserve">, </w:t>
-      </w:r>
-      <w:r>
-        <w:rPr>
-          <w:rFonts w:ascii="Times New Roman" w:hAnsi="Times New Roman" w:cs="Times New Roman"/>
-        </w:rPr>
-        <w:t>C</w:t>
-      </w:r>
-    </w:p>
-    <w:p>
-      <w:pPr>
-        <w:pStyle w:val="Paragraphedeliste"/>
-        <w:rPr>
-          <w:rFonts w:ascii="Times New Roman" w:hAnsi="Times New Roman" w:cs="Times New Roman"/>
-        </w:rPr>
-      </w:pPr>
+      <w:proofErr w:type="gramStart"/>
+      <w:r>
+        <w:rPr>
+          <w:rFonts w:ascii="Times New Roman" w:hAnsi="Times New Roman" w:cs="Times New Roman"/>
+          <w:sz w:val="24"/>
+          <w:szCs w:val="24"/>
+        </w:rPr>
+        <w:t>[ ]</w:t>
+      </w:r>
+      <w:proofErr w:type="gramEnd"/>
+      <w:r>
+        <w:rPr>
+          <w:rFonts w:ascii="Times New Roman" w:hAnsi="Times New Roman" w:cs="Times New Roman"/>
+          <w:sz w:val="24"/>
+          <w:szCs w:val="24"/>
+        </w:rPr>
+        <w:t xml:space="preserve"> </w:t>
+      </w:r>
+      <w:r>
+        <w:rPr>
+          <w:rFonts w:ascii="Times New Roman" w:hAnsi="Times New Roman" w:cs="Times New Roman"/>
+          <w:sz w:val="24"/>
+          <w:szCs w:val="24"/>
+        </w:rPr>
+        <w:t>Ultraviolet phototherap</w:t>
+      </w:r>
+      <w:r>
+        <w:rPr>
+          <w:rFonts w:ascii="Times New Roman" w:hAnsi="Times New Roman" w:cs="Times New Roman"/>
+          <w:sz w:val="24"/>
+          <w:szCs w:val="24"/>
+        </w:rPr>
+        <w:t>y</w:t>
+      </w:r>
     </w:p>
     <w:p>
       <w:pPr>
@@ -7381,6 +9263,36 @@
     </w:p>
   </w:endnote>
 </w:endnotes>
+</file>
+
+<file path=word/footer1.xml><?xml version="1.0" encoding="utf-8"?>
+<w:ftr xmlns:wpc="http://schemas.microsoft.com/office/word/2010/wordprocessingCanvas" xmlns:cx="http://schemas.microsoft.com/office/drawing/2014/chartex" xmlns:cx1="http://schemas.microsoft.com/office/drawing/2015/9/8/chartex" xmlns:cx2="http://schemas.microsoft.com/office/drawing/2015/10/21/chartex" xmlns:cx3="http://schemas.microsoft.com/office/drawing/2016/5/9/chartex" xmlns:cx4="http://schemas.microsoft.com/office/drawing/2016/5/10/chartex" xmlns:cx5="http://schemas.microsoft.com/office/drawing/2016/5/11/chartex" xmlns:cx6="http://schemas.microsoft.com/office/drawing/2016/5/12/chartex" xmlns:cx7="http://schemas.microsoft.com/office/drawing/2016/5/13/chartex" xmlns:cx8="http://schemas.microsoft.com/office/drawing/2016/5/14/chartex" xmlns:mc="http://schemas.openxmlformats.org/markup-compatibility/2006" xmlns:aink="http://schemas.microsoft.com/office/drawing/2016/ink" xmlns:am3d="http://schemas.microsoft.com/office/drawing/2017/model3d" xmlns:o="urn:schemas-microsoft-com:office:office" xmlns:oel="http://schemas.microsoft.com/office/2019/extlst" xmlns:r="http://schemas.openxmlformats.org/officeDocument/2006/relationships" xmlns:m="http://schemas.openxmlformats.org/officeDocument/2006/math" xmlns:v="urn:schemas-microsoft-com:vml" xmlns:wp14="http://schemas.microsoft.com/office/word/2010/wordprocessingDrawing" xmlns:wp="http://schemas.openxmlformats.org/drawingml/2006/wordprocessingDrawing" xmlns:w10="urn:schemas-microsoft-com:office:word" xmlns:w="http://schemas.openxmlformats.org/wordprocessingml/2006/main" xmlns:w14="http://schemas.microsoft.com/office/word/2010/wordml" xmlns:w15="http://schemas.microsoft.com/office/word/2012/wordml" xmlns:w16cex="http://schemas.microsoft.com/office/word/2018/wordml/cex" xmlns:w16cid="http://schemas.microsoft.com/office/word/2016/wordml/cid" xmlns:w16="http://schemas.microsoft.com/office/word/2018/wordml" xmlns:w16du="http://schemas.microsoft.com/office/word/2023/wordml/word16du" xmlns:w16sdtdh="http://schemas.microsoft.com/office/word/2020/wordml/sdtdatahash" xmlns:w16sdtfl="http://schemas.microsoft.com/office/word/2024/wordml/sdtformatlock" xmlns:w16se="http://schemas.microsoft.com/office/word/2015/wordml/symex" xmlns:wpg="http://schemas.microsoft.com/office/word/2010/wordprocessingGroup" xmlns:wpi="http://schemas.microsoft.com/office/word/2010/wordprocessingInk" xmlns:wne="http://schemas.microsoft.com/office/word/2006/wordml" xmlns:wps="http://schemas.microsoft.com/office/word/2010/wordprocessingShape" mc:Ignorable="w14 w15 w16se w16cid w16 w16cex w16sdtdh w16sdtfl w16du wp14">
+  <w:p>
+    <w:pPr>
+      <w:pStyle w:val="Pieddepage"/>
+    </w:pPr>
+  </w:p>
+</w:ftr>
+</file>
+
+<file path=word/footer2.xml><?xml version="1.0" encoding="utf-8"?>
+<w:ftr xmlns:wpc="http://schemas.microsoft.com/office/word/2010/wordprocessingCanvas" xmlns:cx="http://schemas.microsoft.com/office/drawing/2014/chartex" xmlns:cx1="http://schemas.microsoft.com/office/drawing/2015/9/8/chartex" xmlns:cx2="http://schemas.microsoft.com/office/drawing/2015/10/21/chartex" xmlns:cx3="http://schemas.microsoft.com/office/drawing/2016/5/9/chartex" xmlns:cx4="http://schemas.microsoft.com/office/drawing/2016/5/10/chartex" xmlns:cx5="http://schemas.microsoft.com/office/drawing/2016/5/11/chartex" xmlns:cx6="http://schemas.microsoft.com/office/drawing/2016/5/12/chartex" xmlns:cx7="http://schemas.microsoft.com/office/drawing/2016/5/13/chartex" xmlns:cx8="http://schemas.microsoft.com/office/drawing/2016/5/14/chartex" xmlns:mc="http://schemas.openxmlformats.org/markup-compatibility/2006" xmlns:aink="http://schemas.microsoft.com/office/drawing/2016/ink" xmlns:am3d="http://schemas.microsoft.com/office/drawing/2017/model3d" xmlns:o="urn:schemas-microsoft-com:office:office" xmlns:oel="http://schemas.microsoft.com/office/2019/extlst" xmlns:r="http://schemas.openxmlformats.org/officeDocument/2006/relationships" xmlns:m="http://schemas.openxmlformats.org/officeDocument/2006/math" xmlns:v="urn:schemas-microsoft-com:vml" xmlns:wp14="http://schemas.microsoft.com/office/word/2010/wordprocessingDrawing" xmlns:wp="http://schemas.openxmlformats.org/drawingml/2006/wordprocessingDrawing" xmlns:w10="urn:schemas-microsoft-com:office:word" xmlns:w="http://schemas.openxmlformats.org/wordprocessingml/2006/main" xmlns:w14="http://schemas.microsoft.com/office/word/2010/wordml" xmlns:w15="http://schemas.microsoft.com/office/word/2012/wordml" xmlns:w16cex="http://schemas.microsoft.com/office/word/2018/wordml/cex" xmlns:w16cid="http://schemas.microsoft.com/office/word/2016/wordml/cid" xmlns:w16="http://schemas.microsoft.com/office/word/2018/wordml" xmlns:w16du="http://schemas.microsoft.com/office/word/2023/wordml/word16du" xmlns:w16sdtdh="http://schemas.microsoft.com/office/word/2020/wordml/sdtdatahash" xmlns:w16sdtfl="http://schemas.microsoft.com/office/word/2024/wordml/sdtformatlock" xmlns:w16se="http://schemas.microsoft.com/office/word/2015/wordml/symex" xmlns:wpg="http://schemas.microsoft.com/office/word/2010/wordprocessingGroup" xmlns:wpi="http://schemas.microsoft.com/office/word/2010/wordprocessingInk" xmlns:wne="http://schemas.microsoft.com/office/word/2006/wordml" xmlns:wps="http://schemas.microsoft.com/office/word/2010/wordprocessingShape" mc:Ignorable="w14 w15 w16se w16cid w16 w16cex w16sdtdh w16sdtfl w16du wp14">
+  <w:p>
+    <w:pPr>
+      <w:pStyle w:val="Pieddepage"/>
+    </w:pPr>
+  </w:p>
+</w:ftr>
+</file>
+
+<file path=word/footer3.xml><?xml version="1.0" encoding="utf-8"?>
+<w:ftr xmlns:wpc="http://schemas.microsoft.com/office/word/2010/wordprocessingCanvas" xmlns:cx="http://schemas.microsoft.com/office/drawing/2014/chartex" xmlns:cx1="http://schemas.microsoft.com/office/drawing/2015/9/8/chartex" xmlns:cx2="http://schemas.microsoft.com/office/drawing/2015/10/21/chartex" xmlns:cx3="http://schemas.microsoft.com/office/drawing/2016/5/9/chartex" xmlns:cx4="http://schemas.microsoft.com/office/drawing/2016/5/10/chartex" xmlns:cx5="http://schemas.microsoft.com/office/drawing/2016/5/11/chartex" xmlns:cx6="http://schemas.microsoft.com/office/drawing/2016/5/12/chartex" xmlns:cx7="http://schemas.microsoft.com/office/drawing/2016/5/13/chartex" xmlns:cx8="http://schemas.microsoft.com/office/drawing/2016/5/14/chartex" xmlns:mc="http://schemas.openxmlformats.org/markup-compatibility/2006" xmlns:aink="http://schemas.microsoft.com/office/drawing/2016/ink" xmlns:am3d="http://schemas.microsoft.com/office/drawing/2017/model3d" xmlns:o="urn:schemas-microsoft-com:office:office" xmlns:oel="http://schemas.microsoft.com/office/2019/extlst" xmlns:r="http://schemas.openxmlformats.org/officeDocument/2006/relationships" xmlns:m="http://schemas.openxmlformats.org/officeDocument/2006/math" xmlns:v="urn:schemas-microsoft-com:vml" xmlns:wp14="http://schemas.microsoft.com/office/word/2010/wordprocessingDrawing" xmlns:wp="http://schemas.openxmlformats.org/drawingml/2006/wordprocessingDrawing" xmlns:w10="urn:schemas-microsoft-com:office:word" xmlns:w="http://schemas.openxmlformats.org/wordprocessingml/2006/main" xmlns:w14="http://schemas.microsoft.com/office/word/2010/wordml" xmlns:w15="http://schemas.microsoft.com/office/word/2012/wordml" xmlns:w16cex="http://schemas.microsoft.com/office/word/2018/wordml/cex" xmlns:w16cid="http://schemas.microsoft.com/office/word/2016/wordml/cid" xmlns:w16="http://schemas.microsoft.com/office/word/2018/wordml" xmlns:w16du="http://schemas.microsoft.com/office/word/2023/wordml/word16du" xmlns:w16sdtdh="http://schemas.microsoft.com/office/word/2020/wordml/sdtdatahash" xmlns:w16sdtfl="http://schemas.microsoft.com/office/word/2024/wordml/sdtformatlock" xmlns:w16se="http://schemas.microsoft.com/office/word/2015/wordml/symex" xmlns:wpg="http://schemas.microsoft.com/office/word/2010/wordprocessingGroup" xmlns:wpi="http://schemas.microsoft.com/office/word/2010/wordprocessingInk" xmlns:wne="http://schemas.microsoft.com/office/word/2006/wordml" xmlns:wps="http://schemas.microsoft.com/office/word/2010/wordprocessingShape" mc:Ignorable="w14 w15 w16se w16cid w16 w16cex w16sdtdh w16sdtfl w16du wp14">
+  <w:p>
+    <w:pPr>
+      <w:pStyle w:val="Pieddepage"/>
+    </w:pPr>
+  </w:p>
+</w:ftr>
 </file>
 
 <file path=word/footnotes.xml><?xml version="1.0" encoding="utf-8"?>
@@ -11503,7 +13415,6 @@
   <w:style w:type="character" w:default="1" w:styleId="Policepardfaut">
     <w:name w:val="Default Paragraph Font"/>
     <w:uiPriority w:val="1"/>
-    <w:semiHidden/>
     <w:unhideWhenUsed/>
   </w:style>
   <w:style w:type="table" w:default="1" w:styleId="TableauNormal">
@@ -11574,6 +13485,34 @@
       <w:color w:val="000000"/>
       <w:sz w:val="24"/>
       <w:szCs w:val="24"/>
+      <w:lang w:val="en-US" w:eastAsia="en-US"/>
+    </w:rPr>
+  </w:style>
+  <w:style w:type="paragraph" w:styleId="Pieddepage">
+    <w:name w:val="footer"/>
+    <w:basedOn w:val="Normal"/>
+    <w:link w:val="PieddepageCar"/>
+    <w:uiPriority w:val="99"/>
+    <w:unhideWhenUsed/>
+    <w:rsid w:val="007132ED"/>
+    <w:pPr>
+      <w:tabs>
+        <w:tab w:val="center" w:pos="4536"/>
+        <w:tab w:val="right" w:pos="9072"/>
+      </w:tabs>
+      <w:spacing w:after="0" w:line="240" w:lineRule="auto"/>
+    </w:pPr>
+  </w:style>
+  <w:style w:type="character" w:customStyle="1" w:styleId="PieddepageCar">
+    <w:name w:val="Pied de page Car"/>
+    <w:basedOn w:val="Policepardfaut"/>
+    <w:link w:val="Pieddepage"/>
+    <w:uiPriority w:val="99"/>
+    <w:rsid w:val="007132ED"/>
+    <w:rPr>
+      <w:rFonts w:asciiTheme="minorHAnsi" w:eastAsiaTheme="minorHAnsi" w:hAnsiTheme="minorHAnsi" w:cstheme="minorBidi"/>
+      <w:sz w:val="22"/>
+      <w:szCs w:val="22"/>
       <w:lang w:val="en-US" w:eastAsia="en-US"/>
     </w:rPr>
   </w:style>
@@ -11861,4 +13800,10 @@
   <a:objectDefaults/>
   <a:extraClrSchemeLst/>
 </a:theme>
+</file>
+
+<file path=docMetadata/LabelInfo.xml><?xml version="1.0" encoding="utf-8"?>
+<clbl:labelList xmlns:clbl="http://schemas.microsoft.com/office/2020/mipLabelMetadata">
+  <clbl:label id="{43c1c031-4620-46ba-8d17-94284d681a00}" enabled="1" method="Standard" siteId="{601e50db-f61c-4594-8e2e-260c58d3cfa1}" contentBits="2" removed="0"/>
+</clbl:labelList>
 </file>